--- a/waste-oil-balkans/dist/06_Voprosy_kitayskomu_partneru.docx
+++ b/waste-oil-balkans/dist/06_Voprosy_kitayskomu_partneru.docx
@@ -14,7 +14,7 @@
           <w:sz w:val="34"/>
           <w:szCs w:val="34"/>
         </w:rPr>
-        <w:t xml:space="preserve">ВОПРОСЫ КИТАЙСКОМУ ПАРТНЁРУ / 致中国合作伙伴的问题清单</w:t>
+        <w:t xml:space="preserve">ВОПРОСЫ КИТАЙСКОМУ ПАРТНЁРУ / 致中国合作伙伴的问题</w:t>
       </w:r>
     </w:p>
     <w:p>
@@ -29,37 +29,7 @@
           <w:sz w:val="22"/>
           <w:szCs w:val="22"/>
         </w:rPr>
-        <w:t xml:space="preserve">Данные, необходимые для расчёта экономики проекта завода регенерации отработанных масел в базовое масло API Group II · Опросный лист для заполнения поставщиком оборудования / технологии</w:t>
-      </w:r>
-    </w:p>
-    <w:p>
-      <w:pPr>
-        <w:spacing w:after="120" w:line="276"/>
-        <w:jc w:val="both"/>
-      </w:pPr>
-      <w:r>
-        <w:rPr>
-          <w:b/>
-          <w:bCs/>
-        </w:rPr>
-        <w:t xml:space="preserve">Назначение (RU).</w:t>
-      </w:r>
-      <w:r>
-        <w:t xml:space="preserve"> Ниже — перечень вопросов к китайскому производителю оборудования и потенциальному партнёру по технологии. Ответы нужны, чтобы заменить наши оценочные допущения на реальные цифры и построить финансовую модель (выручка, CAPEX, OPEX, окупаемость). Просьба заполнять колонку «Ответ / 答复».</w:t>
-      </w:r>
-    </w:p>
-    <w:p>
-      <w:pPr>
-        <w:spacing w:after="120" w:line="276"/>
-        <w:jc w:val="both"/>
-      </w:pPr>
-      <w:r>
-        <w:rPr>
-          <w:color w:val="444444"/>
-          <w:sz w:val="20"/>
-          <w:szCs w:val="20"/>
-        </w:rPr>
-        <w:t xml:space="preserve">目的（中文）：以下为面向中国设备制造商/技术合作伙伴的问题清单。我们需要这些答复，以将估算假设替换为真实数据，从而建立财务模型（收入、投资、运营成本、回收期）。请在“答复”栏填写。</w:t>
+        <w:t xml:space="preserve">Партнёр — владелец завода в Цзинане (масла, антифризы, присадки) и держатель технологии регенерации отработанного масла в базовое масло API Group II · Опросный лист для расчёта экономики проекта</w:t>
       </w:r>
     </w:p>
     <w:p>
@@ -76,10 +46,84 @@
           <w:b/>
           <w:bCs/>
         </w:rPr>
-        <w:t xml:space="preserve">Критический минимум для расчёта экономики (если ответить только на это): / 计算经济性的最低必需项：</w:t>
+        <w:t xml:space="preserve">Как мы понимаем роль партнёра (просьба подтвердить/поправить). / 我方对合作伙伴角色的理解（请确认/更正）：</w:t>
       </w:r>
       <w:r>
-        <w:t xml:space="preserve"> A1 (выход), A2–A3 (класс Group II и нужен ли гидроблок), B1 (цена оборудования 10/20/30к), B6 (CE/ATEX/PED), C1–C3 (энергия и адсорбент), C8 (штат), C9 (ТОиР), D3 (референс-заводы). Остальное уточняет модель.</w:t>
+        <w:t xml:space="preserve"> партнёр рассматривается НЕ как продавец оборудования, а как </w:t>
+      </w:r>
+      <w:r>
+        <w:rPr>
+          <w:b/>
+          <w:bCs/>
+        </w:rPr>
+        <w:t xml:space="preserve">владелец действующего завода в Цзинане + держатель технологии регенерации</w:t>
+      </w:r>
+      <w:r>
+        <w:t xml:space="preserve">, то есть потенциальный </w:t>
+      </w:r>
+      <w:r>
+        <w:rPr>
+          <w:b/>
+          <w:bCs/>
+        </w:rPr>
+        <w:t xml:space="preserve">технологический лицензиар, со-инвестор и покупатель/переработчик продукции (офтейкер)</w:t>
+      </w:r>
+      <w:r>
+        <w:t xml:space="preserve">. Ключевое преимущество: у партнёра </w:t>
+      </w:r>
+      <w:r>
+        <w:rPr>
+          <w:b/>
+          <w:bCs/>
+        </w:rPr>
+        <w:t xml:space="preserve">уже работает такой завод</w:t>
+      </w:r>
+      <w:r>
+        <w:t xml:space="preserve">, поэтому нам нужны его </w:t>
+      </w:r>
+      <w:r>
+        <w:rPr>
+          <w:b/>
+          <w:bCs/>
+        </w:rPr>
+        <w:t xml:space="preserve">реальные эксплуатационные цифры</w:t>
+      </w:r>
+      <w:r>
+        <w:t xml:space="preserve">, а не оценки поставщика. «JingJin» — отдельный производитель оборудования (фильтр-прессы), а не сам партнёр. Если понимание неверно — поправьте, скорректируем вопросы.</w:t>
+      </w:r>
+    </w:p>
+    <w:p>
+      <w:pPr>
+        <w:spacing w:after="120" w:line="276"/>
+        <w:jc w:val="both"/>
+      </w:pPr>
+      <w:r>
+        <w:rPr>
+          <w:color w:val="444444"/>
+          <w:sz w:val="20"/>
+          <w:szCs w:val="20"/>
+        </w:rPr>
+        <w:t xml:space="preserve">目的：将估算假设替换为合作伙伴现有工厂的真实数据，以建立财务模型（收入、投资、运营成本、回收期）。请在“答复”栏填写，并注明每个数字是“实测/保证/估算”。</w:t>
+      </w:r>
+    </w:p>
+    <w:p>
+      <w:pPr>
+        <w:pBdr>
+          <w:left w:val="single" w:color="C00000" w:sz="18" w:space="12"/>
+        </w:pBdr>
+        <w:shd w:fill="FBE9E7" w:val="clear"/>
+        <w:spacing w:after="120" w:before="120" w:line="276"/>
+        <w:jc w:val="both"/>
+      </w:pPr>
+      <w:r>
+        <w:rPr>
+          <w:b/>
+          <w:bCs/>
+        </w:rPr>
+        <w:t xml:space="preserve">Критический минимум (если отвечать только на это): / 最低必需项：</w:t>
+      </w:r>
+      <w:r>
+        <w:t xml:space="preserve"> 0.2 (форма сотрудничества), 1.5–1.6 (гарантия Group II и нужен ли гидроблок), 2.2–2.5 (РЕАЛЬНЫЕ выход/энергия/расходники/штат вашего завода), 3.1–3.2 (поставляете ли оборудование и цена), 4.1 (кто закрывает разрыв до норм ЕС), 5.1 (офтейк базового масла).</w:t>
       </w:r>
     </w:p>
     <w:p>
@@ -88,7 +132,7 @@
         <w:spacing w:after="120" w:before="260"/>
       </w:pPr>
       <w:r>
-        <w:t xml:space="preserve">A. Продукт: выход и качество (→ ВЫРУЧКА) / 产品：收率与质量</w:t>
+        <w:t xml:space="preserve">0. Роль партнёра и структура сотрудничества (→ вся сделка)</w:t>
       </w:r>
     </w:p>
     <w:tbl>
@@ -236,7 +280,7 @@
               <w:jc w:val="left"/>
             </w:pPr>
             <w:r>
-              <w:t xml:space="preserve">A1</w:t>
+              <w:t xml:space="preserve">0.1</w:t>
             </w:r>
           </w:p>
         </w:tc>
@@ -256,7 +300,7 @@
               <w:spacing w:after="20" w:line="252"/>
             </w:pPr>
             <w:r>
-              <w:t xml:space="preserve">Гарантированный выход товарного базового масла (% масс. от сырья) и на каком эталонном сырье?</w:t>
+              <w:t xml:space="preserve">Что именно вы вносите в проект: технологию, оборудование, инвестиции, сбыт продукции? В какой комбинации?</w:t>
             </w:r>
           </w:p>
           <w:p>
@@ -269,7 +313,7 @@
                 <w:sz w:val="18"/>
                 <w:szCs w:val="18"/>
               </w:rPr>
-              <w:t xml:space="preserve">保证的成品基础油收率（占原料质量%）？基于何种基准原料？</w:t>
+              <w:t xml:space="preserve">您为项目具体投入什么：技术、设备、资金、销售？以何种组合？</w:t>
             </w:r>
           </w:p>
         </w:tc>
@@ -290,7 +334,7 @@
               <w:jc w:val="left"/>
             </w:pPr>
             <w:r>
-              <w:t xml:space="preserve">Главный драйвер выручки</w:t>
+              <w:t xml:space="preserve">Определяет всю модель сделки</w:t>
             </w:r>
           </w:p>
         </w:tc>
@@ -331,7 +375,7 @@
               <w:jc w:val="left"/>
             </w:pPr>
             <w:r>
-              <w:t xml:space="preserve">A2</w:t>
+              <w:t xml:space="preserve">0.2</w:t>
             </w:r>
           </w:p>
         </w:tc>
@@ -351,7 +395,7 @@
               <w:spacing w:after="20" w:line="252"/>
             </w:pPr>
             <w:r>
-              <w:t xml:space="preserve">Какой класс продукта гарантируется — API Group II (S&lt;0,03%, насыщенные &gt;90%, VI 80–120) или Group I/I+? На каком сырье?</w:t>
+              <w:t xml:space="preserve">Предпочтительная форма участия: лицензия на технологию / совместное предприятие (доля) / EPC «под ключ» / поставка оборудования?</w:t>
             </w:r>
           </w:p>
           <w:p>
@@ -364,7 +408,7 @@
                 <w:sz w:val="18"/>
                 <w:szCs w:val="18"/>
               </w:rPr>
-              <w:t xml:space="preserve">保证的产品等级——API II类（硫&lt;0.03%，饱和烃&gt;90%，粘度指数80–120）还是I类/I+类？基于何种原料？</w:t>
+              <w:t xml:space="preserve">首选合作形式：技术许可/合资（股比）/ EPC总包/设备供货？</w:t>
             </w:r>
           </w:p>
         </w:tc>
@@ -385,7 +429,7 @@
               <w:jc w:val="left"/>
             </w:pPr>
             <w:r>
-              <w:t xml:space="preserve">Цена продукта</w:t>
+              <w:t xml:space="preserve">Структура проекта</w:t>
             </w:r>
           </w:p>
         </w:tc>
@@ -426,7 +470,7 @@
               <w:jc w:val="left"/>
             </w:pPr>
             <w:r>
-              <w:t xml:space="preserve">A3</w:t>
+              <w:t xml:space="preserve">0.3</w:t>
             </w:r>
           </w:p>
         </w:tc>
@@ -446,7 +490,7 @@
               <w:spacing w:after="20" w:line="252"/>
             </w:pPr>
             <w:r>
-              <w:t xml:space="preserve">Требуется ли для Group II узел гидрооблагораживания (гидроочистки)? Если да — включён ли он в поставку, его стоимость и источник водорода?</w:t>
+              <w:t xml:space="preserve">Готовы ли к долевому со-инвестированию? Какая доля и форма вклада (деньги, оборудование, технология в капитал)?</w:t>
             </w:r>
           </w:p>
           <w:p>
@@ -459,7 +503,7 @@
                 <w:sz w:val="18"/>
                 <w:szCs w:val="18"/>
               </w:rPr>
-              <w:t xml:space="preserve">II类是否需要加氢精制单元？若需要，是否含在供货内、造价及氢气来源？</w:t>
+              <w:t xml:space="preserve">是否愿意股权共同投资？股比与出资形式（现金、设备、技术入股）？</w:t>
             </w:r>
           </w:p>
         </w:tc>
@@ -480,7 +524,7 @@
               <w:jc w:val="left"/>
             </w:pPr>
             <w:r>
-              <w:t xml:space="preserve">CAPEX + качество</w:t>
+              <w:t xml:space="preserve">Финансирование / CAPEX</w:t>
             </w:r>
           </w:p>
         </w:tc>
@@ -521,7 +565,7 @@
               <w:jc w:val="left"/>
             </w:pPr>
             <w:r>
-              <w:t xml:space="preserve">A4</w:t>
+              <w:t xml:space="preserve">0.4</w:t>
             </w:r>
           </w:p>
         </w:tc>
@@ -541,7 +585,7 @@
               <w:spacing w:after="20" w:line="252"/>
             </w:pPr>
             <w:r>
-              <w:t xml:space="preserve">Полный материальный баланс: доли базового масла, газойлевой/лёгкой фракции, битумного остатка, воды и потерь (% масс.).</w:t>
+              <w:t xml:space="preserve">Эксклюзив/приоритет на рынок Болгарии и Балкан для нашего совместного предприятия?</w:t>
             </w:r>
           </w:p>
           <w:p>
@@ -554,7 +598,7 @@
                 <w:sz w:val="18"/>
                 <w:szCs w:val="18"/>
               </w:rPr>
-              <w:t xml:space="preserve">完整物料平衡：基础油、瓦斯油/轻馏分、沥青残渣、水及损耗各自质量%。</w:t>
+              <w:t xml:space="preserve">我方合资公司在保加利亚及巴尔干市场的独家/优先权？</w:t>
             </w:r>
           </w:p>
         </w:tc>
@@ -575,7 +619,7 @@
               <w:jc w:val="left"/>
             </w:pPr>
             <w:r>
-              <w:t xml:space="preserve">Выручка от побочных</w:t>
+              <w:t xml:space="preserve">Стратегия</w:t>
             </w:r>
           </w:p>
         </w:tc>
@@ -583,481 +627,6 @@
           <w:tcPr>
             <w:tcW w:type="dxa" w:w="2040"/>
             <w:shd w:fill="EEF1F8" w:val="clear"/>
-            <w:tcMar>
-              <w:top w:type="dxa" w:w="40"/>
-              <w:left w:type="dxa" w:w="80"/>
-              <w:bottom w:type="dxa" w:w="40"/>
-              <w:right w:type="dxa" w:w="80"/>
-            </w:tcMar>
-          </w:tcPr>
-          <w:p>
-            <w:pPr>
-              <w:spacing w:after="20" w:before="20" w:line="252"/>
-              <w:jc w:val="left"/>
-            </w:pPr>
-          </w:p>
-        </w:tc>
-      </w:tr>
-      <w:tr>
-        <w:tc>
-          <w:tcPr>
-            <w:tcW w:type="dxa" w:w="520"/>
-            <w:shd w:fill="FFFFFF" w:val="clear"/>
-            <w:tcMar>
-              <w:top w:type="dxa" w:w="40"/>
-              <w:left w:type="dxa" w:w="80"/>
-              <w:bottom w:type="dxa" w:w="40"/>
-              <w:right w:type="dxa" w:w="80"/>
-            </w:tcMar>
-          </w:tcPr>
-          <w:p>
-            <w:pPr>
-              <w:spacing w:after="20" w:before="20" w:line="252"/>
-              <w:jc w:val="left"/>
-            </w:pPr>
-            <w:r>
-              <w:t xml:space="preserve">A5</w:t>
-            </w:r>
-          </w:p>
-        </w:tc>
-        <w:tc>
-          <w:tcPr>
-            <w:tcW w:type="dxa" w:w="4700"/>
-            <w:shd w:fill="FFFFFF" w:val="clear"/>
-            <w:tcMar>
-              <w:top w:type="dxa" w:w="40"/>
-              <w:left w:type="dxa" w:w="80"/>
-              <w:bottom w:type="dxa" w:w="40"/>
-              <w:right w:type="dxa" w:w="80"/>
-            </w:tcMar>
-          </w:tcPr>
-          <w:p>
-            <w:pPr>
-              <w:spacing w:after="20" w:line="252"/>
-            </w:pPr>
-            <w:r>
-              <w:t xml:space="preserve">Спецификации побочных продуктов (газойль, битумный остаток): параметры и пригодность к продаже.</w:t>
-            </w:r>
-          </w:p>
-          <w:p>
-            <w:pPr>
-              <w:spacing w:after="0" w:line="240"/>
-            </w:pPr>
-            <w:r>
-              <w:rPr>
-                <w:color w:val="8A5A00"/>
-                <w:sz w:val="18"/>
-                <w:szCs w:val="18"/>
-              </w:rPr>
-              <w:t xml:space="preserve">副产品（瓦斯油、沥青残渣）规格及可销售性。</w:t>
-            </w:r>
-          </w:p>
-        </w:tc>
-        <w:tc>
-          <w:tcPr>
-            <w:tcW w:type="dxa" w:w="1760"/>
-            <w:shd w:fill="FFFFFF" w:val="clear"/>
-            <w:tcMar>
-              <w:top w:type="dxa" w:w="40"/>
-              <w:left w:type="dxa" w:w="80"/>
-              <w:bottom w:type="dxa" w:w="40"/>
-              <w:right w:type="dxa" w:w="80"/>
-            </w:tcMar>
-          </w:tcPr>
-          <w:p>
-            <w:pPr>
-              <w:spacing w:after="20" w:before="20" w:line="252"/>
-              <w:jc w:val="left"/>
-            </w:pPr>
-            <w:r>
-              <w:t xml:space="preserve">Доп. выручка</w:t>
-            </w:r>
-          </w:p>
-        </w:tc>
-        <w:tc>
-          <w:tcPr>
-            <w:tcW w:type="dxa" w:w="2040"/>
-            <w:shd w:fill="FFFFFF" w:val="clear"/>
-            <w:tcMar>
-              <w:top w:type="dxa" w:w="40"/>
-              <w:left w:type="dxa" w:w="80"/>
-              <w:bottom w:type="dxa" w:w="40"/>
-              <w:right w:type="dxa" w:w="80"/>
-            </w:tcMar>
-          </w:tcPr>
-          <w:p>
-            <w:pPr>
-              <w:spacing w:after="20" w:before="20" w:line="252"/>
-              <w:jc w:val="left"/>
-            </w:pPr>
-          </w:p>
-        </w:tc>
-      </w:tr>
-      <w:tr>
-        <w:tc>
-          <w:tcPr>
-            <w:tcW w:type="dxa" w:w="520"/>
-            <w:shd w:fill="EEF1F8" w:val="clear"/>
-            <w:tcMar>
-              <w:top w:type="dxa" w:w="40"/>
-              <w:left w:type="dxa" w:w="80"/>
-              <w:bottom w:type="dxa" w:w="40"/>
-              <w:right w:type="dxa" w:w="80"/>
-            </w:tcMar>
-          </w:tcPr>
-          <w:p>
-            <w:pPr>
-              <w:spacing w:after="20" w:before="20" w:line="252"/>
-              <w:jc w:val="left"/>
-            </w:pPr>
-            <w:r>
-              <w:t xml:space="preserve">A6</w:t>
-            </w:r>
-          </w:p>
-        </w:tc>
-        <w:tc>
-          <w:tcPr>
-            <w:tcW w:type="dxa" w:w="4700"/>
-            <w:shd w:fill="EEF1F8" w:val="clear"/>
-            <w:tcMar>
-              <w:top w:type="dxa" w:w="40"/>
-              <w:left w:type="dxa" w:w="80"/>
-              <w:bottom w:type="dxa" w:w="40"/>
-              <w:right w:type="dxa" w:w="80"/>
-            </w:tcMar>
-          </w:tcPr>
-          <w:p>
-            <w:pPr>
-              <w:spacing w:after="20" w:line="252"/>
-            </w:pPr>
-            <w:r>
-              <w:t xml:space="preserve">Требования к входному сырью: макс. вода, мех. примеси, хлор, PCB, металлы, сера. Какое сырьё НЕ принимается?</w:t>
-            </w:r>
-          </w:p>
-          <w:p>
-            <w:pPr>
-              <w:spacing w:after="0" w:line="240"/>
-            </w:pPr>
-            <w:r>
-              <w:rPr>
-                <w:color w:val="8A5A00"/>
-                <w:sz w:val="18"/>
-                <w:szCs w:val="18"/>
-              </w:rPr>
-              <w:t xml:space="preserve">进厂原料要求：水分、机械杂质、氯、多氯联苯、金属、硫上限；哪些原料不可接收？</w:t>
-            </w:r>
-          </w:p>
-        </w:tc>
-        <w:tc>
-          <w:tcPr>
-            <w:tcW w:type="dxa" w:w="1760"/>
-            <w:shd w:fill="EEF1F8" w:val="clear"/>
-            <w:tcMar>
-              <w:top w:type="dxa" w:w="40"/>
-              <w:left w:type="dxa" w:w="80"/>
-              <w:bottom w:type="dxa" w:w="40"/>
-              <w:right w:type="dxa" w:w="80"/>
-            </w:tcMar>
-          </w:tcPr>
-          <w:p>
-            <w:pPr>
-              <w:spacing w:after="20" w:before="20" w:line="252"/>
-              <w:jc w:val="left"/>
-            </w:pPr>
-            <w:r>
-              <w:t xml:space="preserve">Доступность сырья / предподготовка</w:t>
-            </w:r>
-          </w:p>
-        </w:tc>
-        <w:tc>
-          <w:tcPr>
-            <w:tcW w:type="dxa" w:w="2040"/>
-            <w:shd w:fill="EEF1F8" w:val="clear"/>
-            <w:tcMar>
-              <w:top w:type="dxa" w:w="40"/>
-              <w:left w:type="dxa" w:w="80"/>
-              <w:bottom w:type="dxa" w:w="40"/>
-              <w:right w:type="dxa" w:w="80"/>
-            </w:tcMar>
-          </w:tcPr>
-          <w:p>
-            <w:pPr>
-              <w:spacing w:after="20" w:before="20" w:line="252"/>
-              <w:jc w:val="left"/>
-            </w:pPr>
-          </w:p>
-        </w:tc>
-      </w:tr>
-      <w:tr>
-        <w:tc>
-          <w:tcPr>
-            <w:tcW w:type="dxa" w:w="520"/>
-            <w:shd w:fill="FFFFFF" w:val="clear"/>
-            <w:tcMar>
-              <w:top w:type="dxa" w:w="40"/>
-              <w:left w:type="dxa" w:w="80"/>
-              <w:bottom w:type="dxa" w:w="40"/>
-              <w:right w:type="dxa" w:w="80"/>
-            </w:tcMar>
-          </w:tcPr>
-          <w:p>
-            <w:pPr>
-              <w:spacing w:after="20" w:before="20" w:line="252"/>
-              <w:jc w:val="left"/>
-            </w:pPr>
-            <w:r>
-              <w:t xml:space="preserve">A7</w:t>
-            </w:r>
-          </w:p>
-        </w:tc>
-        <w:tc>
-          <w:tcPr>
-            <w:tcW w:type="dxa" w:w="4700"/>
-            <w:shd w:fill="FFFFFF" w:val="clear"/>
-            <w:tcMar>
-              <w:top w:type="dxa" w:w="40"/>
-              <w:left w:type="dxa" w:w="80"/>
-              <w:bottom w:type="dxa" w:w="40"/>
-              <w:right w:type="dxa" w:w="80"/>
-            </w:tcMar>
-          </w:tcPr>
-          <w:p>
-            <w:pPr>
-              <w:spacing w:after="20" w:line="252"/>
-            </w:pPr>
-            <w:r>
-              <w:t xml:space="preserve">Как меняются выход и качество на «грязном»/смешанном сырье (типично для Балкан)? Есть ли данные?</w:t>
-            </w:r>
-          </w:p>
-          <w:p>
-            <w:pPr>
-              <w:spacing w:after="0" w:line="240"/>
-            </w:pPr>
-            <w:r>
-              <w:rPr>
-                <w:color w:val="8A5A00"/>
-                <w:sz w:val="18"/>
-                <w:szCs w:val="18"/>
-              </w:rPr>
-              <w:t xml:space="preserve">原料较脏/混合时（巴尔干常见）收率与质量如何变化？是否有数据？</w:t>
-            </w:r>
-          </w:p>
-        </w:tc>
-        <w:tc>
-          <w:tcPr>
-            <w:tcW w:type="dxa" w:w="1760"/>
-            <w:shd w:fill="FFFFFF" w:val="clear"/>
-            <w:tcMar>
-              <w:top w:type="dxa" w:w="40"/>
-              <w:left w:type="dxa" w:w="80"/>
-              <w:bottom w:type="dxa" w:w="40"/>
-              <w:right w:type="dxa" w:w="80"/>
-            </w:tcMar>
-          </w:tcPr>
-          <w:p>
-            <w:pPr>
-              <w:spacing w:after="20" w:before="20" w:line="252"/>
-              <w:jc w:val="left"/>
-            </w:pPr>
-            <w:r>
-              <w:t xml:space="preserve">Риск выручки</w:t>
-            </w:r>
-          </w:p>
-        </w:tc>
-        <w:tc>
-          <w:tcPr>
-            <w:tcW w:type="dxa" w:w="2040"/>
-            <w:shd w:fill="FFFFFF" w:val="clear"/>
-            <w:tcMar>
-              <w:top w:type="dxa" w:w="40"/>
-              <w:left w:type="dxa" w:w="80"/>
-              <w:bottom w:type="dxa" w:w="40"/>
-              <w:right w:type="dxa" w:w="80"/>
-            </w:tcMar>
-          </w:tcPr>
-          <w:p>
-            <w:pPr>
-              <w:spacing w:after="20" w:before="20" w:line="252"/>
-              <w:jc w:val="left"/>
-            </w:pPr>
-          </w:p>
-        </w:tc>
-      </w:tr>
-      <w:tr>
-        <w:tc>
-          <w:tcPr>
-            <w:tcW w:type="dxa" w:w="520"/>
-            <w:shd w:fill="EEF1F8" w:val="clear"/>
-            <w:tcMar>
-              <w:top w:type="dxa" w:w="40"/>
-              <w:left w:type="dxa" w:w="80"/>
-              <w:bottom w:type="dxa" w:w="40"/>
-              <w:right w:type="dxa" w:w="80"/>
-            </w:tcMar>
-          </w:tcPr>
-          <w:p>
-            <w:pPr>
-              <w:spacing w:after="20" w:before="20" w:line="252"/>
-              <w:jc w:val="left"/>
-            </w:pPr>
-            <w:r>
-              <w:t xml:space="preserve">A8</w:t>
-            </w:r>
-          </w:p>
-        </w:tc>
-        <w:tc>
-          <w:tcPr>
-            <w:tcW w:type="dxa" w:w="4700"/>
-            <w:shd w:fill="EEF1F8" w:val="clear"/>
-            <w:tcMar>
-              <w:top w:type="dxa" w:w="40"/>
-              <w:left w:type="dxa" w:w="80"/>
-              <w:bottom w:type="dxa" w:w="40"/>
-              <w:right w:type="dxa" w:w="80"/>
-            </w:tcMar>
-          </w:tcPr>
-          <w:p>
-            <w:pPr>
-              <w:spacing w:after="20" w:line="252"/>
-            </w:pPr>
-            <w:r>
-              <w:t xml:space="preserve">Точная технологическая схема: тип дистилляции (тонкоплёночная/wiped-film/TFE?), метод доочистки (адсорбент/экстракция/гидро).</w:t>
-            </w:r>
-          </w:p>
-          <w:p>
-            <w:pPr>
-              <w:spacing w:after="0" w:line="240"/>
-            </w:pPr>
-            <w:r>
-              <w:rPr>
-                <w:color w:val="8A5A00"/>
-                <w:sz w:val="18"/>
-                <w:szCs w:val="18"/>
-              </w:rPr>
-              <w:t xml:space="preserve">具体工艺路线：蒸馏类型（薄膜/刮膜/TFE？），精制方法（吸附/萃取/加氢）。</w:t>
-            </w:r>
-          </w:p>
-        </w:tc>
-        <w:tc>
-          <w:tcPr>
-            <w:tcW w:type="dxa" w:w="1760"/>
-            <w:shd w:fill="EEF1F8" w:val="clear"/>
-            <w:tcMar>
-              <w:top w:type="dxa" w:w="40"/>
-              <w:left w:type="dxa" w:w="80"/>
-              <w:bottom w:type="dxa" w:w="40"/>
-              <w:right w:type="dxa" w:w="80"/>
-            </w:tcMar>
-          </w:tcPr>
-          <w:p>
-            <w:pPr>
-              <w:spacing w:after="20" w:before="20" w:line="252"/>
-              <w:jc w:val="left"/>
-            </w:pPr>
-            <w:r>
-              <w:t xml:space="preserve">Основа OPEX и качества</w:t>
-            </w:r>
-          </w:p>
-        </w:tc>
-        <w:tc>
-          <w:tcPr>
-            <w:tcW w:type="dxa" w:w="2040"/>
-            <w:shd w:fill="EEF1F8" w:val="clear"/>
-            <w:tcMar>
-              <w:top w:type="dxa" w:w="40"/>
-              <w:left w:type="dxa" w:w="80"/>
-              <w:bottom w:type="dxa" w:w="40"/>
-              <w:right w:type="dxa" w:w="80"/>
-            </w:tcMar>
-          </w:tcPr>
-          <w:p>
-            <w:pPr>
-              <w:spacing w:after="20" w:before="20" w:line="252"/>
-              <w:jc w:val="left"/>
-            </w:pPr>
-          </w:p>
-        </w:tc>
-      </w:tr>
-      <w:tr>
-        <w:tc>
-          <w:tcPr>
-            <w:tcW w:type="dxa" w:w="520"/>
-            <w:shd w:fill="FFFFFF" w:val="clear"/>
-            <w:tcMar>
-              <w:top w:type="dxa" w:w="40"/>
-              <w:left w:type="dxa" w:w="80"/>
-              <w:bottom w:type="dxa" w:w="40"/>
-              <w:right w:type="dxa" w:w="80"/>
-            </w:tcMar>
-          </w:tcPr>
-          <w:p>
-            <w:pPr>
-              <w:spacing w:after="20" w:before="20" w:line="252"/>
-              <w:jc w:val="left"/>
-            </w:pPr>
-            <w:r>
-              <w:t xml:space="preserve">A9</w:t>
-            </w:r>
-          </w:p>
-        </w:tc>
-        <w:tc>
-          <w:tcPr>
-            <w:tcW w:type="dxa" w:w="4700"/>
-            <w:shd w:fill="FFFFFF" w:val="clear"/>
-            <w:tcMar>
-              <w:top w:type="dxa" w:w="40"/>
-              <w:left w:type="dxa" w:w="80"/>
-              <w:bottom w:type="dxa" w:w="40"/>
-              <w:right w:type="dxa" w:w="80"/>
-            </w:tcMar>
-          </w:tcPr>
-          <w:p>
-            <w:pPr>
-              <w:spacing w:after="20" w:line="252"/>
-            </w:pPr>
-            <w:r>
-              <w:t xml:space="preserve">Точные марки/вязкости продукта (напр. 70N/100N/150N/500N или SN150/SN500-эквивалент).</w:t>
-            </w:r>
-          </w:p>
-          <w:p>
-            <w:pPr>
-              <w:spacing w:after="0" w:line="240"/>
-            </w:pPr>
-            <w:r>
-              <w:rPr>
-                <w:color w:val="8A5A00"/>
-                <w:sz w:val="18"/>
-                <w:szCs w:val="18"/>
-              </w:rPr>
-              <w:t xml:space="preserve">产品具体牌号/粘度（如70N/100N/150N/500N或SN150/SN500当量）。</w:t>
-            </w:r>
-          </w:p>
-        </w:tc>
-        <w:tc>
-          <w:tcPr>
-            <w:tcW w:type="dxa" w:w="1760"/>
-            <w:shd w:fill="FFFFFF" w:val="clear"/>
-            <w:tcMar>
-              <w:top w:type="dxa" w:w="40"/>
-              <w:left w:type="dxa" w:w="80"/>
-              <w:bottom w:type="dxa" w:w="40"/>
-              <w:right w:type="dxa" w:w="80"/>
-            </w:tcMar>
-          </w:tcPr>
-          <w:p>
-            <w:pPr>
-              <w:spacing w:after="20" w:before="20" w:line="252"/>
-              <w:jc w:val="left"/>
-            </w:pPr>
-            <w:r>
-              <w:t xml:space="preserve">Сбыт</w:t>
-            </w:r>
-          </w:p>
-        </w:tc>
-        <w:tc>
-          <w:tcPr>
-            <w:tcW w:type="dxa" w:w="2040"/>
-            <w:shd w:fill="FFFFFF" w:val="clear"/>
             <w:tcMar>
               <w:top w:type="dxa" w:w="40"/>
               <w:left w:type="dxa" w:w="80"/>
@@ -1085,7 +654,7 @@
         <w:spacing w:after="120" w:before="260"/>
       </w:pPr>
       <w:r>
-        <w:t xml:space="preserve">B. Оборудование и границы поставки (→ CAPEX) / 设备与供货界区</w:t>
+        <w:t xml:space="preserve">1. Технология и лицензия (→ качество, CAPEX, OPEX)</w:t>
       </w:r>
     </w:p>
     <w:tbl>
@@ -1233,7 +802,7 @@
               <w:jc w:val="left"/>
             </w:pPr>
             <w:r>
-              <w:t xml:space="preserve">B1</w:t>
+              <w:t xml:space="preserve">1.1</w:t>
             </w:r>
           </w:p>
         </w:tc>
@@ -1253,7 +822,7 @@
               <w:spacing w:after="20" w:line="252"/>
             </w:pPr>
             <w:r>
-              <w:t xml:space="preserve">Цена комплекта оборудования (EXW/FOB) ОТДЕЛЬНО для 10 000, 20 000 и 30 000 т/год.</w:t>
+              <w:t xml:space="preserve">Это та же технология, что работает на вашем заводе в Цзинане? Если модифицирована — в чём отличие?</w:t>
             </w:r>
           </w:p>
           <w:p>
@@ -1266,7 +835,7 @@
                 <w:sz w:val="18"/>
                 <w:szCs w:val="18"/>
               </w:rPr>
-              <w:t xml:space="preserve">成套设备价格（EXW/FOB），分别针对1万、2万、3万吨/年。</w:t>
+              <w:t xml:space="preserve">这是否为贵司济南工厂在用的同一技术？若有改动，区别何在？</w:t>
             </w:r>
           </w:p>
         </w:tc>
@@ -1287,7 +856,7 @@
               <w:jc w:val="left"/>
             </w:pPr>
             <w:r>
-              <w:t xml:space="preserve">CAPEX — главная неизвестная</w:t>
+              <w:t xml:space="preserve">Достоверность данных</w:t>
             </w:r>
           </w:p>
         </w:tc>
@@ -1328,7 +897,7 @@
               <w:jc w:val="left"/>
             </w:pPr>
             <w:r>
-              <w:t xml:space="preserve">B2</w:t>
+              <w:t xml:space="preserve">1.2</w:t>
             </w:r>
           </w:p>
         </w:tc>
@@ -1348,7 +917,7 @@
               <w:spacing w:after="20" w:line="252"/>
             </w:pPr>
             <w:r>
-              <w:t xml:space="preserve">Детальные границы поставки: что входит и что НЕ входит (резервуары, насосы, КИПиА, электрика, лаборатория, пожарная система).</w:t>
+              <w:t xml:space="preserve">Условия лицензии/роялти за ноу-хау: разовая сумма, платёж за тонну, доля в прибыли?</w:t>
             </w:r>
           </w:p>
           <w:p>
@@ -1361,7 +930,7 @@
                 <w:sz w:val="18"/>
                 <w:szCs w:val="18"/>
               </w:rPr>
-              <w:t xml:space="preserve">详细供货界区：包含与不包含项（储罐、泵、仪表、电气、化验室、消防）。</w:t>
+              <w:t xml:space="preserve">专有技术许可/提成条款：一次性、按吨、利润分成？</w:t>
             </w:r>
           </w:p>
         </w:tc>
@@ -1382,7 +951,7 @@
               <w:jc w:val="left"/>
             </w:pPr>
             <w:r>
-              <w:t xml:space="preserve">CAPEX</w:t>
+              <w:t xml:space="preserve">CAPEX / OPEX</w:t>
             </w:r>
           </w:p>
         </w:tc>
@@ -1423,7 +992,7 @@
               <w:jc w:val="left"/>
             </w:pPr>
             <w:r>
-              <w:t xml:space="preserve">B3</w:t>
+              <w:t xml:space="preserve">1.3</w:t>
             </w:r>
           </w:p>
         </w:tc>
@@ -1443,7 +1012,7 @@
               <w:spacing w:after="20" w:line="252"/>
             </w:pPr>
             <w:r>
-              <w:t xml:space="preserve">Условия и базис поставки (EXW/FOB/CIF Бургас), объём (число контейнеров/вес), тип упаковки.</w:t>
+              <w:t xml:space="preserve">Объём передачи технологии: техрегламент, рецептуры доочистки, спецификации катализаторов/адсорбентов, операционные инструкции?</w:t>
             </w:r>
           </w:p>
           <w:p>
@@ -1456,7 +1025,7 @@
                 <w:sz w:val="18"/>
                 <w:szCs w:val="18"/>
               </w:rPr>
-              <w:t xml:space="preserve">交货条件与基准（EXW/FOB/CIF布尔加斯），运输体积（集装箱数/重量），包装。</w:t>
+              <w:t xml:space="preserve">技术转让范围：工艺规程、精制配方、催化剂/吸附剂规格、操作手册？</w:t>
             </w:r>
           </w:p>
         </w:tc>
@@ -1477,7 +1046,7 @@
               <w:jc w:val="left"/>
             </w:pPr>
             <w:r>
-              <w:t xml:space="preserve">Логистика / CAPEX</w:t>
+              <w:t xml:space="preserve">Работоспособность проекта</w:t>
             </w:r>
           </w:p>
         </w:tc>
@@ -1518,7 +1087,7 @@
               <w:jc w:val="left"/>
             </w:pPr>
             <w:r>
-              <w:t xml:space="preserve">B4</w:t>
+              <w:t xml:space="preserve">1.4</w:t>
             </w:r>
           </w:p>
         </w:tc>
@@ -1538,7 +1107,7 @@
               <w:spacing w:after="20" w:line="252"/>
             </w:pPr>
             <w:r>
-              <w:t xml:space="preserve">Стоимость пусконаладки и шефмонтажа: человеко-дни, ставки, состав бригады; кто выполняет СМР?</w:t>
+              <w:t xml:space="preserve">Катализаторы/адсорбенты — ваша эксклюзивная поставка или свободный рынок? Цена, расход, ресурс.</w:t>
             </w:r>
           </w:p>
           <w:p>
@@ -1551,7 +1120,7 @@
                 <w:sz w:val="18"/>
                 <w:szCs w:val="18"/>
               </w:rPr>
-              <w:t xml:space="preserve">开车与安装监理费用：人·天、费率、团队构成；土建由谁承担？</w:t>
+              <w:t xml:space="preserve">催化剂/吸附剂——贵司专供还是市场自采？价格、消耗、寿命。</w:t>
             </w:r>
           </w:p>
         </w:tc>
@@ -1572,7 +1141,7 @@
               <w:jc w:val="left"/>
             </w:pPr>
             <w:r>
-              <w:t xml:space="preserve">CAPEX</w:t>
+              <w:t xml:space="preserve">OPEX (расходники)</w:t>
             </w:r>
           </w:p>
         </w:tc>
@@ -1613,7 +1182,7 @@
               <w:jc w:val="left"/>
             </w:pPr>
             <w:r>
-              <w:t xml:space="preserve">B5</w:t>
+              <w:t xml:space="preserve">1.5</w:t>
             </w:r>
           </w:p>
         </w:tc>
@@ -1633,7 +1202,7 @@
               <w:spacing w:after="20" w:line="252"/>
             </w:pPr>
             <w:r>
-              <w:t xml:space="preserve">Пакет запчастей: пусковой + на 2 года эксплуатации, стоимость.</w:t>
+              <w:t xml:space="preserve">Гарантируете ли выход и качество Group II (S&lt;0,03%, насыщенные &gt;90%) на НАШЕМ (балканском) сырье, со штрафами (LD) за недостижение?</w:t>
             </w:r>
           </w:p>
           <w:p>
@@ -1646,7 +1215,7 @@
                 <w:sz w:val="18"/>
                 <w:szCs w:val="18"/>
               </w:rPr>
-              <w:t xml:space="preserve">备件包：开车备件+2年运行备件，价格。</w:t>
+              <w:t xml:space="preserve">是否保证在我方（巴尔干）原料上达到II类收率与质量（硫&lt;0.03%、饱和烃&gt;90%），并附违约金？</w:t>
             </w:r>
           </w:p>
         </w:tc>
@@ -1667,7 +1236,7 @@
               <w:jc w:val="left"/>
             </w:pPr>
             <w:r>
-              <w:t xml:space="preserve">CAPEX / OPEX</w:t>
+              <w:t xml:space="preserve">Выручка + банкуемость</w:t>
             </w:r>
           </w:p>
         </w:tc>
@@ -1708,7 +1277,7 @@
               <w:jc w:val="left"/>
             </w:pPr>
             <w:r>
-              <w:t xml:space="preserve">B6</w:t>
+              <w:t xml:space="preserve">1.6</w:t>
             </w:r>
           </w:p>
         </w:tc>
@@ -1728,7 +1297,7 @@
               <w:spacing w:after="20" w:line="252"/>
             </w:pPr>
             <w:r>
-              <w:t xml:space="preserve">Соответствие ЕС: CE-маркировка, ATEX (взрывозащита), PED для сосудов под давлением, сертификаты EN 10204 — включено или отдельно, стоимость?</w:t>
+              <w:t xml:space="preserve">Нужен ли для Group II узел гидрооблагораживания, или ваша схема даёт Group II без него?</w:t>
             </w:r>
           </w:p>
           <w:p>
@@ -1741,7 +1310,7 @@
                 <w:sz w:val="18"/>
                 <w:szCs w:val="18"/>
               </w:rPr>
-              <w:t xml:space="preserve">欧盟合规：CE、ATEX防爆、承压设备PED、EN 10204材质证书——是否包含或另计及费用？</w:t>
+              <w:t xml:space="preserve">II类是否需要加氢精制单元，还是贵司工艺无需加氢即可达标？</w:t>
             </w:r>
           </w:p>
         </w:tc>
@@ -1762,197 +1331,7 @@
               <w:jc w:val="left"/>
             </w:pPr>
             <w:r>
-              <w:t xml:space="preserve">CAPEX + допуск в ЕС (критично)</w:t>
-            </w:r>
-          </w:p>
-        </w:tc>
-        <w:tc>
-          <w:tcPr>
-            <w:tcW w:type="dxa" w:w="2040"/>
-            <w:shd w:fill="EEF1F8" w:val="clear"/>
-            <w:tcMar>
-              <w:top w:type="dxa" w:w="40"/>
-              <w:left w:type="dxa" w:w="80"/>
-              <w:bottom w:type="dxa" w:w="40"/>
-              <w:right w:type="dxa" w:w="80"/>
-            </w:tcMar>
-          </w:tcPr>
-          <w:p>
-            <w:pPr>
-              <w:spacing w:after="20" w:before="20" w:line="252"/>
-              <w:jc w:val="left"/>
-            </w:pPr>
-          </w:p>
-        </w:tc>
-      </w:tr>
-      <w:tr>
-        <w:tc>
-          <w:tcPr>
-            <w:tcW w:type="dxa" w:w="520"/>
-            <w:shd w:fill="FFFFFF" w:val="clear"/>
-            <w:tcMar>
-              <w:top w:type="dxa" w:w="40"/>
-              <w:left w:type="dxa" w:w="80"/>
-              <w:bottom w:type="dxa" w:w="40"/>
-              <w:right w:type="dxa" w:w="80"/>
-            </w:tcMar>
-          </w:tcPr>
-          <w:p>
-            <w:pPr>
-              <w:spacing w:after="20" w:before="20" w:line="252"/>
-              <w:jc w:val="left"/>
-            </w:pPr>
-            <w:r>
-              <w:t xml:space="preserve">B7</w:t>
-            </w:r>
-          </w:p>
-        </w:tc>
-        <w:tc>
-          <w:tcPr>
-            <w:tcW w:type="dxa" w:w="4700"/>
-            <w:shd w:fill="FFFFFF" w:val="clear"/>
-            <w:tcMar>
-              <w:top w:type="dxa" w:w="40"/>
-              <w:left w:type="dxa" w:w="80"/>
-              <w:bottom w:type="dxa" w:w="40"/>
-              <w:right w:type="dxa" w:w="80"/>
-            </w:tcMar>
-          </w:tcPr>
-          <w:p>
-            <w:pPr>
-              <w:spacing w:after="20" w:line="252"/>
-            </w:pPr>
-            <w:r>
-              <w:t xml:space="preserve">Инжиниринговый пакет: PFD, P&amp;ID, ГЧ, спецификации оборудования, 3D — включён? Язык?</w:t>
-            </w:r>
-          </w:p>
-          <w:p>
-            <w:pPr>
-              <w:spacing w:after="0" w:line="240"/>
-            </w:pPr>
-            <w:r>
-              <w:rPr>
-                <w:color w:val="8A5A00"/>
-                <w:sz w:val="18"/>
-                <w:szCs w:val="18"/>
-              </w:rPr>
-              <w:t xml:space="preserve">工程包：PFD、P&amp;ID、总图、设备表、3D——是否包含？语言？</w:t>
-            </w:r>
-          </w:p>
-        </w:tc>
-        <w:tc>
-          <w:tcPr>
-            <w:tcW w:type="dxa" w:w="1760"/>
-            <w:shd w:fill="FFFFFF" w:val="clear"/>
-            <w:tcMar>
-              <w:top w:type="dxa" w:w="40"/>
-              <w:left w:type="dxa" w:w="80"/>
-              <w:bottom w:type="dxa" w:w="40"/>
-              <w:right w:type="dxa" w:w="80"/>
-            </w:tcMar>
-          </w:tcPr>
-          <w:p>
-            <w:pPr>
-              <w:spacing w:after="20" w:before="20" w:line="252"/>
-              <w:jc w:val="left"/>
-            </w:pPr>
-            <w:r>
-              <w:t xml:space="preserve">Проектирование</w:t>
-            </w:r>
-          </w:p>
-        </w:tc>
-        <w:tc>
-          <w:tcPr>
-            <w:tcW w:type="dxa" w:w="2040"/>
-            <w:shd w:fill="FFFFFF" w:val="clear"/>
-            <w:tcMar>
-              <w:top w:type="dxa" w:w="40"/>
-              <w:left w:type="dxa" w:w="80"/>
-              <w:bottom w:type="dxa" w:w="40"/>
-              <w:right w:type="dxa" w:w="80"/>
-            </w:tcMar>
-          </w:tcPr>
-          <w:p>
-            <w:pPr>
-              <w:spacing w:after="20" w:before="20" w:line="252"/>
-              <w:jc w:val="left"/>
-            </w:pPr>
-          </w:p>
-        </w:tc>
-      </w:tr>
-      <w:tr>
-        <w:tc>
-          <w:tcPr>
-            <w:tcW w:type="dxa" w:w="520"/>
-            <w:shd w:fill="EEF1F8" w:val="clear"/>
-            <w:tcMar>
-              <w:top w:type="dxa" w:w="40"/>
-              <w:left w:type="dxa" w:w="80"/>
-              <w:bottom w:type="dxa" w:w="40"/>
-              <w:right w:type="dxa" w:w="80"/>
-            </w:tcMar>
-          </w:tcPr>
-          <w:p>
-            <w:pPr>
-              <w:spacing w:after="20" w:before="20" w:line="252"/>
-              <w:jc w:val="left"/>
-            </w:pPr>
-            <w:r>
-              <w:t xml:space="preserve">B8</w:t>
-            </w:r>
-          </w:p>
-        </w:tc>
-        <w:tc>
-          <w:tcPr>
-            <w:tcW w:type="dxa" w:w="4700"/>
-            <w:shd w:fill="EEF1F8" w:val="clear"/>
-            <w:tcMar>
-              <w:top w:type="dxa" w:w="40"/>
-              <w:left w:type="dxa" w:w="80"/>
-              <w:bottom w:type="dxa" w:w="40"/>
-              <w:right w:type="dxa" w:w="80"/>
-            </w:tcMar>
-          </w:tcPr>
-          <w:p>
-            <w:pPr>
-              <w:spacing w:after="20" w:line="252"/>
-            </w:pPr>
-            <w:r>
-              <w:t xml:space="preserve">Что рекомендуется закупать локально (резервуары, металлоконструкции, обвязка, кабели)?</w:t>
-            </w:r>
-          </w:p>
-          <w:p>
-            <w:pPr>
-              <w:spacing w:after="0" w:line="240"/>
-            </w:pPr>
-            <w:r>
-              <w:rPr>
-                <w:color w:val="8A5A00"/>
-                <w:sz w:val="18"/>
-                <w:szCs w:val="18"/>
-              </w:rPr>
-              <w:t xml:space="preserve">建议本地采购哪些（储罐、钢结构、管路、电缆）？</w:t>
-            </w:r>
-          </w:p>
-        </w:tc>
-        <w:tc>
-          <w:tcPr>
-            <w:tcW w:type="dxa" w:w="1760"/>
-            <w:shd w:fill="EEF1F8" w:val="clear"/>
-            <w:tcMar>
-              <w:top w:type="dxa" w:w="40"/>
-              <w:left w:type="dxa" w:w="80"/>
-              <w:bottom w:type="dxa" w:w="40"/>
-              <w:right w:type="dxa" w:w="80"/>
-            </w:tcMar>
-          </w:tcPr>
-          <w:p>
-            <w:pPr>
-              <w:spacing w:after="20" w:before="20" w:line="252"/>
-              <w:jc w:val="left"/>
-            </w:pPr>
-            <w:r>
-              <w:t xml:space="preserve">CAPEX / локальные затраты</w:t>
+              <w:t xml:space="preserve">CAPEX + качество</w:t>
             </w:r>
           </w:p>
         </w:tc>
@@ -1987,7 +1366,23 @@
         <w:spacing w:after="120" w:before="260"/>
       </w:pPr>
       <w:r>
-        <w:t xml:space="preserve">C. Энергетика и расходники (→ OPEX) / 能耗与消耗品</w:t>
+        <w:t xml:space="preserve">2. Ваш действующий завод в Цзинане: РЕАЛЬНЫЕ показатели (→ вся экономика)</w:t>
+      </w:r>
+    </w:p>
+    <w:p>
+      <w:pPr>
+        <w:spacing w:after="120" w:line="276"/>
+        <w:jc w:val="both"/>
+      </w:pPr>
+      <w:r>
+        <w:rPr>
+          <w:b/>
+          <w:bCs/>
+        </w:rPr>
+        <w:t xml:space="preserve">Это ключевой раздел:</w:t>
+      </w:r>
+      <w:r>
+        <w:t xml:space="preserve"> у вас уже работает завод, поэтому нам нужны фактические, а не оценочные цифры. Просьба указывать «факт по заводу».</w:t>
       </w:r>
     </w:p>
     <w:tbl>
@@ -2135,7 +1530,7 @@
               <w:jc w:val="left"/>
             </w:pPr>
             <w:r>
-              <w:t xml:space="preserve">C1</w:t>
+              <w:t xml:space="preserve">2.1</w:t>
             </w:r>
           </w:p>
         </w:tc>
@@ -2155,7 +1550,7 @@
               <w:spacing w:after="20" w:line="252"/>
             </w:pPr>
             <w:r>
-              <w:t xml:space="preserve">Удельный расход электроэнергии, кВт·ч на тонну сырья; установленная мощность (МВт) и пиковая.</w:t>
+              <w:t xml:space="preserve">Мощность завода, год пуска, наработка; какие марки базового масла и объёмы фактически выпускаете?</w:t>
             </w:r>
           </w:p>
           <w:p>
@@ -2168,7 +1563,7 @@
                 <w:sz w:val="18"/>
                 <w:szCs w:val="18"/>
               </w:rPr>
-              <w:t xml:space="preserve">单位电耗（度/吨原料）；装机功率（兆瓦）及峰值。</w:t>
+              <w:t xml:space="preserve">工厂产能、投产年份、运行时长；实际生产的基础油牌号与产量？</w:t>
             </w:r>
           </w:p>
         </w:tc>
@@ -2189,7 +1584,7 @@
               <w:jc w:val="left"/>
             </w:pPr>
             <w:r>
-              <w:t xml:space="preserve">OPEX — энергия</w:t>
+              <w:t xml:space="preserve">Референс / доверие</w:t>
             </w:r>
           </w:p>
         </w:tc>
@@ -2230,7 +1625,7 @@
               <w:jc w:val="left"/>
             </w:pPr>
             <w:r>
-              <w:t xml:space="preserve">C2</w:t>
+              <w:t xml:space="preserve">2.2</w:t>
             </w:r>
           </w:p>
         </w:tc>
@@ -2250,7 +1645,7 @@
               <w:spacing w:after="20" w:line="252"/>
             </w:pPr>
             <w:r>
-              <w:t xml:space="preserve">Тепловая энергия: вид топлива (газ/мазут/термомасло/пар), расход на тонну. Можно ли использовать собственный газойль как топливо?</w:t>
+              <w:t xml:space="preserve">ФАКТИЧЕСКИЙ выход базового масла (% масс.) и материальный баланс (масло / газойль / битум / потери) на вашем заводе.</w:t>
             </w:r>
           </w:p>
           <w:p>
@@ -2263,7 +1658,7 @@
                 <w:sz w:val="18"/>
                 <w:szCs w:val="18"/>
               </w:rPr>
-              <w:t xml:space="preserve">热能：燃料类型（天然气/重油/导热油/蒸汽），单位吨耗量。能否用自产瓦斯油作燃料？</w:t>
+              <w:t xml:space="preserve">贵厂实际基础油收率（质量%）与物料平衡（油/瓦斯油/沥青/损耗）。</w:t>
             </w:r>
           </w:p>
         </w:tc>
@@ -2284,7 +1679,7 @@
               <w:jc w:val="left"/>
             </w:pPr>
             <w:r>
-              <w:t xml:space="preserve">OPEX — тепло</w:t>
+              <w:t xml:space="preserve">Выручка (главный драйвер)</w:t>
             </w:r>
           </w:p>
         </w:tc>
@@ -2325,7 +1720,7 @@
               <w:jc w:val="left"/>
             </w:pPr>
             <w:r>
-              <w:t xml:space="preserve">C3</w:t>
+              <w:t xml:space="preserve">2.3</w:t>
             </w:r>
           </w:p>
         </w:tc>
@@ -2345,7 +1740,7 @@
               <w:spacing w:after="20" w:line="252"/>
             </w:pPr>
             <w:r>
-              <w:t xml:space="preserve">Расход адсорбента/глины: кг на тонну, тип, ресурс. Расход катализатора (если гидро) и его ресурс.</w:t>
+              <w:t xml:space="preserve">ФАКТИЧЕСКИЙ удельный расход: электроэнергия (кВт·ч/т), топливо/тепло (вид и /т), адсорбент (кг/т), химикаты, вода — по вашему заводу.</w:t>
             </w:r>
           </w:p>
           <w:p>
@@ -2358,7 +1753,7 @@
                 <w:sz w:val="18"/>
                 <w:szCs w:val="18"/>
               </w:rPr>
-              <w:t xml:space="preserve">吸附剂/白土消耗：公斤/吨、类型、寿命。催化剂消耗（若加氢）及寿命。</w:t>
+              <w:t xml:space="preserve">贵厂实际单耗：电（度/吨）、燃料/热（种类与/吨）、吸附剂（公斤/吨）、化学品、水。</w:t>
             </w:r>
           </w:p>
         </w:tc>
@@ -2379,7 +1774,7 @@
               <w:jc w:val="left"/>
             </w:pPr>
             <w:r>
-              <w:t xml:space="preserve">OPEX — расходники</w:t>
+              <w:t xml:space="preserve">OPEX (энергия, расходники)</w:t>
             </w:r>
           </w:p>
         </w:tc>
@@ -2420,7 +1815,7 @@
               <w:jc w:val="left"/>
             </w:pPr>
             <w:r>
-              <w:t xml:space="preserve">C4</w:t>
+              <w:t xml:space="preserve">2.4</w:t>
             </w:r>
           </w:p>
         </w:tc>
@@ -2440,7 +1835,7 @@
               <w:spacing w:after="20" w:line="252"/>
             </w:pPr>
             <w:r>
-              <w:t xml:space="preserve">Химикаты (кислота/щёлочь/антифом/деэмульгатор), азот — расход на тонну.</w:t>
+              <w:t xml:space="preserve">ФАКТИЧЕСКИЙ штат на аналогичную мощность (операторов в смену, число смен, квалификация).</w:t>
             </w:r>
           </w:p>
           <w:p>
@@ -2453,7 +1848,7 @@
                 <w:sz w:val="18"/>
                 <w:szCs w:val="18"/>
               </w:rPr>
-              <w:t xml:space="preserve">化学品（酸/碱/消泡剂/破乳剂）、氮气——单位吨耗量。</w:t>
+              <w:t xml:space="preserve">相近产能下实际人员配置（每班操作工、班次、资质）。</w:t>
             </w:r>
           </w:p>
         </w:tc>
@@ -2474,7 +1869,7 @@
               <w:jc w:val="left"/>
             </w:pPr>
             <w:r>
-              <w:t xml:space="preserve">OPEX</w:t>
+              <w:t xml:space="preserve">OPEX (персонал)</w:t>
             </w:r>
           </w:p>
         </w:tc>
@@ -2515,7 +1910,7 @@
               <w:jc w:val="left"/>
             </w:pPr>
             <w:r>
-              <w:t xml:space="preserve">C5</w:t>
+              <w:t xml:space="preserve">2.5</w:t>
             </w:r>
           </w:p>
         </w:tc>
@@ -2535,7 +1930,7 @@
               <w:spacing w:after="20" w:line="252"/>
             </w:pPr>
             <w:r>
-              <w:t xml:space="preserve">Фильтр-ткани/фильтроматериалы: ресурс, частота замены, стоимость.</w:t>
+              <w:t xml:space="preserve">ФАКТИЧЕСКИЕ затраты на ТОиР (% в год) и ресурс ключевых узлов.</w:t>
             </w:r>
           </w:p>
           <w:p>
@@ -2548,7 +1943,7 @@
                 <w:sz w:val="18"/>
                 <w:szCs w:val="18"/>
               </w:rPr>
-              <w:t xml:space="preserve">滤布/滤材：寿命、更换频率、价格。</w:t>
+              <w:t xml:space="preserve">实际维护成本（年%）与关键部件寿命。</w:t>
             </w:r>
           </w:p>
         </w:tc>
@@ -2569,7 +1964,7 @@
               <w:jc w:val="left"/>
             </w:pPr>
             <w:r>
-              <w:t xml:space="preserve">OPEX</w:t>
+              <w:t xml:space="preserve">OPEX (ТОиР)</w:t>
             </w:r>
           </w:p>
         </w:tc>
@@ -2610,7 +2005,7 @@
               <w:jc w:val="left"/>
             </w:pPr>
             <w:r>
-              <w:t xml:space="preserve">C6</w:t>
+              <w:t xml:space="preserve">2.6</w:t>
             </w:r>
           </w:p>
         </w:tc>
@@ -2630,7 +2025,7 @@
               <w:spacing w:after="20" w:line="252"/>
             </w:pPr>
             <w:r>
-              <w:t xml:space="preserve">Вода: потребление и объём стоков; замкнутый цикл/ZLD? Энергозатраты узла стоков (MVR).</w:t>
+              <w:t xml:space="preserve">Соответствие вашего завода экологическим нормам КНР: данные по выбросам, стокам, отходам (документально).</w:t>
             </w:r>
           </w:p>
           <w:p>
@@ -2643,7 +2038,7 @@
                 <w:sz w:val="18"/>
                 <w:szCs w:val="18"/>
               </w:rPr>
-              <w:t xml:space="preserve">水：消耗与废水量；是否零排放/ZLD？废水单元（MVR）能耗。</w:t>
+              <w:t xml:space="preserve">贵厂符合中国环保标准：排放、废水、废渣数据（可提供文件）。</w:t>
             </w:r>
           </w:p>
         </w:tc>
@@ -2664,7 +2059,7 @@
               <w:jc w:val="left"/>
             </w:pPr>
             <w:r>
-              <w:t xml:space="preserve">OPEX / экология</w:t>
+              <w:t xml:space="preserve">Основа для ОВОС/КР в ЕС</w:t>
             </w:r>
           </w:p>
         </w:tc>
@@ -2705,7 +2100,7 @@
               <w:jc w:val="left"/>
             </w:pPr>
             <w:r>
-              <w:t xml:space="preserve">C7</w:t>
+              <w:t xml:space="preserve">2.7</w:t>
             </w:r>
           </w:p>
         </w:tc>
@@ -2725,7 +2120,7 @@
               <w:spacing w:after="20" w:line="252"/>
             </w:pPr>
             <w:r>
-              <w:t xml:space="preserve">Твёрдые/опасные отходы (отработанный адсорбент, шлам, гудрон): кол-во на тонну и способ утилизации.</w:t>
+              <w:t xml:space="preserve">Возможен ли аудит/визит на завод в Цзинане с нашим инженером и отбором проб продукта на анализ?</w:t>
             </w:r>
           </w:p>
           <w:p>
@@ -2738,7 +2133,7 @@
                 <w:sz w:val="18"/>
                 <w:szCs w:val="18"/>
               </w:rPr>
-              <w:t xml:space="preserve">固体/危险废物（废吸附剂、油泥、渣油）：单位吨产量及处置方式。</w:t>
+              <w:t xml:space="preserve">能否安排我方工程师赴济南工厂审核/参观并取样化验产品？</w:t>
             </w:r>
           </w:p>
         </w:tc>
@@ -2759,197 +2154,7 @@
               <w:jc w:val="left"/>
             </w:pPr>
             <w:r>
-              <w:t xml:space="preserve">OPEX — утилизация</w:t>
-            </w:r>
-          </w:p>
-        </w:tc>
-        <w:tc>
-          <w:tcPr>
-            <w:tcW w:type="dxa" w:w="2040"/>
-            <w:shd w:fill="FFFFFF" w:val="clear"/>
-            <w:tcMar>
-              <w:top w:type="dxa" w:w="40"/>
-              <w:left w:type="dxa" w:w="80"/>
-              <w:bottom w:type="dxa" w:w="40"/>
-              <w:right w:type="dxa" w:w="80"/>
-            </w:tcMar>
-          </w:tcPr>
-          <w:p>
-            <w:pPr>
-              <w:spacing w:after="20" w:before="20" w:line="252"/>
-              <w:jc w:val="left"/>
-            </w:pPr>
-          </w:p>
-        </w:tc>
-      </w:tr>
-      <w:tr>
-        <w:tc>
-          <w:tcPr>
-            <w:tcW w:type="dxa" w:w="520"/>
-            <w:shd w:fill="EEF1F8" w:val="clear"/>
-            <w:tcMar>
-              <w:top w:type="dxa" w:w="40"/>
-              <w:left w:type="dxa" w:w="80"/>
-              <w:bottom w:type="dxa" w:w="40"/>
-              <w:right w:type="dxa" w:w="80"/>
-            </w:tcMar>
-          </w:tcPr>
-          <w:p>
-            <w:pPr>
-              <w:spacing w:after="20" w:before="20" w:line="252"/>
-              <w:jc w:val="left"/>
-            </w:pPr>
-            <w:r>
-              <w:t xml:space="preserve">C8</w:t>
-            </w:r>
-          </w:p>
-        </w:tc>
-        <w:tc>
-          <w:tcPr>
-            <w:tcW w:type="dxa" w:w="4700"/>
-            <w:shd w:fill="EEF1F8" w:val="clear"/>
-            <w:tcMar>
-              <w:top w:type="dxa" w:w="40"/>
-              <w:left w:type="dxa" w:w="80"/>
-              <w:bottom w:type="dxa" w:w="40"/>
-              <w:right w:type="dxa" w:w="80"/>
-            </w:tcMar>
-          </w:tcPr>
-          <w:p>
-            <w:pPr>
-              <w:spacing w:after="20" w:line="252"/>
-            </w:pPr>
-            <w:r>
-              <w:t xml:space="preserve">Рекомендуемый штат: операторов в смену, число смен, квалификация; уровень автоматизации (DCS/PLC).</w:t>
-            </w:r>
-          </w:p>
-          <w:p>
-            <w:pPr>
-              <w:spacing w:after="0" w:line="240"/>
-            </w:pPr>
-            <w:r>
-              <w:rPr>
-                <w:color w:val="8A5A00"/>
-                <w:sz w:val="18"/>
-                <w:szCs w:val="18"/>
-              </w:rPr>
-              <w:t xml:space="preserve">建议人员配置：每班操作工、班次、资质；自动化程度（DCS/PLC）。</w:t>
-            </w:r>
-          </w:p>
-        </w:tc>
-        <w:tc>
-          <w:tcPr>
-            <w:tcW w:type="dxa" w:w="1760"/>
-            <w:shd w:fill="EEF1F8" w:val="clear"/>
-            <w:tcMar>
-              <w:top w:type="dxa" w:w="40"/>
-              <w:left w:type="dxa" w:w="80"/>
-              <w:bottom w:type="dxa" w:w="40"/>
-              <w:right w:type="dxa" w:w="80"/>
-            </w:tcMar>
-          </w:tcPr>
-          <w:p>
-            <w:pPr>
-              <w:spacing w:after="20" w:before="20" w:line="252"/>
-              <w:jc w:val="left"/>
-            </w:pPr>
-            <w:r>
-              <w:t xml:space="preserve">OPEX — персонал</w:t>
-            </w:r>
-          </w:p>
-        </w:tc>
-        <w:tc>
-          <w:tcPr>
-            <w:tcW w:type="dxa" w:w="2040"/>
-            <w:shd w:fill="EEF1F8" w:val="clear"/>
-            <w:tcMar>
-              <w:top w:type="dxa" w:w="40"/>
-              <w:left w:type="dxa" w:w="80"/>
-              <w:bottom w:type="dxa" w:w="40"/>
-              <w:right w:type="dxa" w:w="80"/>
-            </w:tcMar>
-          </w:tcPr>
-          <w:p>
-            <w:pPr>
-              <w:spacing w:after="20" w:before="20" w:line="252"/>
-              <w:jc w:val="left"/>
-            </w:pPr>
-          </w:p>
-        </w:tc>
-      </w:tr>
-      <w:tr>
-        <w:tc>
-          <w:tcPr>
-            <w:tcW w:type="dxa" w:w="520"/>
-            <w:shd w:fill="FFFFFF" w:val="clear"/>
-            <w:tcMar>
-              <w:top w:type="dxa" w:w="40"/>
-              <w:left w:type="dxa" w:w="80"/>
-              <w:bottom w:type="dxa" w:w="40"/>
-              <w:right w:type="dxa" w:w="80"/>
-            </w:tcMar>
-          </w:tcPr>
-          <w:p>
-            <w:pPr>
-              <w:spacing w:after="20" w:before="20" w:line="252"/>
-              <w:jc w:val="left"/>
-            </w:pPr>
-            <w:r>
-              <w:t xml:space="preserve">C9</w:t>
-            </w:r>
-          </w:p>
-        </w:tc>
-        <w:tc>
-          <w:tcPr>
-            <w:tcW w:type="dxa" w:w="4700"/>
-            <w:shd w:fill="FFFFFF" w:val="clear"/>
-            <w:tcMar>
-              <w:top w:type="dxa" w:w="40"/>
-              <w:left w:type="dxa" w:w="80"/>
-              <w:bottom w:type="dxa" w:w="40"/>
-              <w:right w:type="dxa" w:w="80"/>
-            </w:tcMar>
-          </w:tcPr>
-          <w:p>
-            <w:pPr>
-              <w:spacing w:after="20" w:line="252"/>
-            </w:pPr>
-            <w:r>
-              <w:t xml:space="preserve">Годовые затраты на ТОиР (% от стоимости оборудования); интервалы капремонтов; ресурс ключевых узлов.</w:t>
-            </w:r>
-          </w:p>
-          <w:p>
-            <w:pPr>
-              <w:spacing w:after="0" w:line="240"/>
-            </w:pPr>
-            <w:r>
-              <w:rPr>
-                <w:color w:val="8A5A00"/>
-                <w:sz w:val="18"/>
-                <w:szCs w:val="18"/>
-              </w:rPr>
-              <w:t xml:space="preserve">年度维护成本（占设备价%）；大修间隔；关键部件寿命。</w:t>
-            </w:r>
-          </w:p>
-        </w:tc>
-        <w:tc>
-          <w:tcPr>
-            <w:tcW w:type="dxa" w:w="1760"/>
-            <w:shd w:fill="FFFFFF" w:val="clear"/>
-            <w:tcMar>
-              <w:top w:type="dxa" w:w="40"/>
-              <w:left w:type="dxa" w:w="80"/>
-              <w:bottom w:type="dxa" w:w="40"/>
-              <w:right w:type="dxa" w:w="80"/>
-            </w:tcMar>
-          </w:tcPr>
-          <w:p>
-            <w:pPr>
-              <w:spacing w:after="20" w:before="20" w:line="252"/>
-              <w:jc w:val="left"/>
-            </w:pPr>
-            <w:r>
-              <w:t xml:space="preserve">OPEX — ТОиР</w:t>
+              <w:t xml:space="preserve">Верификация (критично)</w:t>
             </w:r>
           </w:p>
         </w:tc>
@@ -2984,7 +2189,7 @@
         <w:spacing w:after="120" w:before="260"/>
       </w:pPr>
       <w:r>
-        <w:t xml:space="preserve">D. Гарантии, референции, соответствие ЕС (→ РИСК/ФИНАНСИРОВАНИЕ) / 保证、参考业绩、合规</w:t>
+        <w:t xml:space="preserve">3. Оборудование: вы поставляете или мы закупаем? (→ CAPEX)</w:t>
       </w:r>
     </w:p>
     <w:tbl>
@@ -3132,7 +2337,7 @@
               <w:jc w:val="left"/>
             </w:pPr>
             <w:r>
-              <w:t xml:space="preserve">D1</w:t>
+              <w:t xml:space="preserve">3.1</w:t>
             </w:r>
           </w:p>
         </w:tc>
@@ -3152,7 +2357,7 @@
               <w:spacing w:after="20" w:line="252"/>
             </w:pPr>
             <w:r>
-              <w:t xml:space="preserve">Гарантии показателей (выход, качество, производительность, удельные расходы) со штрафами/LD за недостижение?</w:t>
+              <w:t xml:space="preserve">Поставляете ли комплект оборудования «под ключ», или только технологию, а оборудование мы закупаем сами?</w:t>
             </w:r>
           </w:p>
           <w:p>
@@ -3165,7 +2370,7 @@
                 <w:sz w:val="18"/>
                 <w:szCs w:val="18"/>
               </w:rPr>
-              <w:t xml:space="preserve">性能保证（收率、质量、产能、单耗）是否附未达标罚则/违约金（LD）？</w:t>
+              <w:t xml:space="preserve">贵司提供成套设备（交钥匙），还是仅提供技术、设备由我方自购？</w:t>
             </w:r>
           </w:p>
         </w:tc>
@@ -3186,7 +2391,7 @@
               <w:jc w:val="left"/>
             </w:pPr>
             <w:r>
-              <w:t xml:space="preserve">Банкуемость проекта</w:t>
+              <w:t xml:space="preserve">Схема CAPEX</w:t>
             </w:r>
           </w:p>
         </w:tc>
@@ -3227,7 +2432,7 @@
               <w:jc w:val="left"/>
             </w:pPr>
             <w:r>
-              <w:t xml:space="preserve">D2</w:t>
+              <w:t xml:space="preserve">3.2</w:t>
             </w:r>
           </w:p>
         </w:tc>
@@ -3247,7 +2452,7 @@
               <w:spacing w:after="20" w:line="252"/>
             </w:pPr>
             <w:r>
-              <w:t xml:space="preserve">Гарантийный срок и объём; гарантия готовности/uptime (%).</w:t>
+              <w:t xml:space="preserve">Если поставляете — цена комплекта (EXW/FOB) ОТДЕЛЬНО для 10/20/30 тыс. т/год и границы поставки (что входит/не входит).</w:t>
             </w:r>
           </w:p>
           <w:p>
@@ -3260,7 +2465,7 @@
                 <w:sz w:val="18"/>
                 <w:szCs w:val="18"/>
               </w:rPr>
-              <w:t xml:space="preserve">质保期与范围；可用率/开工率保证（%）。</w:t>
+              <w:t xml:space="preserve">若供货——成套价（EXW/FOB）分别针对1万/2万/3万吨/年及供货界区（含/不含项）。</w:t>
             </w:r>
           </w:p>
         </w:tc>
@@ -3281,7 +2486,7 @@
               <w:jc w:val="left"/>
             </w:pPr>
             <w:r>
-              <w:t xml:space="preserve">Риск простоя</w:t>
+              <w:t xml:space="preserve">CAPEX (главная неизвестная)</w:t>
             </w:r>
           </w:p>
         </w:tc>
@@ -3322,7 +2527,7 @@
               <w:jc w:val="left"/>
             </w:pPr>
             <w:r>
-              <w:t xml:space="preserve">D3</w:t>
+              <w:t xml:space="preserve">3.3</w:t>
             </w:r>
           </w:p>
         </w:tc>
@@ -3342,7 +2547,7 @@
               <w:spacing w:after="20" w:line="252"/>
             </w:pPr>
             <w:r>
-              <w:t xml:space="preserve">Список действующих референс-заводов с этой технологией: мощность, страна, продукт, год пуска, контакты.</w:t>
+              <w:t xml:space="preserve">Кто OEM ключевых узлов (в т.ч. фильтр-прессы JingJin) — ваша интеграция или сторонние вендоры?</w:t>
             </w:r>
           </w:p>
           <w:p>
@@ -3355,7 +2560,7 @@
                 <w:sz w:val="18"/>
                 <w:szCs w:val="18"/>
               </w:rPr>
-              <w:t xml:space="preserve">采用该技术的在运参考工厂清单：产能、国家、产品、投产年份、联系方式。</w:t>
+              <w:t xml:space="preserve">关键单元OEM（含景津压滤机）——贵司集成还是第三方供应商？</w:t>
             </w:r>
           </w:p>
         </w:tc>
@@ -3376,7 +2581,7 @@
               <w:jc w:val="left"/>
             </w:pPr>
             <w:r>
-              <w:t xml:space="preserve">Доверие / де-риск (критично)</w:t>
+              <w:t xml:space="preserve">CAPEX / сроки</w:t>
             </w:r>
           </w:p>
         </w:tc>
@@ -3417,7 +2622,7 @@
               <w:jc w:val="left"/>
             </w:pPr>
             <w:r>
-              <w:t xml:space="preserve">D4</w:t>
+              <w:t xml:space="preserve">3.4</w:t>
             </w:r>
           </w:p>
         </w:tc>
@@ -3437,7 +2642,7 @@
               <w:spacing w:after="20" w:line="252"/>
             </w:pPr>
             <w:r>
-              <w:t xml:space="preserve">Возможен ли визит на действующий референс-завод в КНР перед контрактом?</w:t>
+              <w:t xml:space="preserve">Что рекомендуете закупать локально в ЕС (резервуары, металлоконструкции, электрика, обвязка)?</w:t>
             </w:r>
           </w:p>
           <w:p>
@@ -3450,7 +2655,7 @@
                 <w:sz w:val="18"/>
                 <w:szCs w:val="18"/>
               </w:rPr>
-              <w:t xml:space="preserve">签约前能否安排参观在运参考工厂？</w:t>
+              <w:t xml:space="preserve">建议在欧盟本地采购哪些（储罐、钢构、电气、管路）？</w:t>
             </w:r>
           </w:p>
         </w:tc>
@@ -3471,197 +2676,7 @@
               <w:jc w:val="left"/>
             </w:pPr>
             <w:r>
-              <w:t xml:space="preserve">Верификация технологии</w:t>
-            </w:r>
-          </w:p>
-        </w:tc>
-        <w:tc>
-          <w:tcPr>
-            <w:tcW w:type="dxa" w:w="2040"/>
-            <w:shd w:fill="EEF1F8" w:val="clear"/>
-            <w:tcMar>
-              <w:top w:type="dxa" w:w="40"/>
-              <w:left w:type="dxa" w:w="80"/>
-              <w:bottom w:type="dxa" w:w="40"/>
-              <w:right w:type="dxa" w:w="80"/>
-            </w:tcMar>
-          </w:tcPr>
-          <w:p>
-            <w:pPr>
-              <w:spacing w:after="20" w:before="20" w:line="252"/>
-              <w:jc w:val="left"/>
-            </w:pPr>
-          </w:p>
-        </w:tc>
-      </w:tr>
-      <w:tr>
-        <w:tc>
-          <w:tcPr>
-            <w:tcW w:type="dxa" w:w="520"/>
-            <w:shd w:fill="FFFFFF" w:val="clear"/>
-            <w:tcMar>
-              <w:top w:type="dxa" w:w="40"/>
-              <w:left w:type="dxa" w:w="80"/>
-              <w:bottom w:type="dxa" w:w="40"/>
-              <w:right w:type="dxa" w:w="80"/>
-            </w:tcMar>
-          </w:tcPr>
-          <w:p>
-            <w:pPr>
-              <w:spacing w:after="20" w:before="20" w:line="252"/>
-              <w:jc w:val="left"/>
-            </w:pPr>
-            <w:r>
-              <w:t xml:space="preserve">D5</w:t>
-            </w:r>
-          </w:p>
-        </w:tc>
-        <w:tc>
-          <w:tcPr>
-            <w:tcW w:type="dxa" w:w="4700"/>
-            <w:shd w:fill="FFFFFF" w:val="clear"/>
-            <w:tcMar>
-              <w:top w:type="dxa" w:w="40"/>
-              <w:left w:type="dxa" w:w="80"/>
-              <w:bottom w:type="dxa" w:w="40"/>
-              <w:right w:type="dxa" w:w="80"/>
-            </w:tcMar>
-          </w:tcPr>
-          <w:p>
-            <w:pPr>
-              <w:spacing w:after="20" w:line="252"/>
-            </w:pPr>
-            <w:r>
-              <w:t xml:space="preserve">Выбросы в атмосферу (ЛОС, запах) и соответствие нормам ЕС (IED/BAT); данные по эмиссиям.</w:t>
-            </w:r>
-          </w:p>
-          <w:p>
-            <w:pPr>
-              <w:spacing w:after="0" w:line="240"/>
-            </w:pPr>
-            <w:r>
-              <w:rPr>
-                <w:color w:val="8A5A00"/>
-                <w:sz w:val="18"/>
-                <w:szCs w:val="18"/>
-              </w:rPr>
-              <w:t xml:space="preserve">大气排放（VOC、异味）及是否符合欧盟标准（IED/BAT）；排放数据。</w:t>
-            </w:r>
-          </w:p>
-        </w:tc>
-        <w:tc>
-          <w:tcPr>
-            <w:tcW w:type="dxa" w:w="1760"/>
-            <w:shd w:fill="FFFFFF" w:val="clear"/>
-            <w:tcMar>
-              <w:top w:type="dxa" w:w="40"/>
-              <w:left w:type="dxa" w:w="80"/>
-              <w:bottom w:type="dxa" w:w="40"/>
-              <w:right w:type="dxa" w:w="80"/>
-            </w:tcMar>
-          </w:tcPr>
-          <w:p>
-            <w:pPr>
-              <w:spacing w:after="20" w:before="20" w:line="252"/>
-              <w:jc w:val="left"/>
-            </w:pPr>
-            <w:r>
-              <w:t xml:space="preserve">Разрешения ЕС (ОВОС/КР)</w:t>
-            </w:r>
-          </w:p>
-        </w:tc>
-        <w:tc>
-          <w:tcPr>
-            <w:tcW w:type="dxa" w:w="2040"/>
-            <w:shd w:fill="FFFFFF" w:val="clear"/>
-            <w:tcMar>
-              <w:top w:type="dxa" w:w="40"/>
-              <w:left w:type="dxa" w:w="80"/>
-              <w:bottom w:type="dxa" w:w="40"/>
-              <w:right w:type="dxa" w:w="80"/>
-            </w:tcMar>
-          </w:tcPr>
-          <w:p>
-            <w:pPr>
-              <w:spacing w:after="20" w:before="20" w:line="252"/>
-              <w:jc w:val="left"/>
-            </w:pPr>
-          </w:p>
-        </w:tc>
-      </w:tr>
-      <w:tr>
-        <w:tc>
-          <w:tcPr>
-            <w:tcW w:type="dxa" w:w="520"/>
-            <w:shd w:fill="EEF1F8" w:val="clear"/>
-            <w:tcMar>
-              <w:top w:type="dxa" w:w="40"/>
-              <w:left w:type="dxa" w:w="80"/>
-              <w:bottom w:type="dxa" w:w="40"/>
-              <w:right w:type="dxa" w:w="80"/>
-            </w:tcMar>
-          </w:tcPr>
-          <w:p>
-            <w:pPr>
-              <w:spacing w:after="20" w:before="20" w:line="252"/>
-              <w:jc w:val="left"/>
-            </w:pPr>
-            <w:r>
-              <w:t xml:space="preserve">D6</w:t>
-            </w:r>
-          </w:p>
-        </w:tc>
-        <w:tc>
-          <w:tcPr>
-            <w:tcW w:type="dxa" w:w="4700"/>
-            <w:shd w:fill="EEF1F8" w:val="clear"/>
-            <w:tcMar>
-              <w:top w:type="dxa" w:w="40"/>
-              <w:left w:type="dxa" w:w="80"/>
-              <w:bottom w:type="dxa" w:w="40"/>
-              <w:right w:type="dxa" w:w="80"/>
-            </w:tcMar>
-          </w:tcPr>
-          <w:p>
-            <w:pPr>
-              <w:spacing w:after="20" w:line="252"/>
-            </w:pPr>
-            <w:r>
-              <w:t xml:space="preserve">Протокол приёмки (FAT) и процедура гарантийного теста производительности.</w:t>
-            </w:r>
-          </w:p>
-          <w:p>
-            <w:pPr>
-              <w:spacing w:after="0" w:line="240"/>
-            </w:pPr>
-            <w:r>
-              <w:rPr>
-                <w:color w:val="8A5A00"/>
-                <w:sz w:val="18"/>
-                <w:szCs w:val="18"/>
-              </w:rPr>
-              <w:t xml:space="preserve">出厂验收（FAT）方案及性能保证测试程序。</w:t>
-            </w:r>
-          </w:p>
-        </w:tc>
-        <w:tc>
-          <w:tcPr>
-            <w:tcW w:type="dxa" w:w="1760"/>
-            <w:shd w:fill="EEF1F8" w:val="clear"/>
-            <w:tcMar>
-              <w:top w:type="dxa" w:w="40"/>
-              <w:left w:type="dxa" w:w="80"/>
-              <w:bottom w:type="dxa" w:w="40"/>
-              <w:right w:type="dxa" w:w="80"/>
-            </w:tcMar>
-          </w:tcPr>
-          <w:p>
-            <w:pPr>
-              <w:spacing w:after="20" w:before="20" w:line="252"/>
-              <w:jc w:val="left"/>
-            </w:pPr>
-            <w:r>
-              <w:t xml:space="preserve">Приёмка</w:t>
+              <w:t xml:space="preserve">CAPEX / локализация</w:t>
             </w:r>
           </w:p>
         </w:tc>
@@ -3696,7 +2711,7 @@
         <w:spacing w:after="120" w:before="260"/>
       </w:pPr>
       <w:r>
-        <w:t xml:space="preserve">E. Коммерция, сроки, обучение, лицензия (→ ГРАФИК/ФИНАНСЫ) / 商务、周期、培训、许可</w:t>
+        <w:t xml:space="preserve">4. Разрыв «нормы КНР → нормы ЕС» (→ CAPEX / допуск в эксплуатацию)</w:t>
       </w:r>
     </w:p>
     <w:tbl>
@@ -3844,7 +2859,7 @@
               <w:jc w:val="left"/>
             </w:pPr>
             <w:r>
-              <w:t xml:space="preserve">E1</w:t>
+              <w:t xml:space="preserve">4.1</w:t>
             </w:r>
           </w:p>
         </w:tc>
@@ -3864,7 +2879,7 @@
               <w:spacing w:after="20" w:line="252"/>
             </w:pPr>
             <w:r>
-              <w:t xml:space="preserve">Срок изготовления и график поставки для 10/20/30 тыс. т/год.</w:t>
+              <w:t xml:space="preserve">Ваша технология сертифицирована по нормам КНР. Кто закрывает разрыв до норм ЕС (CE, ATEX, PED для сосудов, IED/BAT) и за чей счёт?</w:t>
             </w:r>
           </w:p>
           <w:p>
@@ -3877,7 +2892,7 @@
                 <w:sz w:val="18"/>
                 <w:szCs w:val="18"/>
               </w:rPr>
-              <w:t xml:space="preserve">制造周期与交货计划（1万/2万/3万吨/年）。</w:t>
+              <w:t xml:space="preserve">贵司技术按中国标准认证。达欧盟标准（CE、ATEX、承压设备PED、IED/BAT）的差距由谁承担、费用由谁负担？</w:t>
             </w:r>
           </w:p>
         </w:tc>
@@ -3898,7 +2913,7 @@
               <w:jc w:val="left"/>
             </w:pPr>
             <w:r>
-              <w:t xml:space="preserve">График проекта</w:t>
+              <w:t xml:space="preserve">CAPEX + допуск в ЕС (критично)</w:t>
             </w:r>
           </w:p>
         </w:tc>
@@ -3939,7 +2954,7 @@
               <w:jc w:val="left"/>
             </w:pPr>
             <w:r>
-              <w:t xml:space="preserve">E2</w:t>
+              <w:t xml:space="preserve">4.2</w:t>
             </w:r>
           </w:p>
         </w:tc>
@@ -3959,7 +2974,7 @@
               <w:spacing w:after="20" w:line="252"/>
             </w:pPr>
             <w:r>
-              <w:t xml:space="preserve">Условия оплаты (аванс %, привязка к этапам, удержание).</w:t>
+              <w:t xml:space="preserve">Есть ли опыт поставки/пуска установок в ЕС или по стандартам ЕС? Референции.</w:t>
             </w:r>
           </w:p>
           <w:p>
@@ -3972,7 +2987,7 @@
                 <w:sz w:val="18"/>
                 <w:szCs w:val="18"/>
               </w:rPr>
-              <w:t xml:space="preserve">付款条件（预付%、里程碑、质保金）。</w:t>
+              <w:t xml:space="preserve">是否有向欧盟或按欧盟标准供货/开车的经验？业绩。</w:t>
             </w:r>
           </w:p>
         </w:tc>
@@ -3993,7 +3008,7 @@
               <w:jc w:val="left"/>
             </w:pPr>
             <w:r>
-              <w:t xml:space="preserve">Оборотный капитал</w:t>
+              <w:t xml:space="preserve">Риск</w:t>
             </w:r>
           </w:p>
         </w:tc>
@@ -4034,7 +3049,7 @@
               <w:jc w:val="left"/>
             </w:pPr>
             <w:r>
-              <w:t xml:space="preserve">E3</w:t>
+              <w:t xml:space="preserve">4.3</w:t>
             </w:r>
           </w:p>
         </w:tc>
@@ -4054,7 +3069,7 @@
               <w:spacing w:after="20" w:line="252"/>
             </w:pPr>
             <w:r>
-              <w:t xml:space="preserve">Финансирование: товарный кредит поставщика, китайское экспортное финансирование (Sinosure), лизинг?</w:t>
+              <w:t xml:space="preserve">Данные по выбросам/стокам для болгарской процедуры ОВОС + комплексного разрешительного (КР).</w:t>
             </w:r>
           </w:p>
           <w:p>
@@ -4067,7 +3082,7 @@
                 <w:sz w:val="18"/>
                 <w:szCs w:val="18"/>
               </w:rPr>
-              <w:t xml:space="preserve">融资：供方商业信贷、中国出口信用（中信保）、租赁？</w:t>
+              <w:t xml:space="preserve">可否提供用于保加利亚环评+综合许可证的排放/废水数据？</w:t>
             </w:r>
           </w:p>
         </w:tc>
@@ -4088,7 +3103,7 @@
               <w:jc w:val="left"/>
             </w:pPr>
             <w:r>
-              <w:t xml:space="preserve">Структура финансирования</w:t>
+              <w:t xml:space="preserve">Разрешения ЕС</w:t>
             </w:r>
           </w:p>
         </w:tc>
@@ -4108,6 +3123,148 @@
               <w:spacing w:after="20" w:before="20" w:line="252"/>
               <w:jc w:val="left"/>
             </w:pPr>
+          </w:p>
+        </w:tc>
+      </w:tr>
+    </w:tbl>
+    <w:p>
+      <w:pPr>
+        <w:spacing w:after="60"/>
+      </w:pPr>
+    </w:p>
+    <w:p>
+      <w:pPr>
+        <w:pStyle w:val="Heading1"/>
+        <w:spacing w:after="120" w:before="260"/>
+      </w:pPr>
+      <w:r>
+        <w:t xml:space="preserve">5. Продукт, сбыт, синергия (→ выручка)</w:t>
+      </w:r>
+    </w:p>
+    <w:tbl>
+      <w:tblPr>
+        <w:tblW w:type="dxa" w:w="9020"/>
+        <w:tblBorders>
+          <w:top w:val="single" w:color="AAB4CC" w:sz="4"/>
+          <w:left w:val="single" w:color="AAB4CC" w:sz="4"/>
+          <w:bottom w:val="single" w:color="AAB4CC" w:sz="4"/>
+          <w:right w:val="single" w:color="AAB4CC" w:sz="4"/>
+          <w:insideH w:val="single" w:color="CCD3E0" w:sz="2"/>
+          <w:insideV w:val="single" w:color="CCD3E0" w:sz="2"/>
+        </w:tblBorders>
+      </w:tblPr>
+      <w:tblGrid>
+        <w:gridCol w:w="520"/>
+        <w:gridCol w:w="4700"/>
+        <w:gridCol w:w="1760"/>
+        <w:gridCol w:w="2040"/>
+      </w:tblGrid>
+      <w:tr>
+        <w:trPr>
+          <w:tblHeader/>
+        </w:trPr>
+        <w:tc>
+          <w:tcPr>
+            <w:tcW w:type="dxa" w:w="520"/>
+            <w:shd w:fill="1F3864" w:val="clear"/>
+            <w:tcMar>
+              <w:top w:type="dxa" w:w="40"/>
+              <w:left w:type="dxa" w:w="80"/>
+              <w:bottom w:type="dxa" w:w="40"/>
+              <w:right w:type="dxa" w:w="80"/>
+            </w:tcMar>
+          </w:tcPr>
+          <w:p>
+            <w:pPr>
+              <w:spacing w:after="20" w:before="20" w:line="252"/>
+              <w:jc w:val="left"/>
+            </w:pPr>
+            <w:r>
+              <w:rPr>
+                <w:b/>
+                <w:bCs/>
+                <w:color w:val="FFFFFF"/>
+              </w:rPr>
+              <w:t xml:space="preserve">№</w:t>
+            </w:r>
+          </w:p>
+        </w:tc>
+        <w:tc>
+          <w:tcPr>
+            <w:tcW w:type="dxa" w:w="4700"/>
+            <w:shd w:fill="1F3864" w:val="clear"/>
+            <w:tcMar>
+              <w:top w:type="dxa" w:w="40"/>
+              <w:left w:type="dxa" w:w="80"/>
+              <w:bottom w:type="dxa" w:w="40"/>
+              <w:right w:type="dxa" w:w="80"/>
+            </w:tcMar>
+          </w:tcPr>
+          <w:p>
+            <w:pPr>
+              <w:spacing w:after="20" w:before="20" w:line="252"/>
+              <w:jc w:val="left"/>
+            </w:pPr>
+            <w:r>
+              <w:rPr>
+                <w:b/>
+                <w:bCs/>
+                <w:color w:val="FFFFFF"/>
+              </w:rPr>
+              <w:t xml:space="preserve">Вопрос (RU) / 问题 (中文)</w:t>
+            </w:r>
+          </w:p>
+        </w:tc>
+        <w:tc>
+          <w:tcPr>
+            <w:tcW w:type="dxa" w:w="1760"/>
+            <w:shd w:fill="1F3864" w:val="clear"/>
+            <w:tcMar>
+              <w:top w:type="dxa" w:w="40"/>
+              <w:left w:type="dxa" w:w="80"/>
+              <w:bottom w:type="dxa" w:w="40"/>
+              <w:right w:type="dxa" w:w="80"/>
+            </w:tcMar>
+          </w:tcPr>
+          <w:p>
+            <w:pPr>
+              <w:spacing w:after="20" w:before="20" w:line="252"/>
+              <w:jc w:val="left"/>
+            </w:pPr>
+            <w:r>
+              <w:rPr>
+                <w:b/>
+                <w:bCs/>
+                <w:color w:val="FFFFFF"/>
+              </w:rPr>
+              <w:t xml:space="preserve">Зачем нужен ответ</w:t>
+            </w:r>
+          </w:p>
+        </w:tc>
+        <w:tc>
+          <w:tcPr>
+            <w:tcW w:type="dxa" w:w="2040"/>
+            <w:shd w:fill="1F3864" w:val="clear"/>
+            <w:tcMar>
+              <w:top w:type="dxa" w:w="40"/>
+              <w:left w:type="dxa" w:w="80"/>
+              <w:bottom w:type="dxa" w:w="40"/>
+              <w:right w:type="dxa" w:w="80"/>
+            </w:tcMar>
+          </w:tcPr>
+          <w:p>
+            <w:pPr>
+              <w:spacing w:after="20" w:before="20" w:line="252"/>
+              <w:jc w:val="left"/>
+            </w:pPr>
+            <w:r>
+              <w:rPr>
+                <w:b/>
+                <w:bCs/>
+                <w:color w:val="FFFFFF"/>
+              </w:rPr>
+              <w:t xml:space="preserve">Ответ / 答复</w:t>
+            </w:r>
           </w:p>
         </w:tc>
       </w:tr>
@@ -4115,28 +3272,28 @@
         <w:tc>
           <w:tcPr>
             <w:tcW w:type="dxa" w:w="520"/>
-            <w:shd w:fill="EEF1F8" w:val="clear"/>
-            <w:tcMar>
-              <w:top w:type="dxa" w:w="40"/>
-              <w:left w:type="dxa" w:w="80"/>
-              <w:bottom w:type="dxa" w:w="40"/>
-              <w:right w:type="dxa" w:w="80"/>
-            </w:tcMar>
-          </w:tcPr>
-          <w:p>
-            <w:pPr>
-              <w:spacing w:after="20" w:before="20" w:line="252"/>
-              <w:jc w:val="left"/>
-            </w:pPr>
-            <w:r>
-              <w:t xml:space="preserve">E4</w:t>
+            <w:shd w:fill="FFFFFF" w:val="clear"/>
+            <w:tcMar>
+              <w:top w:type="dxa" w:w="40"/>
+              <w:left w:type="dxa" w:w="80"/>
+              <w:bottom w:type="dxa" w:w="40"/>
+              <w:right w:type="dxa" w:w="80"/>
+            </w:tcMar>
+          </w:tcPr>
+          <w:p>
+            <w:pPr>
+              <w:spacing w:after="20" w:before="20" w:line="252"/>
+              <w:jc w:val="left"/>
+            </w:pPr>
+            <w:r>
+              <w:t xml:space="preserve">5.1</w:t>
             </w:r>
           </w:p>
         </w:tc>
         <w:tc>
           <w:tcPr>
             <w:tcW w:type="dxa" w:w="4700"/>
-            <w:shd w:fill="EEF1F8" w:val="clear"/>
+            <w:shd w:fill="FFFFFF" w:val="clear"/>
             <w:tcMar>
               <w:top w:type="dxa" w:w="40"/>
               <w:left w:type="dxa" w:w="80"/>
@@ -4149,7 +3306,7 @@
               <w:spacing w:after="20" w:line="252"/>
             </w:pPr>
             <w:r>
-              <w:t xml:space="preserve">Лицензия/роялти за ноу-хау регенерации (разовая/периодическая)? Условия.</w:t>
+              <w:t xml:space="preserve">Готовы ли покупать наше регенерированное базовое масло Group II на свой блендинг (офтейк)? Объём, цена, формула.</w:t>
             </w:r>
           </w:p>
           <w:p>
@@ -4162,35 +3319,35 @@
                 <w:sz w:val="18"/>
                 <w:szCs w:val="18"/>
               </w:rPr>
-              <w:t xml:space="preserve">再生技术专有技术许可/提成（一次性/周期性）？条款。</w:t>
+              <w:t xml:space="preserve">是否愿意采购我方再生II类基础油用于调合（包销）？量、价、定价公式。</w:t>
             </w:r>
           </w:p>
         </w:tc>
         <w:tc>
           <w:tcPr>
             <w:tcW w:type="dxa" w:w="1760"/>
-            <w:shd w:fill="EEF1F8" w:val="clear"/>
-            <w:tcMar>
-              <w:top w:type="dxa" w:w="40"/>
-              <w:left w:type="dxa" w:w="80"/>
-              <w:bottom w:type="dxa" w:w="40"/>
-              <w:right w:type="dxa" w:w="80"/>
-            </w:tcMar>
-          </w:tcPr>
-          <w:p>
-            <w:pPr>
-              <w:spacing w:after="20" w:before="20" w:line="252"/>
-              <w:jc w:val="left"/>
-            </w:pPr>
-            <w:r>
-              <w:t xml:space="preserve">CAPEX / OPEX</w:t>
+            <w:shd w:fill="FFFFFF" w:val="clear"/>
+            <w:tcMar>
+              <w:top w:type="dxa" w:w="40"/>
+              <w:left w:type="dxa" w:w="80"/>
+              <w:bottom w:type="dxa" w:w="40"/>
+              <w:right w:type="dxa" w:w="80"/>
+            </w:tcMar>
+          </w:tcPr>
+          <w:p>
+            <w:pPr>
+              <w:spacing w:after="20" w:before="20" w:line="252"/>
+              <w:jc w:val="left"/>
+            </w:pPr>
+            <w:r>
+              <w:t xml:space="preserve">Гарантия сбыта / выручка</w:t>
             </w:r>
           </w:p>
         </w:tc>
         <w:tc>
           <w:tcPr>
             <w:tcW w:type="dxa" w:w="2040"/>
-            <w:shd w:fill="EEF1F8" w:val="clear"/>
+            <w:shd w:fill="FFFFFF" w:val="clear"/>
             <w:tcMar>
               <w:top w:type="dxa" w:w="40"/>
               <w:left w:type="dxa" w:w="80"/>
@@ -4210,28 +3367,28 @@
         <w:tc>
           <w:tcPr>
             <w:tcW w:type="dxa" w:w="520"/>
-            <w:shd w:fill="FFFFFF" w:val="clear"/>
-            <w:tcMar>
-              <w:top w:type="dxa" w:w="40"/>
-              <w:left w:type="dxa" w:w="80"/>
-              <w:bottom w:type="dxa" w:w="40"/>
-              <w:right w:type="dxa" w:w="80"/>
-            </w:tcMar>
-          </w:tcPr>
-          <w:p>
-            <w:pPr>
-              <w:spacing w:after="20" w:before="20" w:line="252"/>
-              <w:jc w:val="left"/>
-            </w:pPr>
-            <w:r>
-              <w:t xml:space="preserve">E5</w:t>
+            <w:shd w:fill="EEF1F8" w:val="clear"/>
+            <w:tcMar>
+              <w:top w:type="dxa" w:w="40"/>
+              <w:left w:type="dxa" w:w="80"/>
+              <w:bottom w:type="dxa" w:w="40"/>
+              <w:right w:type="dxa" w:w="80"/>
+            </w:tcMar>
+          </w:tcPr>
+          <w:p>
+            <w:pPr>
+              <w:spacing w:after="20" w:before="20" w:line="252"/>
+              <w:jc w:val="left"/>
+            </w:pPr>
+            <w:r>
+              <w:t xml:space="preserve">5.2</w:t>
             </w:r>
           </w:p>
         </w:tc>
         <w:tc>
           <w:tcPr>
             <w:tcW w:type="dxa" w:w="4700"/>
-            <w:shd w:fill="FFFFFF" w:val="clear"/>
+            <w:shd w:fill="EEF1F8" w:val="clear"/>
             <w:tcMar>
               <w:top w:type="dxa" w:w="40"/>
               <w:left w:type="dxa" w:w="80"/>
@@ -4244,7 +3401,7 @@
               <w:spacing w:after="20" w:line="252"/>
             </w:pPr>
             <w:r>
-              <w:t xml:space="preserve">Обучение операторов: где, длительность, стоимость, язык.</w:t>
+              <w:t xml:space="preserve">Поставите ли пакеты присадок для выпуска готовых масел/антифризов на нашей площадке?</w:t>
             </w:r>
           </w:p>
           <w:p>
@@ -4257,35 +3414,35 @@
                 <w:sz w:val="18"/>
                 <w:szCs w:val="18"/>
               </w:rPr>
-              <w:t xml:space="preserve">操作工培训：地点、时长、费用、语言。</w:t>
+              <w:t xml:space="preserve">是否为我方现场生产成品油/防冻液供应添加剂包？</w:t>
             </w:r>
           </w:p>
         </w:tc>
         <w:tc>
           <w:tcPr>
             <w:tcW w:type="dxa" w:w="1760"/>
-            <w:shd w:fill="FFFFFF" w:val="clear"/>
-            <w:tcMar>
-              <w:top w:type="dxa" w:w="40"/>
-              <w:left w:type="dxa" w:w="80"/>
-              <w:bottom w:type="dxa" w:w="40"/>
-              <w:right w:type="dxa" w:w="80"/>
-            </w:tcMar>
-          </w:tcPr>
-          <w:p>
-            <w:pPr>
-              <w:spacing w:after="20" w:before="20" w:line="252"/>
-              <w:jc w:val="left"/>
-            </w:pPr>
-            <w:r>
-              <w:t xml:space="preserve">CAPEX / пуск</w:t>
+            <w:shd w:fill="EEF1F8" w:val="clear"/>
+            <w:tcMar>
+              <w:top w:type="dxa" w:w="40"/>
+              <w:left w:type="dxa" w:w="80"/>
+              <w:bottom w:type="dxa" w:w="40"/>
+              <w:right w:type="dxa" w:w="80"/>
+            </w:tcMar>
+          </w:tcPr>
+          <w:p>
+            <w:pPr>
+              <w:spacing w:after="20" w:before="20" w:line="252"/>
+              <w:jc w:val="left"/>
+            </w:pPr>
+            <w:r>
+              <w:t xml:space="preserve">Синергия / доп. продукт</w:t>
             </w:r>
           </w:p>
         </w:tc>
         <w:tc>
           <w:tcPr>
             <w:tcW w:type="dxa" w:w="2040"/>
-            <w:shd w:fill="FFFFFF" w:val="clear"/>
+            <w:shd w:fill="EEF1F8" w:val="clear"/>
             <w:tcMar>
               <w:top w:type="dxa" w:w="40"/>
               <w:left w:type="dxa" w:w="80"/>
@@ -4305,28 +3462,28 @@
         <w:tc>
           <w:tcPr>
             <w:tcW w:type="dxa" w:w="520"/>
-            <w:shd w:fill="EEF1F8" w:val="clear"/>
-            <w:tcMar>
-              <w:top w:type="dxa" w:w="40"/>
-              <w:left w:type="dxa" w:w="80"/>
-              <w:bottom w:type="dxa" w:w="40"/>
-              <w:right w:type="dxa" w:w="80"/>
-            </w:tcMar>
-          </w:tcPr>
-          <w:p>
-            <w:pPr>
-              <w:spacing w:after="20" w:before="20" w:line="252"/>
-              <w:jc w:val="left"/>
-            </w:pPr>
-            <w:r>
-              <w:t xml:space="preserve">E6</w:t>
+            <w:shd w:fill="FFFFFF" w:val="clear"/>
+            <w:tcMar>
+              <w:top w:type="dxa" w:w="40"/>
+              <w:left w:type="dxa" w:w="80"/>
+              <w:bottom w:type="dxa" w:w="40"/>
+              <w:right w:type="dxa" w:w="80"/>
+            </w:tcMar>
+          </w:tcPr>
+          <w:p>
+            <w:pPr>
+              <w:spacing w:after="20" w:before="20" w:line="252"/>
+              <w:jc w:val="left"/>
+            </w:pPr>
+            <w:r>
+              <w:t xml:space="preserve">5.3</w:t>
             </w:r>
           </w:p>
         </w:tc>
         <w:tc>
           <w:tcPr>
             <w:tcW w:type="dxa" w:w="4700"/>
-            <w:shd w:fill="EEF1F8" w:val="clear"/>
+            <w:shd w:fill="FFFFFF" w:val="clear"/>
             <w:tcMar>
               <w:top w:type="dxa" w:w="40"/>
               <w:left w:type="dxa" w:w="80"/>
@@ -4339,7 +3496,7 @@
               <w:spacing w:after="20" w:line="252"/>
             </w:pPr>
             <w:r>
-              <w:t xml:space="preserve">Язык документации, единицы и стандарты (GB vs EN/ASME/ISO); для сосудов — PED/EN 13445?</w:t>
+              <w:t xml:space="preserve">Интересно ли совместно выпускать готовую продукцию (масла, антифризы) на Балканах, а не только базовое масло?</w:t>
             </w:r>
           </w:p>
           <w:p>
@@ -4352,35 +3509,35 @@
                 <w:sz w:val="18"/>
                 <w:szCs w:val="18"/>
               </w:rPr>
-              <w:t xml:space="preserve">文档语言、单位与标准（GB与EN/ASME/ISO）；承压设备—PED/EN 13445？</w:t>
+              <w:t xml:space="preserve">是否有意在巴尔干联合生产成品（润滑油、防冻液），而不仅是基础油？</w:t>
             </w:r>
           </w:p>
         </w:tc>
         <w:tc>
           <w:tcPr>
             <w:tcW w:type="dxa" w:w="1760"/>
-            <w:shd w:fill="EEF1F8" w:val="clear"/>
-            <w:tcMar>
-              <w:top w:type="dxa" w:w="40"/>
-              <w:left w:type="dxa" w:w="80"/>
-              <w:bottom w:type="dxa" w:w="40"/>
-              <w:right w:type="dxa" w:w="80"/>
-            </w:tcMar>
-          </w:tcPr>
-          <w:p>
-            <w:pPr>
-              <w:spacing w:after="20" w:before="20" w:line="252"/>
-              <w:jc w:val="left"/>
-            </w:pPr>
-            <w:r>
-              <w:t xml:space="preserve">Допуск в ЕС</w:t>
+            <w:shd w:fill="FFFFFF" w:val="clear"/>
+            <w:tcMar>
+              <w:top w:type="dxa" w:w="40"/>
+              <w:left w:type="dxa" w:w="80"/>
+              <w:bottom w:type="dxa" w:w="40"/>
+              <w:right w:type="dxa" w:w="80"/>
+            </w:tcMar>
+          </w:tcPr>
+          <w:p>
+            <w:pPr>
+              <w:spacing w:after="20" w:before="20" w:line="252"/>
+              <w:jc w:val="left"/>
+            </w:pPr>
+            <w:r>
+              <w:t xml:space="preserve">Стратегия / маржа</w:t>
             </w:r>
           </w:p>
         </w:tc>
         <w:tc>
           <w:tcPr>
             <w:tcW w:type="dxa" w:w="2040"/>
-            <w:shd w:fill="EEF1F8" w:val="clear"/>
+            <w:shd w:fill="FFFFFF" w:val="clear"/>
             <w:tcMar>
               <w:top w:type="dxa" w:w="40"/>
               <w:left w:type="dxa" w:w="80"/>
@@ -4400,28 +3557,28 @@
         <w:tc>
           <w:tcPr>
             <w:tcW w:type="dxa" w:w="520"/>
-            <w:shd w:fill="FFFFFF" w:val="clear"/>
-            <w:tcMar>
-              <w:top w:type="dxa" w:w="40"/>
-              <w:left w:type="dxa" w:w="80"/>
-              <w:bottom w:type="dxa" w:w="40"/>
-              <w:right w:type="dxa" w:w="80"/>
-            </w:tcMar>
-          </w:tcPr>
-          <w:p>
-            <w:pPr>
-              <w:spacing w:after="20" w:before="20" w:line="252"/>
-              <w:jc w:val="left"/>
-            </w:pPr>
-            <w:r>
-              <w:t xml:space="preserve">E7</w:t>
+            <w:shd w:fill="EEF1F8" w:val="clear"/>
+            <w:tcMar>
+              <w:top w:type="dxa" w:w="40"/>
+              <w:left w:type="dxa" w:w="80"/>
+              <w:bottom w:type="dxa" w:w="40"/>
+              <w:right w:type="dxa" w:w="80"/>
+            </w:tcMar>
+          </w:tcPr>
+          <w:p>
+            <w:pPr>
+              <w:spacing w:after="20" w:before="20" w:line="252"/>
+              <w:jc w:val="left"/>
+            </w:pPr>
+            <w:r>
+              <w:t xml:space="preserve">5.4</w:t>
             </w:r>
           </w:p>
         </w:tc>
         <w:tc>
           <w:tcPr>
             <w:tcW w:type="dxa" w:w="4700"/>
-            <w:shd w:fill="FFFFFF" w:val="clear"/>
+            <w:shd w:fill="EEF1F8" w:val="clear"/>
             <w:tcMar>
               <w:top w:type="dxa" w:w="40"/>
               <w:left w:type="dxa" w:w="80"/>
@@ -4434,7 +3591,7 @@
               <w:spacing w:after="20" w:line="252"/>
             </w:pPr>
             <w:r>
-              <w:t xml:space="preserve">Эксклюзив/приоритет на рынок Балкан для нашего проекта?</w:t>
+              <w:t xml:space="preserve">Целевые марки/спецификации базового масла (70N/100N/150N/500N и т.п.), под ваш блендинг.</w:t>
             </w:r>
           </w:p>
           <w:p>
@@ -4447,47 +3604,189 @@
                 <w:sz w:val="18"/>
                 <w:szCs w:val="18"/>
               </w:rPr>
-              <w:t xml:space="preserve">我方项目在巴尔干市场的独家/优先权？</w:t>
+              <w:t xml:space="preserve">目标基础油牌号/规格（70N/100N/150N/500N等），匹配贵司调合。</w:t>
             </w:r>
           </w:p>
         </w:tc>
         <w:tc>
           <w:tcPr>
             <w:tcW w:type="dxa" w:w="1760"/>
-            <w:shd w:fill="FFFFFF" w:val="clear"/>
-            <w:tcMar>
-              <w:top w:type="dxa" w:w="40"/>
-              <w:left w:type="dxa" w:w="80"/>
-              <w:bottom w:type="dxa" w:w="40"/>
-              <w:right w:type="dxa" w:w="80"/>
-            </w:tcMar>
-          </w:tcPr>
-          <w:p>
-            <w:pPr>
-              <w:spacing w:after="20" w:before="20" w:line="252"/>
-              <w:jc w:val="left"/>
-            </w:pPr>
-            <w:r>
-              <w:t xml:space="preserve">Стратегия</w:t>
+            <w:shd w:fill="EEF1F8" w:val="clear"/>
+            <w:tcMar>
+              <w:top w:type="dxa" w:w="40"/>
+              <w:left w:type="dxa" w:w="80"/>
+              <w:bottom w:type="dxa" w:w="40"/>
+              <w:right w:type="dxa" w:w="80"/>
+            </w:tcMar>
+          </w:tcPr>
+          <w:p>
+            <w:pPr>
+              <w:spacing w:after="20" w:before="20" w:line="252"/>
+              <w:jc w:val="left"/>
+            </w:pPr>
+            <w:r>
+              <w:t xml:space="preserve">Сбыт</w:t>
             </w:r>
           </w:p>
         </w:tc>
         <w:tc>
           <w:tcPr>
             <w:tcW w:type="dxa" w:w="2040"/>
-            <w:shd w:fill="FFFFFF" w:val="clear"/>
-            <w:tcMar>
-              <w:top w:type="dxa" w:w="40"/>
-              <w:left w:type="dxa" w:w="80"/>
-              <w:bottom w:type="dxa" w:w="40"/>
-              <w:right w:type="dxa" w:w="80"/>
-            </w:tcMar>
-          </w:tcPr>
-          <w:p>
-            <w:pPr>
-              <w:spacing w:after="20" w:before="20" w:line="252"/>
-              <w:jc w:val="left"/>
-            </w:pPr>
+            <w:shd w:fill="EEF1F8" w:val="clear"/>
+            <w:tcMar>
+              <w:top w:type="dxa" w:w="40"/>
+              <w:left w:type="dxa" w:w="80"/>
+              <w:bottom w:type="dxa" w:w="40"/>
+              <w:right w:type="dxa" w:w="80"/>
+            </w:tcMar>
+          </w:tcPr>
+          <w:p>
+            <w:pPr>
+              <w:spacing w:after="20" w:before="20" w:line="252"/>
+              <w:jc w:val="left"/>
+            </w:pPr>
+          </w:p>
+        </w:tc>
+      </w:tr>
+    </w:tbl>
+    <w:p>
+      <w:pPr>
+        <w:spacing w:after="60"/>
+      </w:pPr>
+    </w:p>
+    <w:p>
+      <w:pPr>
+        <w:pStyle w:val="Heading1"/>
+        <w:spacing w:after="120" w:before="260"/>
+      </w:pPr>
+      <w:r>
+        <w:t xml:space="preserve">6. Коммерция, финансирование, обучение, сроки, гарантии (→ график/финансы)</w:t>
+      </w:r>
+    </w:p>
+    <w:tbl>
+      <w:tblPr>
+        <w:tblW w:type="dxa" w:w="9020"/>
+        <w:tblBorders>
+          <w:top w:val="single" w:color="AAB4CC" w:sz="4"/>
+          <w:left w:val="single" w:color="AAB4CC" w:sz="4"/>
+          <w:bottom w:val="single" w:color="AAB4CC" w:sz="4"/>
+          <w:right w:val="single" w:color="AAB4CC" w:sz="4"/>
+          <w:insideH w:val="single" w:color="CCD3E0" w:sz="2"/>
+          <w:insideV w:val="single" w:color="CCD3E0" w:sz="2"/>
+        </w:tblBorders>
+      </w:tblPr>
+      <w:tblGrid>
+        <w:gridCol w:w="520"/>
+        <w:gridCol w:w="4700"/>
+        <w:gridCol w:w="1760"/>
+        <w:gridCol w:w="2040"/>
+      </w:tblGrid>
+      <w:tr>
+        <w:trPr>
+          <w:tblHeader/>
+        </w:trPr>
+        <w:tc>
+          <w:tcPr>
+            <w:tcW w:type="dxa" w:w="520"/>
+            <w:shd w:fill="1F3864" w:val="clear"/>
+            <w:tcMar>
+              <w:top w:type="dxa" w:w="40"/>
+              <w:left w:type="dxa" w:w="80"/>
+              <w:bottom w:type="dxa" w:w="40"/>
+              <w:right w:type="dxa" w:w="80"/>
+            </w:tcMar>
+          </w:tcPr>
+          <w:p>
+            <w:pPr>
+              <w:spacing w:after="20" w:before="20" w:line="252"/>
+              <w:jc w:val="left"/>
+            </w:pPr>
+            <w:r>
+              <w:rPr>
+                <w:b/>
+                <w:bCs/>
+                <w:color w:val="FFFFFF"/>
+              </w:rPr>
+              <w:t xml:space="preserve">№</w:t>
+            </w:r>
+          </w:p>
+        </w:tc>
+        <w:tc>
+          <w:tcPr>
+            <w:tcW w:type="dxa" w:w="4700"/>
+            <w:shd w:fill="1F3864" w:val="clear"/>
+            <w:tcMar>
+              <w:top w:type="dxa" w:w="40"/>
+              <w:left w:type="dxa" w:w="80"/>
+              <w:bottom w:type="dxa" w:w="40"/>
+              <w:right w:type="dxa" w:w="80"/>
+            </w:tcMar>
+          </w:tcPr>
+          <w:p>
+            <w:pPr>
+              <w:spacing w:after="20" w:before="20" w:line="252"/>
+              <w:jc w:val="left"/>
+            </w:pPr>
+            <w:r>
+              <w:rPr>
+                <w:b/>
+                <w:bCs/>
+                <w:color w:val="FFFFFF"/>
+              </w:rPr>
+              <w:t xml:space="preserve">Вопрос (RU) / 问题 (中文)</w:t>
+            </w:r>
+          </w:p>
+        </w:tc>
+        <w:tc>
+          <w:tcPr>
+            <w:tcW w:type="dxa" w:w="1760"/>
+            <w:shd w:fill="1F3864" w:val="clear"/>
+            <w:tcMar>
+              <w:top w:type="dxa" w:w="40"/>
+              <w:left w:type="dxa" w:w="80"/>
+              <w:bottom w:type="dxa" w:w="40"/>
+              <w:right w:type="dxa" w:w="80"/>
+            </w:tcMar>
+          </w:tcPr>
+          <w:p>
+            <w:pPr>
+              <w:spacing w:after="20" w:before="20" w:line="252"/>
+              <w:jc w:val="left"/>
+            </w:pPr>
+            <w:r>
+              <w:rPr>
+                <w:b/>
+                <w:bCs/>
+                <w:color w:val="FFFFFF"/>
+              </w:rPr>
+              <w:t xml:space="preserve">Зачем нужен ответ</w:t>
+            </w:r>
+          </w:p>
+        </w:tc>
+        <w:tc>
+          <w:tcPr>
+            <w:tcW w:type="dxa" w:w="2040"/>
+            <w:shd w:fill="1F3864" w:val="clear"/>
+            <w:tcMar>
+              <w:top w:type="dxa" w:w="40"/>
+              <w:left w:type="dxa" w:w="80"/>
+              <w:bottom w:type="dxa" w:w="40"/>
+              <w:right w:type="dxa" w:w="80"/>
+            </w:tcMar>
+          </w:tcPr>
+          <w:p>
+            <w:pPr>
+              <w:spacing w:after="20" w:before="20" w:line="252"/>
+              <w:jc w:val="left"/>
+            </w:pPr>
+            <w:r>
+              <w:rPr>
+                <w:b/>
+                <w:bCs/>
+                <w:color w:val="FFFFFF"/>
+              </w:rPr>
+              <w:t xml:space="preserve">Ответ / 答复</w:t>
+            </w:r>
           </w:p>
         </w:tc>
       </w:tr>
@@ -4495,28 +3794,28 @@
         <w:tc>
           <w:tcPr>
             <w:tcW w:type="dxa" w:w="520"/>
-            <w:shd w:fill="EEF1F8" w:val="clear"/>
-            <w:tcMar>
-              <w:top w:type="dxa" w:w="40"/>
-              <w:left w:type="dxa" w:w="80"/>
-              <w:bottom w:type="dxa" w:w="40"/>
-              <w:right w:type="dxa" w:w="80"/>
-            </w:tcMar>
-          </w:tcPr>
-          <w:p>
-            <w:pPr>
-              <w:spacing w:after="20" w:before="20" w:line="252"/>
-              <w:jc w:val="left"/>
-            </w:pPr>
-            <w:r>
-              <w:t xml:space="preserve">E8</w:t>
+            <w:shd w:fill="FFFFFF" w:val="clear"/>
+            <w:tcMar>
+              <w:top w:type="dxa" w:w="40"/>
+              <w:left w:type="dxa" w:w="80"/>
+              <w:bottom w:type="dxa" w:w="40"/>
+              <w:right w:type="dxa" w:w="80"/>
+            </w:tcMar>
+          </w:tcPr>
+          <w:p>
+            <w:pPr>
+              <w:spacing w:after="20" w:before="20" w:line="252"/>
+              <w:jc w:val="left"/>
+            </w:pPr>
+            <w:r>
+              <w:t xml:space="preserve">6.1</w:t>
             </w:r>
           </w:p>
         </w:tc>
         <w:tc>
           <w:tcPr>
             <w:tcW w:type="dxa" w:w="4700"/>
-            <w:shd w:fill="EEF1F8" w:val="clear"/>
+            <w:shd w:fill="FFFFFF" w:val="clear"/>
             <w:tcMar>
               <w:top w:type="dxa" w:w="40"/>
               <w:left w:type="dxa" w:w="80"/>
@@ -4529,7 +3828,7 @@
               <w:spacing w:after="20" w:line="252"/>
             </w:pPr>
             <w:r>
-              <w:t xml:space="preserve">Послепродажный сервис: наличие и срок поставки ЗИП в Европу, удалённая поддержка.</w:t>
+              <w:t xml:space="preserve">Вклад в CAPEX/финансирование: со-инвестиция, товарный кредит, китайское экспортное финансирование (Sinosure), рассрочка?</w:t>
             </w:r>
           </w:p>
           <w:p>
@@ -4542,35 +3841,35 @@
                 <w:sz w:val="18"/>
                 <w:szCs w:val="18"/>
               </w:rPr>
-              <w:t xml:space="preserve">售后：欧洲备件供应与周期、远程支持。</w:t>
+              <w:t xml:space="preserve">对投资/融资的贡献：共同投资、供方信贷、中国出口信用（中信保）、分期？</w:t>
             </w:r>
           </w:p>
         </w:tc>
         <w:tc>
           <w:tcPr>
             <w:tcW w:type="dxa" w:w="1760"/>
-            <w:shd w:fill="EEF1F8" w:val="clear"/>
-            <w:tcMar>
-              <w:top w:type="dxa" w:w="40"/>
-              <w:left w:type="dxa" w:w="80"/>
-              <w:bottom w:type="dxa" w:w="40"/>
-              <w:right w:type="dxa" w:w="80"/>
-            </w:tcMar>
-          </w:tcPr>
-          <w:p>
-            <w:pPr>
-              <w:spacing w:after="20" w:before="20" w:line="252"/>
-              <w:jc w:val="left"/>
-            </w:pPr>
-            <w:r>
-              <w:t xml:space="preserve">OPEX / риск</w:t>
+            <w:shd w:fill="FFFFFF" w:val="clear"/>
+            <w:tcMar>
+              <w:top w:type="dxa" w:w="40"/>
+              <w:left w:type="dxa" w:w="80"/>
+              <w:bottom w:type="dxa" w:w="40"/>
+              <w:right w:type="dxa" w:w="80"/>
+            </w:tcMar>
+          </w:tcPr>
+          <w:p>
+            <w:pPr>
+              <w:spacing w:after="20" w:before="20" w:line="252"/>
+              <w:jc w:val="left"/>
+            </w:pPr>
+            <w:r>
+              <w:t xml:space="preserve">Структура финансирования</w:t>
             </w:r>
           </w:p>
         </w:tc>
         <w:tc>
           <w:tcPr>
             <w:tcW w:type="dxa" w:w="2040"/>
-            <w:shd w:fill="EEF1F8" w:val="clear"/>
+            <w:shd w:fill="FFFFFF" w:val="clear"/>
             <w:tcMar>
               <w:top w:type="dxa" w:w="40"/>
               <w:left w:type="dxa" w:w="80"/>
@@ -4590,28 +3889,28 @@
         <w:tc>
           <w:tcPr>
             <w:tcW w:type="dxa" w:w="520"/>
-            <w:shd w:fill="FFFFFF" w:val="clear"/>
-            <w:tcMar>
-              <w:top w:type="dxa" w:w="40"/>
-              <w:left w:type="dxa" w:w="80"/>
-              <w:bottom w:type="dxa" w:w="40"/>
-              <w:right w:type="dxa" w:w="80"/>
-            </w:tcMar>
-          </w:tcPr>
-          <w:p>
-            <w:pPr>
-              <w:spacing w:after="20" w:before="20" w:line="252"/>
-              <w:jc w:val="left"/>
-            </w:pPr>
-            <w:r>
-              <w:t xml:space="preserve">E9</w:t>
+            <w:shd w:fill="EEF1F8" w:val="clear"/>
+            <w:tcMar>
+              <w:top w:type="dxa" w:w="40"/>
+              <w:left w:type="dxa" w:w="80"/>
+              <w:bottom w:type="dxa" w:w="40"/>
+              <w:right w:type="dxa" w:w="80"/>
+            </w:tcMar>
+          </w:tcPr>
+          <w:p>
+            <w:pPr>
+              <w:spacing w:after="20" w:before="20" w:line="252"/>
+              <w:jc w:val="left"/>
+            </w:pPr>
+            <w:r>
+              <w:t xml:space="preserve">6.2</w:t>
             </w:r>
           </w:p>
         </w:tc>
         <w:tc>
           <w:tcPr>
             <w:tcW w:type="dxa" w:w="4700"/>
-            <w:shd w:fill="FFFFFF" w:val="clear"/>
+            <w:shd w:fill="EEF1F8" w:val="clear"/>
             <w:tcMar>
               <w:top w:type="dxa" w:w="40"/>
               <w:left w:type="dxa" w:w="80"/>
@@ -4624,7 +3923,7 @@
               <w:spacing w:after="20" w:line="252"/>
             </w:pPr>
             <w:r>
-              <w:t xml:space="preserve">Срок действия цены и формула эскалации.</w:t>
+              <w:t xml:space="preserve">Условия оплаты (аванс %, привязка к этапам, удержание).</w:t>
             </w:r>
           </w:p>
           <w:p>
@@ -4637,28 +3936,313 @@
                 <w:sz w:val="18"/>
                 <w:szCs w:val="18"/>
               </w:rPr>
-              <w:t xml:space="preserve">报价有效期及调价公式。</w:t>
+              <w:t xml:space="preserve">付款条件（预付%、里程碑、质保金）。</w:t>
             </w:r>
           </w:p>
         </w:tc>
         <w:tc>
           <w:tcPr>
             <w:tcW w:type="dxa" w:w="1760"/>
-            <w:shd w:fill="FFFFFF" w:val="clear"/>
-            <w:tcMar>
-              <w:top w:type="dxa" w:w="40"/>
-              <w:left w:type="dxa" w:w="80"/>
-              <w:bottom w:type="dxa" w:w="40"/>
-              <w:right w:type="dxa" w:w="80"/>
-            </w:tcMar>
-          </w:tcPr>
-          <w:p>
-            <w:pPr>
-              <w:spacing w:after="20" w:before="20" w:line="252"/>
-              <w:jc w:val="left"/>
-            </w:pPr>
-            <w:r>
-              <w:t xml:space="preserve">Бюджет</w:t>
+            <w:shd w:fill="EEF1F8" w:val="clear"/>
+            <w:tcMar>
+              <w:top w:type="dxa" w:w="40"/>
+              <w:left w:type="dxa" w:w="80"/>
+              <w:bottom w:type="dxa" w:w="40"/>
+              <w:right w:type="dxa" w:w="80"/>
+            </w:tcMar>
+          </w:tcPr>
+          <w:p>
+            <w:pPr>
+              <w:spacing w:after="20" w:before="20" w:line="252"/>
+              <w:jc w:val="left"/>
+            </w:pPr>
+            <w:r>
+              <w:t xml:space="preserve">Оборотный капитал</w:t>
+            </w:r>
+          </w:p>
+        </w:tc>
+        <w:tc>
+          <w:tcPr>
+            <w:tcW w:type="dxa" w:w="2040"/>
+            <w:shd w:fill="EEF1F8" w:val="clear"/>
+            <w:tcMar>
+              <w:top w:type="dxa" w:w="40"/>
+              <w:left w:type="dxa" w:w="80"/>
+              <w:bottom w:type="dxa" w:w="40"/>
+              <w:right w:type="dxa" w:w="80"/>
+            </w:tcMar>
+          </w:tcPr>
+          <w:p>
+            <w:pPr>
+              <w:spacing w:after="20" w:before="20" w:line="252"/>
+              <w:jc w:val="left"/>
+            </w:pPr>
+          </w:p>
+        </w:tc>
+      </w:tr>
+      <w:tr>
+        <w:tc>
+          <w:tcPr>
+            <w:tcW w:type="dxa" w:w="520"/>
+            <w:shd w:fill="FFFFFF" w:val="clear"/>
+            <w:tcMar>
+              <w:top w:type="dxa" w:w="40"/>
+              <w:left w:type="dxa" w:w="80"/>
+              <w:bottom w:type="dxa" w:w="40"/>
+              <w:right w:type="dxa" w:w="80"/>
+            </w:tcMar>
+          </w:tcPr>
+          <w:p>
+            <w:pPr>
+              <w:spacing w:after="20" w:before="20" w:line="252"/>
+              <w:jc w:val="left"/>
+            </w:pPr>
+            <w:r>
+              <w:t xml:space="preserve">6.3</w:t>
+            </w:r>
+          </w:p>
+        </w:tc>
+        <w:tc>
+          <w:tcPr>
+            <w:tcW w:type="dxa" w:w="4700"/>
+            <w:shd w:fill="FFFFFF" w:val="clear"/>
+            <w:tcMar>
+              <w:top w:type="dxa" w:w="40"/>
+              <w:left w:type="dxa" w:w="80"/>
+              <w:bottom w:type="dxa" w:w="40"/>
+              <w:right w:type="dxa" w:w="80"/>
+            </w:tcMar>
+          </w:tcPr>
+          <w:p>
+            <w:pPr>
+              <w:spacing w:after="20" w:line="252"/>
+            </w:pPr>
+            <w:r>
+              <w:t xml:space="preserve">Обучение наших операторов на вашем заводе в Цзинане: длительность, стоимость, язык.</w:t>
+            </w:r>
+          </w:p>
+          <w:p>
+            <w:pPr>
+              <w:spacing w:after="0" w:line="240"/>
+            </w:pPr>
+            <w:r>
+              <w:rPr>
+                <w:color w:val="8A5A00"/>
+                <w:sz w:val="18"/>
+                <w:szCs w:val="18"/>
+              </w:rPr>
+              <w:t xml:space="preserve">在贵司济南工厂培训我方操作工：时长、费用、语言。</w:t>
+            </w:r>
+          </w:p>
+        </w:tc>
+        <w:tc>
+          <w:tcPr>
+            <w:tcW w:type="dxa" w:w="1760"/>
+            <w:shd w:fill="FFFFFF" w:val="clear"/>
+            <w:tcMar>
+              <w:top w:type="dxa" w:w="40"/>
+              <w:left w:type="dxa" w:w="80"/>
+              <w:bottom w:type="dxa" w:w="40"/>
+              <w:right w:type="dxa" w:w="80"/>
+            </w:tcMar>
+          </w:tcPr>
+          <w:p>
+            <w:pPr>
+              <w:spacing w:after="20" w:before="20" w:line="252"/>
+              <w:jc w:val="left"/>
+            </w:pPr>
+            <w:r>
+              <w:t xml:space="preserve">CAPEX / пуск</w:t>
+            </w:r>
+          </w:p>
+        </w:tc>
+        <w:tc>
+          <w:tcPr>
+            <w:tcW w:type="dxa" w:w="2040"/>
+            <w:shd w:fill="FFFFFF" w:val="clear"/>
+            <w:tcMar>
+              <w:top w:type="dxa" w:w="40"/>
+              <w:left w:type="dxa" w:w="80"/>
+              <w:bottom w:type="dxa" w:w="40"/>
+              <w:right w:type="dxa" w:w="80"/>
+            </w:tcMar>
+          </w:tcPr>
+          <w:p>
+            <w:pPr>
+              <w:spacing w:after="20" w:before="20" w:line="252"/>
+              <w:jc w:val="left"/>
+            </w:pPr>
+          </w:p>
+        </w:tc>
+      </w:tr>
+      <w:tr>
+        <w:tc>
+          <w:tcPr>
+            <w:tcW w:type="dxa" w:w="520"/>
+            <w:shd w:fill="EEF1F8" w:val="clear"/>
+            <w:tcMar>
+              <w:top w:type="dxa" w:w="40"/>
+              <w:left w:type="dxa" w:w="80"/>
+              <w:bottom w:type="dxa" w:w="40"/>
+              <w:right w:type="dxa" w:w="80"/>
+            </w:tcMar>
+          </w:tcPr>
+          <w:p>
+            <w:pPr>
+              <w:spacing w:after="20" w:before="20" w:line="252"/>
+              <w:jc w:val="left"/>
+            </w:pPr>
+            <w:r>
+              <w:t xml:space="preserve">6.4</w:t>
+            </w:r>
+          </w:p>
+        </w:tc>
+        <w:tc>
+          <w:tcPr>
+            <w:tcW w:type="dxa" w:w="4700"/>
+            <w:shd w:fill="EEF1F8" w:val="clear"/>
+            <w:tcMar>
+              <w:top w:type="dxa" w:w="40"/>
+              <w:left w:type="dxa" w:w="80"/>
+              <w:bottom w:type="dxa" w:w="40"/>
+              <w:right w:type="dxa" w:w="80"/>
+            </w:tcMar>
+          </w:tcPr>
+          <w:p>
+            <w:pPr>
+              <w:spacing w:after="20" w:line="252"/>
+            </w:pPr>
+            <w:r>
+              <w:t xml:space="preserve">Срок изготовления/поставки/монтажа/пуска по этапам; число шеф-инженеров и ставки.</w:t>
+            </w:r>
+          </w:p>
+          <w:p>
+            <w:pPr>
+              <w:spacing w:after="0" w:line="240"/>
+            </w:pPr>
+            <w:r>
+              <w:rPr>
+                <w:color w:val="8A5A00"/>
+                <w:sz w:val="18"/>
+                <w:szCs w:val="18"/>
+              </w:rPr>
+              <w:t xml:space="preserve">分阶段制造/供货/安装/开车周期；派遣工程师人数与费率。</w:t>
+            </w:r>
+          </w:p>
+        </w:tc>
+        <w:tc>
+          <w:tcPr>
+            <w:tcW w:type="dxa" w:w="1760"/>
+            <w:shd w:fill="EEF1F8" w:val="clear"/>
+            <w:tcMar>
+              <w:top w:type="dxa" w:w="40"/>
+              <w:left w:type="dxa" w:w="80"/>
+              <w:bottom w:type="dxa" w:w="40"/>
+              <w:right w:type="dxa" w:w="80"/>
+            </w:tcMar>
+          </w:tcPr>
+          <w:p>
+            <w:pPr>
+              <w:spacing w:after="20" w:before="20" w:line="252"/>
+              <w:jc w:val="left"/>
+            </w:pPr>
+            <w:r>
+              <w:t xml:space="preserve">График проекта</w:t>
+            </w:r>
+          </w:p>
+        </w:tc>
+        <w:tc>
+          <w:tcPr>
+            <w:tcW w:type="dxa" w:w="2040"/>
+            <w:shd w:fill="EEF1F8" w:val="clear"/>
+            <w:tcMar>
+              <w:top w:type="dxa" w:w="40"/>
+              <w:left w:type="dxa" w:w="80"/>
+              <w:bottom w:type="dxa" w:w="40"/>
+              <w:right w:type="dxa" w:w="80"/>
+            </w:tcMar>
+          </w:tcPr>
+          <w:p>
+            <w:pPr>
+              <w:spacing w:after="20" w:before="20" w:line="252"/>
+              <w:jc w:val="left"/>
+            </w:pPr>
+          </w:p>
+        </w:tc>
+      </w:tr>
+      <w:tr>
+        <w:tc>
+          <w:tcPr>
+            <w:tcW w:type="dxa" w:w="520"/>
+            <w:shd w:fill="FFFFFF" w:val="clear"/>
+            <w:tcMar>
+              <w:top w:type="dxa" w:w="40"/>
+              <w:left w:type="dxa" w:w="80"/>
+              <w:bottom w:type="dxa" w:w="40"/>
+              <w:right w:type="dxa" w:w="80"/>
+            </w:tcMar>
+          </w:tcPr>
+          <w:p>
+            <w:pPr>
+              <w:spacing w:after="20" w:before="20" w:line="252"/>
+              <w:jc w:val="left"/>
+            </w:pPr>
+            <w:r>
+              <w:t xml:space="preserve">6.5</w:t>
+            </w:r>
+          </w:p>
+        </w:tc>
+        <w:tc>
+          <w:tcPr>
+            <w:tcW w:type="dxa" w:w="4700"/>
+            <w:shd w:fill="FFFFFF" w:val="clear"/>
+            <w:tcMar>
+              <w:top w:type="dxa" w:w="40"/>
+              <w:left w:type="dxa" w:w="80"/>
+              <w:bottom w:type="dxa" w:w="40"/>
+              <w:right w:type="dxa" w:w="80"/>
+            </w:tcMar>
+          </w:tcPr>
+          <w:p>
+            <w:pPr>
+              <w:spacing w:after="20" w:line="252"/>
+            </w:pPr>
+            <w:r>
+              <w:t xml:space="preserve">Гарантии показателей (выход, качество, удельные расходы, готовность) с LD; гарантийный срок и объём.</w:t>
+            </w:r>
+          </w:p>
+          <w:p>
+            <w:pPr>
+              <w:spacing w:after="0" w:line="240"/>
+            </w:pPr>
+            <w:r>
+              <w:rPr>
+                <w:color w:val="8A5A00"/>
+                <w:sz w:val="18"/>
+                <w:szCs w:val="18"/>
+              </w:rPr>
+              <w:t xml:space="preserve">性能保证（收率、质量、单耗、开工率）附违约金；质保期与范围。</w:t>
+            </w:r>
+          </w:p>
+        </w:tc>
+        <w:tc>
+          <w:tcPr>
+            <w:tcW w:type="dxa" w:w="1760"/>
+            <w:shd w:fill="FFFFFF" w:val="clear"/>
+            <w:tcMar>
+              <w:top w:type="dxa" w:w="40"/>
+              <w:left w:type="dxa" w:w="80"/>
+              <w:bottom w:type="dxa" w:w="40"/>
+              <w:right w:type="dxa" w:w="80"/>
+            </w:tcMar>
+          </w:tcPr>
+          <w:p>
+            <w:pPr>
+              <w:spacing w:after="20" w:before="20" w:line="252"/>
+              <w:jc w:val="left"/>
+            </w:pPr>
+            <w:r>
+              <w:t xml:space="preserve">Банкуемость / риск</w:t>
             </w:r>
           </w:p>
         </w:tc>
@@ -4714,7 +4298,7 @@
         <w:t xml:space="preserve">Выручка</w:t>
       </w:r>
       <w:r>
-        <w:t xml:space="preserve"> = выход (A1) × цена Group II/Group I (A2–A3) + побочные (A4–A5). Чувствительность к качеству сырья (A6–A7).</w:t>
+        <w:t xml:space="preserve"> = фактический выход вашего завода (2.2) × цена Group II/Group I (1.5–1.6) + побочные; офтейк (5.1) даёт гарантию сбыта.</w:t>
       </w:r>
     </w:p>
     <w:p>
@@ -4735,7 +4319,7 @@
         <w:t xml:space="preserve">CAPEX</w:t>
       </w:r>
       <w:r>
-        <w:t xml:space="preserve"> = цена оборудования (B1) + границы поставки (B2, B8) + доставка (B3) + монтаж/пуск (B4) + ЗИП (B5) + CE/ATEX/PED (B6) + гидроблок при необходимости (A3).</w:t>
+        <w:t xml:space="preserve"> = оборудование (3.1–3.2, если ваша поставка) + разрыв до норм ЕС (4.1) + гидроблок при необходимости (1.6) + лицензия (1.2) + локальные закупки (3.4).</w:t>
       </w:r>
     </w:p>
     <w:p>
@@ -4756,7 +4340,7 @@
         <w:t xml:space="preserve">OPEX</w:t>
       </w:r>
       <w:r>
-        <w:t xml:space="preserve"> = сырьё + энергия (C1–C2) + адсорбент/химия/фильтры (C3–C5) + вода/стоки (C6) + утилизация отходов (C7) + персонал (C8) + ТОиР (C9).</w:t>
+        <w:t xml:space="preserve"> = сырьё + реальные удельные расходы вашего завода: энергия (2.3), адсорбент/катализатор (1.4, 2.3), персонал (2.4), ТОиР (2.5).</w:t>
       </w:r>
     </w:p>
     <w:p>
@@ -4777,7 +4361,7 @@
         <w:t xml:space="preserve">Риск/финансирование</w:t>
       </w:r>
       <w:r>
-        <w:t xml:space="preserve"> = гарантии и LD (D1–D2), референции (D3–D4), эмиссии/BAT (D5), условия оплаты и финансирование (E2–E3), лицензия (E4).</w:t>
+        <w:t xml:space="preserve"> = гарантии и LD (1.5, 6.5), референс-завод и визит (2.1, 2.7), опыт в ЕС (4.2), со-инвестиция и оплата (0.3, 6.1–6.2).</w:t>
       </w:r>
     </w:p>
     <w:p>
@@ -4790,7 +4374,7 @@
         <w:jc w:val="both"/>
       </w:pPr>
       <w:r>
-        <w:t xml:space="preserve">Как только придут ответы (особенно критический минимум), пересчитаем экономику этапа 1 (10 000 т/год) на реальных цифрах и уточним CAPEX/окупаемость — вместо текущих оценок. / 收到答复（尤其最低必需项）后，我们将用真实数据重算一期（1万吨/年）经济性并细化投资与回收期。</w:t>
+        <w:t xml:space="preserve">Как только придут ответы (особенно критический минимум и реальные цифры вашего завода из раздела 2), мы пересчитаем экономику этапа 1 (10 000 т/год) на фактических данных вместо оценок. / 收到答复（尤其最低必需项与第2节贵厂真实数据）后，我方将用实测数据重算一期（1万吨/年）经济性。</w:t>
       </w:r>
     </w:p>
     <w:p>
@@ -4811,7 +4395,7 @@
           <w:sz w:val="18"/>
           <w:szCs w:val="18"/>
         </w:rPr>
-        <w:t xml:space="preserve">Дата: сентябрь 2026 г. Просьба указывать источник/условия каждого числа (гарантия, типовое значение, оценка) и валюту. / 请注明每个数值的依据（保证值/典型值/估算）与币种。</w:t>
+        <w:t xml:space="preserve">Дата: сентябрь 2026 г. Просьба указывать по каждому числу: «факт по заводу / гарантия / оценка» и валюту. / 请对每个数值注明：实测/保证/估算，及币种。</w:t>
       </w:r>
     </w:p>
     <w:sectPr>

--- a/waste-oil-balkans/dist/06_Voprosy_kitayskomu_partneru.docx
+++ b/waste-oil-balkans/dist/06_Voprosy_kitayskomu_partneru.docx
@@ -29,7 +29,7 @@
           <w:sz w:val="22"/>
           <w:szCs w:val="22"/>
         </w:rPr>
-        <w:t xml:space="preserve">Партнёр — владелец завода в Цзинане (масла, антифризы, присадки) и держатель технологии регенерации отработанного масла в базовое масло API Group II · Опросный лист для расчёта экономики проекта</w:t>
+        <w:t xml:space="preserve">Партнёр — владелец завода в Цзинане (масла, антифризы, присадки), держатель технологии и поставщик ВСЕГО оборудования для регенерации в базовое масло API Group II · Опросный лист для расчёта экономики и подтверждения качества</w:t>
       </w:r>
     </w:p>
     <w:p>
@@ -46,64 +46,57 @@
           <w:b/>
           <w:bCs/>
         </w:rPr>
-        <w:t xml:space="preserve">Как мы понимаем роль партнёра (просьба подтвердить/поправить). / 我方对合作伙伴角色的理解（请确认/更正）：</w:t>
-      </w:r>
-      <w:r>
-        <w:t xml:space="preserve"> партнёр рассматривается НЕ как продавец оборудования, а как </w:t>
+        <w:t xml:space="preserve">Роль партнёра (как понимаем — просьба подтвердить). / 合作伙伴角色（请确认）：</w:t>
+      </w:r>
+      <w:r>
+        <w:t xml:space="preserve"> партнёр предоставляет </w:t>
       </w:r>
       <w:r>
         <w:rPr>
           <w:b/>
           <w:bCs/>
         </w:rPr>
-        <w:t xml:space="preserve">владелец действующего завода в Цзинане + держатель технологии регенерации</w:t>
-      </w:r>
-      <w:r>
-        <w:t xml:space="preserve">, то есть потенциальный </w:t>
+        <w:t xml:space="preserve">технологию + весь комплект оборудования</w:t>
+      </w:r>
+      <w:r>
+        <w:t xml:space="preserve"> (фактически «под ключ»), имеет </w:t>
       </w:r>
       <w:r>
         <w:rPr>
           <w:b/>
           <w:bCs/>
         </w:rPr>
-        <w:t xml:space="preserve">технологический лицензиар, со-инвестор и покупатель/переработчик продукции (офтейкер)</w:t>
-      </w:r>
-      <w:r>
-        <w:t xml:space="preserve">. Ключевое преимущество: у партнёра </w:t>
+        <w:t xml:space="preserve">действующий завод в Цзинане</w:t>
+      </w:r>
+      <w:r>
+        <w:t xml:space="preserve"> и рассматривается как </w:t>
       </w:r>
       <w:r>
         <w:rPr>
           <w:b/>
           <w:bCs/>
         </w:rPr>
-        <w:t xml:space="preserve">уже работает такой завод</w:t>
-      </w:r>
-      <w:r>
-        <w:t xml:space="preserve">, поэтому нам нужны его </w:t>
+        <w:t xml:space="preserve">со-инвестор и покупатель/переработчик продукции (офтейкер)</w:t>
+      </w:r>
+      <w:r>
+        <w:t xml:space="preserve">. Нам нужны его </w:t>
       </w:r>
       <w:r>
         <w:rPr>
           <w:b/>
           <w:bCs/>
         </w:rPr>
-        <w:t xml:space="preserve">реальные эксплуатационные цифры</w:t>
-      </w:r>
-      <w:r>
-        <w:t xml:space="preserve">, а не оценки поставщика. «JingJin» — отдельный производитель оборудования (фильтр-прессы), а не сам партнёр. Если понимание неверно — поправьте, скорректируем вопросы.</w:t>
-      </w:r>
-    </w:p>
-    <w:p>
-      <w:pPr>
-        <w:spacing w:after="120" w:line="276"/>
-        <w:jc w:val="both"/>
-      </w:pPr>
+        <w:t xml:space="preserve">реальные заводские цифры</w:t>
+      </w:r>
+      <w:r>
+        <w:t xml:space="preserve"> (а не оценки) и </w:t>
+      </w:r>
       <w:r>
         <w:rPr>
-          <w:color w:val="444444"/>
-          <w:sz w:val="20"/>
-          <w:szCs w:val="20"/>
+          <w:b/>
+          <w:bCs/>
         </w:rPr>
-        <w:t xml:space="preserve">目的：将估算假设替换为合作伙伴现有工厂的真实数据，以建立财务模型（收入、投资、运营成本、回收期）。请在“答复”栏填写，并注明每个数字是“实测/保证/估算”。</w:t>
+        <w:t xml:space="preserve">доказательство, что продукт — настоящий Group II по международной классификации, признаваемой в ЕС.</w:t>
       </w:r>
     </w:p>
     <w:p>
@@ -120,10 +113,100 @@
           <w:b/>
           <w:bCs/>
         </w:rPr>
-        <w:t xml:space="preserve">Критический минимум (если отвечать только на это): / 最低必需项：</w:t>
-      </w:r>
-      <w:r>
-        <w:t xml:space="preserve"> 0.2 (форма сотрудничества), 1.5–1.6 (гарантия Group II и нужен ли гидроблок), 2.2–2.5 (РЕАЛЬНЫЕ выход/энергия/расходники/штат вашего завода), 3.1–3.2 (поставляете ли оборудование и цена), 4.1 (кто закрывает разрыв до норм ЕС), 5.1 (офтейк базового масла).</w:t>
+        <w:t xml:space="preserve">Про «Group II по европейским нормам» — важное уточнение. / 关于“欧盟标准II类”：</w:t>
+      </w:r>
+      <w:r>
+        <w:t xml:space="preserve"> Group II — это </w:t>
+      </w:r>
+      <w:r>
+        <w:rPr>
+          <w:b/>
+          <w:bCs/>
+        </w:rPr>
+        <w:t xml:space="preserve">единая международная классификация API 1509</w:t>
+      </w:r>
+      <w:r>
+        <w:t xml:space="preserve"> (насыщенные ≥90 %, сера ≤0,03 %, индекс вязкости 80–120), одинаковая в КНР, ЕС и США; отдельного «европейского Group II» не существует. Риск в другом: чтобы продукт считался Group II </w:t>
+      </w:r>
+      <w:r>
+        <w:rPr>
+          <w:b/>
+          <w:bCs/>
+        </w:rPr>
+        <w:t xml:space="preserve">и был продаваем в ЕС</w:t>
+      </w:r>
+      <w:r>
+        <w:t xml:space="preserve">, нужно (1) реально и стабильно попадать во все три параметра </w:t>
+      </w:r>
+      <w:r>
+        <w:rPr>
+          <w:b/>
+          <w:bCs/>
+        </w:rPr>
+        <w:t xml:space="preserve">на нашем сырье</w:t>
+      </w:r>
+      <w:r>
+        <w:t xml:space="preserve">, (2) измерять их </w:t>
+      </w:r>
+      <w:r>
+        <w:rPr>
+          <w:b/>
+          <w:bCs/>
+        </w:rPr>
+        <w:t xml:space="preserve">признанными методами (ASTM/ISO/EN)</w:t>
+      </w:r>
+      <w:r>
+        <w:t xml:space="preserve">, (3) подтвердить это в </w:t>
+      </w:r>
+      <w:r>
+        <w:rPr>
+          <w:b/>
+          <w:bCs/>
+        </w:rPr>
+        <w:t xml:space="preserve">независимой европейской лаборатории</w:t>
+      </w:r>
+      <w:r>
+        <w:t xml:space="preserve">, (4) иметь </w:t>
+      </w:r>
+      <w:r>
+        <w:rPr>
+          <w:b/>
+          <w:bCs/>
+        </w:rPr>
+        <w:t xml:space="preserve">полный паспорт + основу REACH</w:t>
+      </w:r>
+      <w:r>
+        <w:t xml:space="preserve">. Раздел 1 именно об этом.</w:t>
+      </w:r>
+    </w:p>
+    <w:p>
+      <w:pPr>
+        <w:pBdr>
+          <w:left w:val="single" w:color="C00000" w:sz="18" w:space="12"/>
+        </w:pBdr>
+        <w:shd w:fill="FBE9E7" w:val="clear"/>
+        <w:spacing w:after="120" w:before="120" w:line="276"/>
+        <w:jc w:val="both"/>
+      </w:pPr>
+      <w:r>
+        <w:rPr>
+          <w:b/>
+          <w:bCs/>
+        </w:rPr>
+        <w:t xml:space="preserve">Критический минимум: / 最低必需项：</w:t>
+      </w:r>
+      <w:r>
+        <w:t xml:space="preserve"> 0.2 (форма сделки), </w:t>
+      </w:r>
+      <w:r>
+        <w:rPr>
+          <w:b/>
+          <w:bCs/>
+        </w:rPr>
+        <w:t xml:space="preserve">1.1–1.5, 1.8</w:t>
+      </w:r>
+      <w:r>
+        <w:t xml:space="preserve"> (подтверждение Group II: методы, независимая лаборатория, наше сырьё, REACH), 3.2–3.5 (реальные цифры завода), 4.1–4.2 (цена оборудования + CE/ATEX/PED), 5.1 (офтейк).</w:t>
       </w:r>
     </w:p>
     <w:p>
@@ -300,7 +383,7 @@
               <w:spacing w:after="20" w:line="252"/>
             </w:pPr>
             <w:r>
-              <w:t xml:space="preserve">Что именно вы вносите в проект: технологию, оборудование, инвестиции, сбыт продукции? В какой комбинации?</w:t>
+              <w:t xml:space="preserve">Подтвердите комплект вашего участия: технология + всё оборудование + (возможно) со-инвестиция + офтейк продукции. Что из этого да/нет?</w:t>
             </w:r>
           </w:p>
           <w:p>
@@ -313,7 +396,7 @@
                 <w:sz w:val="18"/>
                 <w:szCs w:val="18"/>
               </w:rPr>
-              <w:t xml:space="preserve">您为项目具体投入什么：技术、设备、资金、销售？以何种组合？</w:t>
+              <w:t xml:space="preserve">请确认您的参与范围：技术+全部设备+（可能）共同投资+产品包销。哪些是/否？</w:t>
             </w:r>
           </w:p>
         </w:tc>
@@ -334,7 +417,7 @@
               <w:jc w:val="left"/>
             </w:pPr>
             <w:r>
-              <w:t xml:space="preserve">Определяет всю модель сделки</w:t>
+              <w:t xml:space="preserve">Определяет всю модель</w:t>
             </w:r>
           </w:p>
         </w:tc>
@@ -395,7 +478,7 @@
               <w:spacing w:after="20" w:line="252"/>
             </w:pPr>
             <w:r>
-              <w:t xml:space="preserve">Предпочтительная форма участия: лицензия на технологию / совместное предприятие (доля) / EPC «под ключ» / поставка оборудования?</w:t>
+              <w:t xml:space="preserve">Предпочтительная форма: EPC «под ключ» / совместное предприятие (доля) / лицензия + поставка оборудования?</w:t>
             </w:r>
           </w:p>
           <w:p>
@@ -408,7 +491,7 @@
                 <w:sz w:val="18"/>
                 <w:szCs w:val="18"/>
               </w:rPr>
-              <w:t xml:space="preserve">首选合作形式：技术许可/合资（股比）/ EPC总包/设备供货？</w:t>
+              <w:t xml:space="preserve">首选形式：EPC总包/合资（股比）/技术许可+设备供货？</w:t>
             </w:r>
           </w:p>
         </w:tc>
@@ -490,7 +573,7 @@
               <w:spacing w:after="20" w:line="252"/>
             </w:pPr>
             <w:r>
-              <w:t xml:space="preserve">Готовы ли к долевому со-инвестированию? Какая доля и форма вклада (деньги, оборудование, технология в капитал)?</w:t>
+              <w:t xml:space="preserve">Готовы ли к долевому со-инвестированию? Доля и форма вклада (деньги, оборудование, технология в капитал)?</w:t>
             </w:r>
           </w:p>
           <w:p>
@@ -503,7 +586,7 @@
                 <w:sz w:val="18"/>
                 <w:szCs w:val="18"/>
               </w:rPr>
-              <w:t xml:space="preserve">是否愿意股权共同投资？股比与出资形式（现金、设备、技术入股）？</w:t>
+              <w:t xml:space="preserve">是否愿意股权共投？股比与出资形式（现金、设备、技术入股）？</w:t>
             </w:r>
           </w:p>
         </w:tc>
@@ -585,7 +668,7 @@
               <w:spacing w:after="20" w:line="252"/>
             </w:pPr>
             <w:r>
-              <w:t xml:space="preserve">Эксклюзив/приоритет на рынок Болгарии и Балкан для нашего совместного предприятия?</w:t>
+              <w:t xml:space="preserve">Эксклюзив/приоритет на рынок Болгарии и Балкан для нашего СП?</w:t>
             </w:r>
           </w:p>
           <w:p>
@@ -654,7 +737,23 @@
         <w:spacing w:after="120" w:before="260"/>
       </w:pPr>
       <w:r>
-        <w:t xml:space="preserve">1. Технология и лицензия (→ качество, CAPEX, OPEX)</w:t>
+        <w:t xml:space="preserve">1. ПОДТВЕРЖДЕНИЕ, что это настоящий Group II (признаваемый в ЕС) (→ выручка, допуск на рынок)</w:t>
+      </w:r>
+    </w:p>
+    <w:p>
+      <w:pPr>
+        <w:spacing w:after="120" w:line="276"/>
+        <w:jc w:val="both"/>
+      </w:pPr>
+      <w:r>
+        <w:rPr>
+          <w:b/>
+          <w:bCs/>
+        </w:rPr>
+        <w:t xml:space="preserve">Ключевой раздел.</w:t>
+      </w:r>
+      <w:r>
+        <w:t xml:space="preserve"> Цель — доказать, что продукт реально и стабильно соответствует API Group II по признанным методам и продаваем в ЕС. Просьба помечать: «факт по заводу / гарантия / оценка».</w:t>
       </w:r>
     </w:p>
     <w:tbl>
@@ -822,7 +921,7 @@
               <w:spacing w:after="20" w:line="252"/>
             </w:pPr>
             <w:r>
-              <w:t xml:space="preserve">Это та же технология, что работает на вашем заводе в Цзинане? Если модифицирована — в чём отличие?</w:t>
+              <w:t xml:space="preserve">По какой классификации заявляете Group II и какими методами измеряете параметры — ASTM/ISO/EN или китайские GB/T? Укажите метод по каждому параметру.</w:t>
             </w:r>
           </w:p>
           <w:p>
@@ -835,7 +934,7 @@
                 <w:sz w:val="18"/>
                 <w:szCs w:val="18"/>
               </w:rPr>
-              <w:t xml:space="preserve">这是否为贵司济南工厂在用的同一技术？若有改动，区别何在？</w:t>
+              <w:t xml:space="preserve">依据何种分类声明II类，用何方法测定——ASTM/ISO/EN 还是中国GB/T？请注明每个参数的方法。</w:t>
             </w:r>
           </w:p>
         </w:tc>
@@ -856,7 +955,7 @@
               <w:jc w:val="left"/>
             </w:pPr>
             <w:r>
-              <w:t xml:space="preserve">Достоверность данных</w:t>
+              <w:t xml:space="preserve">Сопоставимость с ЕС</w:t>
             </w:r>
           </w:p>
         </w:tc>
@@ -917,7 +1016,7 @@
               <w:spacing w:after="20" w:line="252"/>
             </w:pPr>
             <w:r>
-              <w:t xml:space="preserve">Условия лицензии/роялти за ноу-хау: разовая сумма, платёж за тонну, доля в прибыли?</w:t>
+              <w:t xml:space="preserve">Гарантированные значения трёх определяющих параметров с методом: насыщенные ≥90 % (ASTM D2007/D7419), сера ≤0,03 %/300 ppm (D2622/D5453), индекс вязкости 80–120 (D2270).</w:t>
             </w:r>
           </w:p>
           <w:p>
@@ -930,7 +1029,7 @@
                 <w:sz w:val="18"/>
                 <w:szCs w:val="18"/>
               </w:rPr>
-              <w:t xml:space="preserve">专有技术许可/提成条款：一次性、按吨、利润分成？</w:t>
+              <w:t xml:space="preserve">II类三项判定参数保证值及方法：饱和烃≥90%、硫≤0.03%/300ppm、粘度指数80–120。</w:t>
             </w:r>
           </w:p>
         </w:tc>
@@ -951,7 +1050,7 @@
               <w:jc w:val="left"/>
             </w:pPr>
             <w:r>
-              <w:t xml:space="preserve">CAPEX / OPEX</w:t>
+              <w:t xml:space="preserve">Классификация Group II</w:t>
             </w:r>
           </w:p>
         </w:tc>
@@ -1012,7 +1111,7 @@
               <w:spacing w:after="20" w:line="252"/>
             </w:pPr>
             <w:r>
-              <w:t xml:space="preserve">Объём передачи технологии: техрегламент, рецептуры доочистки, спецификации катализаторов/адсорбентов, операционные инструкции?</w:t>
+              <w:t xml:space="preserve">Полный паспорт по каждой марке (70N/100N/150N/500N): вязкость 40/100 °C, VI, испаряемость Noack (D5800), t вспышки, t застывания, цвет (D1500), CCS, сера, насыщенные, ароматика.</w:t>
             </w:r>
           </w:p>
           <w:p>
@@ -1025,7 +1124,7 @@
                 <w:sz w:val="18"/>
                 <w:szCs w:val="18"/>
               </w:rPr>
-              <w:t xml:space="preserve">技术转让范围：工艺规程、精制配方、催化剂/吸附剂规格、操作手册？</w:t>
+              <w:t xml:space="preserve">各牌号完整质量单：40/100°C粘度、粘度指数、Noack蒸发、闪点、倾点、色度、CCS、硫、饱和烃、芳烃。</w:t>
             </w:r>
           </w:p>
         </w:tc>
@@ -1046,7 +1145,7 @@
               <w:jc w:val="left"/>
             </w:pPr>
             <w:r>
-              <w:t xml:space="preserve">Работоспособность проекта</w:t>
+              <w:t xml:space="preserve">Пригодность к блендингу</w:t>
             </w:r>
           </w:p>
         </w:tc>
@@ -1107,7 +1206,7 @@
               <w:spacing w:after="20" w:line="252"/>
             </w:pPr>
             <w:r>
-              <w:t xml:space="preserve">Катализаторы/адсорбенты — ваша эксклюзивная поставка или свободный рынок? Цена, расход, ресурс.</w:t>
+              <w:t xml:space="preserve">Дадите ли образцы продукта вашего завода для НЕЗАВИСИМОГО анализа в аккредитованной европейской лаборатории (SGS/Intertek/Bureau Veritas) за наш счёт — ДО контракта?</w:t>
             </w:r>
           </w:p>
           <w:p>
@@ -1120,7 +1219,7 @@
                 <w:sz w:val="18"/>
                 <w:szCs w:val="18"/>
               </w:rPr>
-              <w:t xml:space="preserve">催化剂/吸附剂——贵司专供还是市场自采？价格、消耗、寿命。</w:t>
+              <w:t xml:space="preserve">能否在签约前提供贵厂产品样品，由我方付费送欧盟认可实验室（SGS/Intertek/BV）独立检测？</w:t>
             </w:r>
           </w:p>
         </w:tc>
@@ -1141,7 +1240,7 @@
               <w:jc w:val="left"/>
             </w:pPr>
             <w:r>
-              <w:t xml:space="preserve">OPEX (расходники)</w:t>
+              <w:t xml:space="preserve">Доказательство (критично)</w:t>
             </w:r>
           </w:p>
         </w:tc>
@@ -1202,7 +1301,7 @@
               <w:spacing w:after="20" w:line="252"/>
             </w:pPr>
             <w:r>
-              <w:t xml:space="preserve">Гарантируете ли выход и качество Group II (S&lt;0,03%, насыщенные &gt;90%) на НАШЕМ (балканском) сырье, со штрафами (LD) за недостижение?</w:t>
+              <w:t xml:space="preserve">Гарантия Group II именно на НАШЕМ (балканском, смешанном) сырье — через пилотный прогон и подтверждение независимой лабораторией; штрафы (LD) при недостижении.</w:t>
             </w:r>
           </w:p>
           <w:p>
@@ -1215,7 +1314,7 @@
                 <w:sz w:val="18"/>
                 <w:szCs w:val="18"/>
               </w:rPr>
-              <w:t xml:space="preserve">是否保证在我方（巴尔干）原料上达到II类收率与质量（硫&lt;0.03%、饱和烃&gt;90%），并附违约金？</w:t>
+              <w:t xml:space="preserve">保证在我方（巴尔干、混合）原料上达到II类——经中试并由独立实验室确认；未达标附违约金。</w:t>
             </w:r>
           </w:p>
         </w:tc>
@@ -1297,7 +1396,7 @@
               <w:spacing w:after="20" w:line="252"/>
             </w:pPr>
             <w:r>
-              <w:t xml:space="preserve">Нужен ли для Group II узел гидрооблагораживания, или ваша схема даёт Group II без него?</w:t>
+              <w:t xml:space="preserve">Как схема СТАБИЛЬНО даёт насыщенные &gt;90 % и серу &lt;0,03 %: нужен ли узел гидрооблагораживания, или адсорбционная доочистка это гарантирует? (Без гидроочистки часто выходит Group I / «близко к II».)</w:t>
             </w:r>
           </w:p>
           <w:p>
@@ -1310,7 +1409,7 @@
                 <w:sz w:val="18"/>
                 <w:szCs w:val="18"/>
               </w:rPr>
-              <w:t xml:space="preserve">II类是否需要加氢精制单元，还是贵司工艺无需加氢即可达标？</w:t>
+              <w:t xml:space="preserve">工艺如何稳定保证饱和烃&gt;90%、硫&lt;0.03%：是否需加氢，还是吸附精制即可？（不加氢常为I类/接近II类。）</w:t>
             </w:r>
           </w:p>
         </w:tc>
@@ -1339,6 +1438,291 @@
           <w:tcPr>
             <w:tcW w:type="dxa" w:w="2040"/>
             <w:shd w:fill="EEF1F8" w:val="clear"/>
+            <w:tcMar>
+              <w:top w:type="dxa" w:w="40"/>
+              <w:left w:type="dxa" w:w="80"/>
+              <w:bottom w:type="dxa" w:w="40"/>
+              <w:right w:type="dxa" w:w="80"/>
+            </w:tcMar>
+          </w:tcPr>
+          <w:p>
+            <w:pPr>
+              <w:spacing w:after="20" w:before="20" w:line="252"/>
+              <w:jc w:val="left"/>
+            </w:pPr>
+          </w:p>
+        </w:tc>
+      </w:tr>
+      <w:tr>
+        <w:tc>
+          <w:tcPr>
+            <w:tcW w:type="dxa" w:w="520"/>
+            <w:shd w:fill="FFFFFF" w:val="clear"/>
+            <w:tcMar>
+              <w:top w:type="dxa" w:w="40"/>
+              <w:left w:type="dxa" w:w="80"/>
+              <w:bottom w:type="dxa" w:w="40"/>
+              <w:right w:type="dxa" w:w="80"/>
+            </w:tcMar>
+          </w:tcPr>
+          <w:p>
+            <w:pPr>
+              <w:spacing w:after="20" w:before="20" w:line="252"/>
+              <w:jc w:val="left"/>
+            </w:pPr>
+            <w:r>
+              <w:t xml:space="preserve">1.7</w:t>
+            </w:r>
+          </w:p>
+        </w:tc>
+        <w:tc>
+          <w:tcPr>
+            <w:tcW w:type="dxa" w:w="4700"/>
+            <w:shd w:fill="FFFFFF" w:val="clear"/>
+            <w:tcMar>
+              <w:top w:type="dxa" w:w="40"/>
+              <w:left w:type="dxa" w:w="80"/>
+              <w:bottom w:type="dxa" w:w="40"/>
+              <w:right w:type="dxa" w:w="80"/>
+            </w:tcMar>
+          </w:tcPr>
+          <w:p>
+            <w:pPr>
+              <w:spacing w:after="20" w:line="252"/>
+            </w:pPr>
+            <w:r>
+              <w:t xml:space="preserve">Разброс параметров от партии к партии (статистика вашего завода) — стабильность качества.</w:t>
+            </w:r>
+          </w:p>
+          <w:p>
+            <w:pPr>
+              <w:spacing w:after="0" w:line="240"/>
+            </w:pPr>
+            <w:r>
+              <w:rPr>
+                <w:color w:val="8A5A00"/>
+                <w:sz w:val="18"/>
+                <w:szCs w:val="18"/>
+              </w:rPr>
+              <w:t xml:space="preserve">批次间参数波动（贵厂统计）——质量稳定性。</w:t>
+            </w:r>
+          </w:p>
+        </w:tc>
+        <w:tc>
+          <w:tcPr>
+            <w:tcW w:type="dxa" w:w="1760"/>
+            <w:shd w:fill="FFFFFF" w:val="clear"/>
+            <w:tcMar>
+              <w:top w:type="dxa" w:w="40"/>
+              <w:left w:type="dxa" w:w="80"/>
+              <w:bottom w:type="dxa" w:w="40"/>
+              <w:right w:type="dxa" w:w="80"/>
+            </w:tcMar>
+          </w:tcPr>
+          <w:p>
+            <w:pPr>
+              <w:spacing w:after="20" w:before="20" w:line="252"/>
+              <w:jc w:val="left"/>
+            </w:pPr>
+            <w:r>
+              <w:t xml:space="preserve">Риск качества</w:t>
+            </w:r>
+          </w:p>
+        </w:tc>
+        <w:tc>
+          <w:tcPr>
+            <w:tcW w:type="dxa" w:w="2040"/>
+            <w:shd w:fill="FFFFFF" w:val="clear"/>
+            <w:tcMar>
+              <w:top w:type="dxa" w:w="40"/>
+              <w:left w:type="dxa" w:w="80"/>
+              <w:bottom w:type="dxa" w:w="40"/>
+              <w:right w:type="dxa" w:w="80"/>
+            </w:tcMar>
+          </w:tcPr>
+          <w:p>
+            <w:pPr>
+              <w:spacing w:after="20" w:before="20" w:line="252"/>
+              <w:jc w:val="left"/>
+            </w:pPr>
+          </w:p>
+        </w:tc>
+      </w:tr>
+      <w:tr>
+        <w:tc>
+          <w:tcPr>
+            <w:tcW w:type="dxa" w:w="520"/>
+            <w:shd w:fill="EEF1F8" w:val="clear"/>
+            <w:tcMar>
+              <w:top w:type="dxa" w:w="40"/>
+              <w:left w:type="dxa" w:w="80"/>
+              <w:bottom w:type="dxa" w:w="40"/>
+              <w:right w:type="dxa" w:w="80"/>
+            </w:tcMar>
+          </w:tcPr>
+          <w:p>
+            <w:pPr>
+              <w:spacing w:after="20" w:before="20" w:line="252"/>
+              <w:jc w:val="left"/>
+            </w:pPr>
+            <w:r>
+              <w:t xml:space="preserve">1.8</w:t>
+            </w:r>
+          </w:p>
+        </w:tc>
+        <w:tc>
+          <w:tcPr>
+            <w:tcW w:type="dxa" w:w="4700"/>
+            <w:shd w:fill="EEF1F8" w:val="clear"/>
+            <w:tcMar>
+              <w:top w:type="dxa" w:w="40"/>
+              <w:left w:type="dxa" w:w="80"/>
+              <w:bottom w:type="dxa" w:w="40"/>
+              <w:right w:type="dxa" w:w="80"/>
+            </w:tcMar>
+          </w:tcPr>
+          <w:p>
+            <w:pPr>
+              <w:spacing w:after="20" w:line="252"/>
+            </w:pPr>
+            <w:r>
+              <w:t xml:space="preserve">REACH: базовое масло — регистрируемое в ЕС вещество. Есть ли основа для REACH (совпадение с зарегистрированным «rerefined base oil»)? Без этого продукт нельзя продавать в ЕС.</w:t>
+            </w:r>
+          </w:p>
+          <w:p>
+            <w:pPr>
+              <w:spacing w:after="0" w:line="240"/>
+            </w:pPr>
+            <w:r>
+              <w:rPr>
+                <w:color w:val="8A5A00"/>
+                <w:sz w:val="18"/>
+                <w:szCs w:val="18"/>
+              </w:rPr>
+              <w:t xml:space="preserve">REACH：基础油在欧盟须注册。是否具备REACH基础（与已注册“再生基础油”一致）？否则不能在欧盟销售。</w:t>
+            </w:r>
+          </w:p>
+        </w:tc>
+        <w:tc>
+          <w:tcPr>
+            <w:tcW w:type="dxa" w:w="1760"/>
+            <w:shd w:fill="EEF1F8" w:val="clear"/>
+            <w:tcMar>
+              <w:top w:type="dxa" w:w="40"/>
+              <w:left w:type="dxa" w:w="80"/>
+              <w:bottom w:type="dxa" w:w="40"/>
+              <w:right w:type="dxa" w:w="80"/>
+            </w:tcMar>
+          </w:tcPr>
+          <w:p>
+            <w:pPr>
+              <w:spacing w:after="20" w:before="20" w:line="252"/>
+              <w:jc w:val="left"/>
+            </w:pPr>
+            <w:r>
+              <w:t xml:space="preserve">Допуск на рынок ЕС</w:t>
+            </w:r>
+          </w:p>
+        </w:tc>
+        <w:tc>
+          <w:tcPr>
+            <w:tcW w:type="dxa" w:w="2040"/>
+            <w:shd w:fill="EEF1F8" w:val="clear"/>
+            <w:tcMar>
+              <w:top w:type="dxa" w:w="40"/>
+              <w:left w:type="dxa" w:w="80"/>
+              <w:bottom w:type="dxa" w:w="40"/>
+              <w:right w:type="dxa" w:w="80"/>
+            </w:tcMar>
+          </w:tcPr>
+          <w:p>
+            <w:pPr>
+              <w:spacing w:after="20" w:before="20" w:line="252"/>
+              <w:jc w:val="left"/>
+            </w:pPr>
+          </w:p>
+        </w:tc>
+      </w:tr>
+      <w:tr>
+        <w:tc>
+          <w:tcPr>
+            <w:tcW w:type="dxa" w:w="520"/>
+            <w:shd w:fill="FFFFFF" w:val="clear"/>
+            <w:tcMar>
+              <w:top w:type="dxa" w:w="40"/>
+              <w:left w:type="dxa" w:w="80"/>
+              <w:bottom w:type="dxa" w:w="40"/>
+              <w:right w:type="dxa" w:w="80"/>
+            </w:tcMar>
+          </w:tcPr>
+          <w:p>
+            <w:pPr>
+              <w:spacing w:after="20" w:before="20" w:line="252"/>
+              <w:jc w:val="left"/>
+            </w:pPr>
+            <w:r>
+              <w:t xml:space="preserve">1.9</w:t>
+            </w:r>
+          </w:p>
+        </w:tc>
+        <w:tc>
+          <w:tcPr>
+            <w:tcW w:type="dxa" w:w="4700"/>
+            <w:shd w:fill="FFFFFF" w:val="clear"/>
+            <w:tcMar>
+              <w:top w:type="dxa" w:w="40"/>
+              <w:left w:type="dxa" w:w="80"/>
+              <w:bottom w:type="dxa" w:w="40"/>
+              <w:right w:type="dxa" w:w="80"/>
+            </w:tcMar>
+          </w:tcPr>
+          <w:p>
+            <w:pPr>
+              <w:spacing w:after="20" w:line="252"/>
+            </w:pPr>
+            <w:r>
+              <w:t xml:space="preserve">Приёмочный/гарантийный тест при пуске: подтверждение Group II независимой лабораторией как условие приёмки установки и оплаты.</w:t>
+            </w:r>
+          </w:p>
+          <w:p>
+            <w:pPr>
+              <w:spacing w:after="0" w:line="240"/>
+            </w:pPr>
+            <w:r>
+              <w:rPr>
+                <w:color w:val="8A5A00"/>
+                <w:sz w:val="18"/>
+                <w:szCs w:val="18"/>
+              </w:rPr>
+              <w:t xml:space="preserve">开车性能保证测试：以独立实验室确认II类作为设备验收与付款条件。</w:t>
+            </w:r>
+          </w:p>
+        </w:tc>
+        <w:tc>
+          <w:tcPr>
+            <w:tcW w:type="dxa" w:w="1760"/>
+            <w:shd w:fill="FFFFFF" w:val="clear"/>
+            <w:tcMar>
+              <w:top w:type="dxa" w:w="40"/>
+              <w:left w:type="dxa" w:w="80"/>
+              <w:bottom w:type="dxa" w:w="40"/>
+              <w:right w:type="dxa" w:w="80"/>
+            </w:tcMar>
+          </w:tcPr>
+          <w:p>
+            <w:pPr>
+              <w:spacing w:after="20" w:before="20" w:line="252"/>
+              <w:jc w:val="left"/>
+            </w:pPr>
+            <w:r>
+              <w:t xml:space="preserve">Приёмка / оплата</w:t>
+            </w:r>
+          </w:p>
+        </w:tc>
+        <w:tc>
+          <w:tcPr>
+            <w:tcW w:type="dxa" w:w="2040"/>
+            <w:shd w:fill="FFFFFF" w:val="clear"/>
             <w:tcMar>
               <w:top w:type="dxa" w:w="40"/>
               <w:left w:type="dxa" w:w="80"/>
@@ -1366,23 +1750,7 @@
         <w:spacing w:after="120" w:before="260"/>
       </w:pPr>
       <w:r>
-        <w:t xml:space="preserve">2. Ваш действующий завод в Цзинане: РЕАЛЬНЫЕ показатели (→ вся экономика)</w:t>
-      </w:r>
-    </w:p>
-    <w:p>
-      <w:pPr>
-        <w:spacing w:after="120" w:line="276"/>
-        <w:jc w:val="both"/>
-      </w:pPr>
-      <w:r>
-        <w:rPr>
-          <w:b/>
-          <w:bCs/>
-        </w:rPr>
-        <w:t xml:space="preserve">Это ключевой раздел:</w:t>
-      </w:r>
-      <w:r>
-        <w:t xml:space="preserve"> у вас уже работает завод, поэтому нам нужны фактические, а не оценочные цифры. Просьба указывать «факт по заводу».</w:t>
+        <w:t xml:space="preserve">2. Технология и лицензия (→ CAPEX, OPEX)</w:t>
       </w:r>
     </w:p>
     <w:tbl>
@@ -1550,7 +1918,7 @@
               <w:spacing w:after="20" w:line="252"/>
             </w:pPr>
             <w:r>
-              <w:t xml:space="preserve">Мощность завода, год пуска, наработка; какие марки базового масла и объёмы фактически выпускаете?</w:t>
+              <w:t xml:space="preserve">Это та же технология, что работает на вашем заводе в Цзинане? Если модифицирована — в чём отличие?</w:t>
             </w:r>
           </w:p>
           <w:p>
@@ -1563,7 +1931,7 @@
                 <w:sz w:val="18"/>
                 <w:szCs w:val="18"/>
               </w:rPr>
-              <w:t xml:space="preserve">工厂产能、投产年份、运行时长；实际生产的基础油牌号与产量？</w:t>
+              <w:t xml:space="preserve">这是否为贵司济南工厂在用的同一技术？若有改动，区别何在？</w:t>
             </w:r>
           </w:p>
         </w:tc>
@@ -1584,7 +1952,7 @@
               <w:jc w:val="left"/>
             </w:pPr>
             <w:r>
-              <w:t xml:space="preserve">Референс / доверие</w:t>
+              <w:t xml:space="preserve">Достоверность данных</w:t>
             </w:r>
           </w:p>
         </w:tc>
@@ -1645,7 +2013,7 @@
               <w:spacing w:after="20" w:line="252"/>
             </w:pPr>
             <w:r>
-              <w:t xml:space="preserve">ФАКТИЧЕСКИЙ выход базового масла (% масс.) и материальный баланс (масло / газойль / битум / потери) на вашем заводе.</w:t>
+              <w:t xml:space="preserve">Условия лицензии/роялти за ноу-хау: разовая сумма, платёж за тонну, доля в прибыли?</w:t>
             </w:r>
           </w:p>
           <w:p>
@@ -1658,7 +2026,7 @@
                 <w:sz w:val="18"/>
                 <w:szCs w:val="18"/>
               </w:rPr>
-              <w:t xml:space="preserve">贵厂实际基础油收率（质量%）与物料平衡（油/瓦斯油/沥青/损耗）。</w:t>
+              <w:t xml:space="preserve">专有技术许可/提成：一次性、按吨、利润分成？</w:t>
             </w:r>
           </w:p>
         </w:tc>
@@ -1679,7 +2047,7 @@
               <w:jc w:val="left"/>
             </w:pPr>
             <w:r>
-              <w:t xml:space="preserve">Выручка (главный драйвер)</w:t>
+              <w:t xml:space="preserve">CAPEX / OPEX</w:t>
             </w:r>
           </w:p>
         </w:tc>
@@ -1740,7 +2108,7 @@
               <w:spacing w:after="20" w:line="252"/>
             </w:pPr>
             <w:r>
-              <w:t xml:space="preserve">ФАКТИЧЕСКИЙ удельный расход: электроэнергия (кВт·ч/т), топливо/тепло (вид и /т), адсорбент (кг/т), химикаты, вода — по вашему заводу.</w:t>
+              <w:t xml:space="preserve">Катализаторы/адсорбенты — ваша эксклюзивная поставка или свободный рынок? Цена, расход, ресурс.</w:t>
             </w:r>
           </w:p>
           <w:p>
@@ -1753,7 +2121,7 @@
                 <w:sz w:val="18"/>
                 <w:szCs w:val="18"/>
               </w:rPr>
-              <w:t xml:space="preserve">贵厂实际单耗：电（度/吨）、燃料/热（种类与/吨）、吸附剂（公斤/吨）、化学品、水。</w:t>
+              <w:t xml:space="preserve">催化剂/吸附剂——贵司专供还是市场自采？价格、消耗、寿命。</w:t>
             </w:r>
           </w:p>
         </w:tc>
@@ -1774,387 +2142,7 @@
               <w:jc w:val="left"/>
             </w:pPr>
             <w:r>
-              <w:t xml:space="preserve">OPEX (энергия, расходники)</w:t>
-            </w:r>
-          </w:p>
-        </w:tc>
-        <w:tc>
-          <w:tcPr>
-            <w:tcW w:type="dxa" w:w="2040"/>
-            <w:shd w:fill="FFFFFF" w:val="clear"/>
-            <w:tcMar>
-              <w:top w:type="dxa" w:w="40"/>
-              <w:left w:type="dxa" w:w="80"/>
-              <w:bottom w:type="dxa" w:w="40"/>
-              <w:right w:type="dxa" w:w="80"/>
-            </w:tcMar>
-          </w:tcPr>
-          <w:p>
-            <w:pPr>
-              <w:spacing w:after="20" w:before="20" w:line="252"/>
-              <w:jc w:val="left"/>
-            </w:pPr>
-          </w:p>
-        </w:tc>
-      </w:tr>
-      <w:tr>
-        <w:tc>
-          <w:tcPr>
-            <w:tcW w:type="dxa" w:w="520"/>
-            <w:shd w:fill="EEF1F8" w:val="clear"/>
-            <w:tcMar>
-              <w:top w:type="dxa" w:w="40"/>
-              <w:left w:type="dxa" w:w="80"/>
-              <w:bottom w:type="dxa" w:w="40"/>
-              <w:right w:type="dxa" w:w="80"/>
-            </w:tcMar>
-          </w:tcPr>
-          <w:p>
-            <w:pPr>
-              <w:spacing w:after="20" w:before="20" w:line="252"/>
-              <w:jc w:val="left"/>
-            </w:pPr>
-            <w:r>
-              <w:t xml:space="preserve">2.4</w:t>
-            </w:r>
-          </w:p>
-        </w:tc>
-        <w:tc>
-          <w:tcPr>
-            <w:tcW w:type="dxa" w:w="4700"/>
-            <w:shd w:fill="EEF1F8" w:val="clear"/>
-            <w:tcMar>
-              <w:top w:type="dxa" w:w="40"/>
-              <w:left w:type="dxa" w:w="80"/>
-              <w:bottom w:type="dxa" w:w="40"/>
-              <w:right w:type="dxa" w:w="80"/>
-            </w:tcMar>
-          </w:tcPr>
-          <w:p>
-            <w:pPr>
-              <w:spacing w:after="20" w:line="252"/>
-            </w:pPr>
-            <w:r>
-              <w:t xml:space="preserve">ФАКТИЧЕСКИЙ штат на аналогичную мощность (операторов в смену, число смен, квалификация).</w:t>
-            </w:r>
-          </w:p>
-          <w:p>
-            <w:pPr>
-              <w:spacing w:after="0" w:line="240"/>
-            </w:pPr>
-            <w:r>
-              <w:rPr>
-                <w:color w:val="8A5A00"/>
-                <w:sz w:val="18"/>
-                <w:szCs w:val="18"/>
-              </w:rPr>
-              <w:t xml:space="preserve">相近产能下实际人员配置（每班操作工、班次、资质）。</w:t>
-            </w:r>
-          </w:p>
-        </w:tc>
-        <w:tc>
-          <w:tcPr>
-            <w:tcW w:type="dxa" w:w="1760"/>
-            <w:shd w:fill="EEF1F8" w:val="clear"/>
-            <w:tcMar>
-              <w:top w:type="dxa" w:w="40"/>
-              <w:left w:type="dxa" w:w="80"/>
-              <w:bottom w:type="dxa" w:w="40"/>
-              <w:right w:type="dxa" w:w="80"/>
-            </w:tcMar>
-          </w:tcPr>
-          <w:p>
-            <w:pPr>
-              <w:spacing w:after="20" w:before="20" w:line="252"/>
-              <w:jc w:val="left"/>
-            </w:pPr>
-            <w:r>
-              <w:t xml:space="preserve">OPEX (персонал)</w:t>
-            </w:r>
-          </w:p>
-        </w:tc>
-        <w:tc>
-          <w:tcPr>
-            <w:tcW w:type="dxa" w:w="2040"/>
-            <w:shd w:fill="EEF1F8" w:val="clear"/>
-            <w:tcMar>
-              <w:top w:type="dxa" w:w="40"/>
-              <w:left w:type="dxa" w:w="80"/>
-              <w:bottom w:type="dxa" w:w="40"/>
-              <w:right w:type="dxa" w:w="80"/>
-            </w:tcMar>
-          </w:tcPr>
-          <w:p>
-            <w:pPr>
-              <w:spacing w:after="20" w:before="20" w:line="252"/>
-              <w:jc w:val="left"/>
-            </w:pPr>
-          </w:p>
-        </w:tc>
-      </w:tr>
-      <w:tr>
-        <w:tc>
-          <w:tcPr>
-            <w:tcW w:type="dxa" w:w="520"/>
-            <w:shd w:fill="FFFFFF" w:val="clear"/>
-            <w:tcMar>
-              <w:top w:type="dxa" w:w="40"/>
-              <w:left w:type="dxa" w:w="80"/>
-              <w:bottom w:type="dxa" w:w="40"/>
-              <w:right w:type="dxa" w:w="80"/>
-            </w:tcMar>
-          </w:tcPr>
-          <w:p>
-            <w:pPr>
-              <w:spacing w:after="20" w:before="20" w:line="252"/>
-              <w:jc w:val="left"/>
-            </w:pPr>
-            <w:r>
-              <w:t xml:space="preserve">2.5</w:t>
-            </w:r>
-          </w:p>
-        </w:tc>
-        <w:tc>
-          <w:tcPr>
-            <w:tcW w:type="dxa" w:w="4700"/>
-            <w:shd w:fill="FFFFFF" w:val="clear"/>
-            <w:tcMar>
-              <w:top w:type="dxa" w:w="40"/>
-              <w:left w:type="dxa" w:w="80"/>
-              <w:bottom w:type="dxa" w:w="40"/>
-              <w:right w:type="dxa" w:w="80"/>
-            </w:tcMar>
-          </w:tcPr>
-          <w:p>
-            <w:pPr>
-              <w:spacing w:after="20" w:line="252"/>
-            </w:pPr>
-            <w:r>
-              <w:t xml:space="preserve">ФАКТИЧЕСКИЕ затраты на ТОиР (% в год) и ресурс ключевых узлов.</w:t>
-            </w:r>
-          </w:p>
-          <w:p>
-            <w:pPr>
-              <w:spacing w:after="0" w:line="240"/>
-            </w:pPr>
-            <w:r>
-              <w:rPr>
-                <w:color w:val="8A5A00"/>
-                <w:sz w:val="18"/>
-                <w:szCs w:val="18"/>
-              </w:rPr>
-              <w:t xml:space="preserve">实际维护成本（年%）与关键部件寿命。</w:t>
-            </w:r>
-          </w:p>
-        </w:tc>
-        <w:tc>
-          <w:tcPr>
-            <w:tcW w:type="dxa" w:w="1760"/>
-            <w:shd w:fill="FFFFFF" w:val="clear"/>
-            <w:tcMar>
-              <w:top w:type="dxa" w:w="40"/>
-              <w:left w:type="dxa" w:w="80"/>
-              <w:bottom w:type="dxa" w:w="40"/>
-              <w:right w:type="dxa" w:w="80"/>
-            </w:tcMar>
-          </w:tcPr>
-          <w:p>
-            <w:pPr>
-              <w:spacing w:after="20" w:before="20" w:line="252"/>
-              <w:jc w:val="left"/>
-            </w:pPr>
-            <w:r>
-              <w:t xml:space="preserve">OPEX (ТОиР)</w:t>
-            </w:r>
-          </w:p>
-        </w:tc>
-        <w:tc>
-          <w:tcPr>
-            <w:tcW w:type="dxa" w:w="2040"/>
-            <w:shd w:fill="FFFFFF" w:val="clear"/>
-            <w:tcMar>
-              <w:top w:type="dxa" w:w="40"/>
-              <w:left w:type="dxa" w:w="80"/>
-              <w:bottom w:type="dxa" w:w="40"/>
-              <w:right w:type="dxa" w:w="80"/>
-            </w:tcMar>
-          </w:tcPr>
-          <w:p>
-            <w:pPr>
-              <w:spacing w:after="20" w:before="20" w:line="252"/>
-              <w:jc w:val="left"/>
-            </w:pPr>
-          </w:p>
-        </w:tc>
-      </w:tr>
-      <w:tr>
-        <w:tc>
-          <w:tcPr>
-            <w:tcW w:type="dxa" w:w="520"/>
-            <w:shd w:fill="EEF1F8" w:val="clear"/>
-            <w:tcMar>
-              <w:top w:type="dxa" w:w="40"/>
-              <w:left w:type="dxa" w:w="80"/>
-              <w:bottom w:type="dxa" w:w="40"/>
-              <w:right w:type="dxa" w:w="80"/>
-            </w:tcMar>
-          </w:tcPr>
-          <w:p>
-            <w:pPr>
-              <w:spacing w:after="20" w:before="20" w:line="252"/>
-              <w:jc w:val="left"/>
-            </w:pPr>
-            <w:r>
-              <w:t xml:space="preserve">2.6</w:t>
-            </w:r>
-          </w:p>
-        </w:tc>
-        <w:tc>
-          <w:tcPr>
-            <w:tcW w:type="dxa" w:w="4700"/>
-            <w:shd w:fill="EEF1F8" w:val="clear"/>
-            <w:tcMar>
-              <w:top w:type="dxa" w:w="40"/>
-              <w:left w:type="dxa" w:w="80"/>
-              <w:bottom w:type="dxa" w:w="40"/>
-              <w:right w:type="dxa" w:w="80"/>
-            </w:tcMar>
-          </w:tcPr>
-          <w:p>
-            <w:pPr>
-              <w:spacing w:after="20" w:line="252"/>
-            </w:pPr>
-            <w:r>
-              <w:t xml:space="preserve">Соответствие вашего завода экологическим нормам КНР: данные по выбросам, стокам, отходам (документально).</w:t>
-            </w:r>
-          </w:p>
-          <w:p>
-            <w:pPr>
-              <w:spacing w:after="0" w:line="240"/>
-            </w:pPr>
-            <w:r>
-              <w:rPr>
-                <w:color w:val="8A5A00"/>
-                <w:sz w:val="18"/>
-                <w:szCs w:val="18"/>
-              </w:rPr>
-              <w:t xml:space="preserve">贵厂符合中国环保标准：排放、废水、废渣数据（可提供文件）。</w:t>
-            </w:r>
-          </w:p>
-        </w:tc>
-        <w:tc>
-          <w:tcPr>
-            <w:tcW w:type="dxa" w:w="1760"/>
-            <w:shd w:fill="EEF1F8" w:val="clear"/>
-            <w:tcMar>
-              <w:top w:type="dxa" w:w="40"/>
-              <w:left w:type="dxa" w:w="80"/>
-              <w:bottom w:type="dxa" w:w="40"/>
-              <w:right w:type="dxa" w:w="80"/>
-            </w:tcMar>
-          </w:tcPr>
-          <w:p>
-            <w:pPr>
-              <w:spacing w:after="20" w:before="20" w:line="252"/>
-              <w:jc w:val="left"/>
-            </w:pPr>
-            <w:r>
-              <w:t xml:space="preserve">Основа для ОВОС/КР в ЕС</w:t>
-            </w:r>
-          </w:p>
-        </w:tc>
-        <w:tc>
-          <w:tcPr>
-            <w:tcW w:type="dxa" w:w="2040"/>
-            <w:shd w:fill="EEF1F8" w:val="clear"/>
-            <w:tcMar>
-              <w:top w:type="dxa" w:w="40"/>
-              <w:left w:type="dxa" w:w="80"/>
-              <w:bottom w:type="dxa" w:w="40"/>
-              <w:right w:type="dxa" w:w="80"/>
-            </w:tcMar>
-          </w:tcPr>
-          <w:p>
-            <w:pPr>
-              <w:spacing w:after="20" w:before="20" w:line="252"/>
-              <w:jc w:val="left"/>
-            </w:pPr>
-          </w:p>
-        </w:tc>
-      </w:tr>
-      <w:tr>
-        <w:tc>
-          <w:tcPr>
-            <w:tcW w:type="dxa" w:w="520"/>
-            <w:shd w:fill="FFFFFF" w:val="clear"/>
-            <w:tcMar>
-              <w:top w:type="dxa" w:w="40"/>
-              <w:left w:type="dxa" w:w="80"/>
-              <w:bottom w:type="dxa" w:w="40"/>
-              <w:right w:type="dxa" w:w="80"/>
-            </w:tcMar>
-          </w:tcPr>
-          <w:p>
-            <w:pPr>
-              <w:spacing w:after="20" w:before="20" w:line="252"/>
-              <w:jc w:val="left"/>
-            </w:pPr>
-            <w:r>
-              <w:t xml:space="preserve">2.7</w:t>
-            </w:r>
-          </w:p>
-        </w:tc>
-        <w:tc>
-          <w:tcPr>
-            <w:tcW w:type="dxa" w:w="4700"/>
-            <w:shd w:fill="FFFFFF" w:val="clear"/>
-            <w:tcMar>
-              <w:top w:type="dxa" w:w="40"/>
-              <w:left w:type="dxa" w:w="80"/>
-              <w:bottom w:type="dxa" w:w="40"/>
-              <w:right w:type="dxa" w:w="80"/>
-            </w:tcMar>
-          </w:tcPr>
-          <w:p>
-            <w:pPr>
-              <w:spacing w:after="20" w:line="252"/>
-            </w:pPr>
-            <w:r>
-              <w:t xml:space="preserve">Возможен ли аудит/визит на завод в Цзинане с нашим инженером и отбором проб продукта на анализ?</w:t>
-            </w:r>
-          </w:p>
-          <w:p>
-            <w:pPr>
-              <w:spacing w:after="0" w:line="240"/>
-            </w:pPr>
-            <w:r>
-              <w:rPr>
-                <w:color w:val="8A5A00"/>
-                <w:sz w:val="18"/>
-                <w:szCs w:val="18"/>
-              </w:rPr>
-              <w:t xml:space="preserve">能否安排我方工程师赴济南工厂审核/参观并取样化验产品？</w:t>
-            </w:r>
-          </w:p>
-        </w:tc>
-        <w:tc>
-          <w:tcPr>
-            <w:tcW w:type="dxa" w:w="1760"/>
-            <w:shd w:fill="FFFFFF" w:val="clear"/>
-            <w:tcMar>
-              <w:top w:type="dxa" w:w="40"/>
-              <w:left w:type="dxa" w:w="80"/>
-              <w:bottom w:type="dxa" w:w="40"/>
-              <w:right w:type="dxa" w:w="80"/>
-            </w:tcMar>
-          </w:tcPr>
-          <w:p>
-            <w:pPr>
-              <w:spacing w:after="20" w:before="20" w:line="252"/>
-              <w:jc w:val="left"/>
-            </w:pPr>
-            <w:r>
-              <w:t xml:space="preserve">Верификация (критично)</w:t>
+              <w:t xml:space="preserve">OPEX (расходники)</w:t>
             </w:r>
           </w:p>
         </w:tc>
@@ -2189,7 +2177,7 @@
         <w:spacing w:after="120" w:before="260"/>
       </w:pPr>
       <w:r>
-        <w:t xml:space="preserve">3. Оборудование: вы поставляете или мы закупаем? (→ CAPEX)</w:t>
+        <w:t xml:space="preserve">3. Ваш действующий завод в Цзинане: РЕАЛЬНЫЕ показатели (→ вся экономика)</w:t>
       </w:r>
     </w:p>
     <w:tbl>
@@ -2357,7 +2345,7 @@
               <w:spacing w:after="20" w:line="252"/>
             </w:pPr>
             <w:r>
-              <w:t xml:space="preserve">Поставляете ли комплект оборудования «под ключ», или только технологию, а оборудование мы закупаем сами?</w:t>
+              <w:t xml:space="preserve">Мощность, год пуска, наработка; какие марки базового масла и объёмы фактически выпускаете?</w:t>
             </w:r>
           </w:p>
           <w:p>
@@ -2370,7 +2358,7 @@
                 <w:sz w:val="18"/>
                 <w:szCs w:val="18"/>
               </w:rPr>
-              <w:t xml:space="preserve">贵司提供成套设备（交钥匙），还是仅提供技术、设备由我方自购？</w:t>
+              <w:t xml:space="preserve">产能、投产年份、运行时长；实际生产的基础油牌号与产量？</w:t>
             </w:r>
           </w:p>
         </w:tc>
@@ -2391,7 +2379,7 @@
               <w:jc w:val="left"/>
             </w:pPr>
             <w:r>
-              <w:t xml:space="preserve">Схема CAPEX</w:t>
+              <w:t xml:space="preserve">Референс / доверие</w:t>
             </w:r>
           </w:p>
         </w:tc>
@@ -2452,7 +2440,7 @@
               <w:spacing w:after="20" w:line="252"/>
             </w:pPr>
             <w:r>
-              <w:t xml:space="preserve">Если поставляете — цена комплекта (EXW/FOB) ОТДЕЛЬНО для 10/20/30 тыс. т/год и границы поставки (что входит/не входит).</w:t>
+              <w:t xml:space="preserve">ФАКТИЧЕСКИЙ выход базового масла (% масс.) и материальный баланс (масло/газойль/битум/потери).</w:t>
             </w:r>
           </w:p>
           <w:p>
@@ -2465,7 +2453,7 @@
                 <w:sz w:val="18"/>
                 <w:szCs w:val="18"/>
               </w:rPr>
-              <w:t xml:space="preserve">若供货——成套价（EXW/FOB）分别针对1万/2万/3万吨/年及供货界区（含/不含项）。</w:t>
+              <w:t xml:space="preserve">实际基础油收率（质量%）与物料平衡（油/瓦斯油/沥青/损耗）。</w:t>
             </w:r>
           </w:p>
         </w:tc>
@@ -2486,7 +2474,7 @@
               <w:jc w:val="left"/>
             </w:pPr>
             <w:r>
-              <w:t xml:space="preserve">CAPEX (главная неизвестная)</w:t>
+              <w:t xml:space="preserve">Выручка (главный драйвер)</w:t>
             </w:r>
           </w:p>
         </w:tc>
@@ -2547,7 +2535,7 @@
               <w:spacing w:after="20" w:line="252"/>
             </w:pPr>
             <w:r>
-              <w:t xml:space="preserve">Кто OEM ключевых узлов (в т.ч. фильтр-прессы JingJin) — ваша интеграция или сторонние вендоры?</w:t>
+              <w:t xml:space="preserve">ФАКТИЧЕСКИЙ удельный расход: электроэнергия (кВт·ч/т), топливо/тепло (вид и /т), адсорбент (кг/т), химикаты, вода.</w:t>
             </w:r>
           </w:p>
           <w:p>
@@ -2560,7 +2548,7 @@
                 <w:sz w:val="18"/>
                 <w:szCs w:val="18"/>
               </w:rPr>
-              <w:t xml:space="preserve">关键单元OEM（含景津压滤机）——贵司集成还是第三方供应商？</w:t>
+              <w:t xml:space="preserve">实际单耗：电（度/吨）、燃料/热、吸附剂（公斤/吨）、化学品、水。</w:t>
             </w:r>
           </w:p>
         </w:tc>
@@ -2581,7 +2569,7 @@
               <w:jc w:val="left"/>
             </w:pPr>
             <w:r>
-              <w:t xml:space="preserve">CAPEX / сроки</w:t>
+              <w:t xml:space="preserve">OPEX (энергия, расходники)</w:t>
             </w:r>
           </w:p>
         </w:tc>
@@ -2642,7 +2630,7 @@
               <w:spacing w:after="20" w:line="252"/>
             </w:pPr>
             <w:r>
-              <w:t xml:space="preserve">Что рекомендуете закупать локально в ЕС (резервуары, металлоконструкции, электрика, обвязка)?</w:t>
+              <w:t xml:space="preserve">ФАКТИЧЕСКИЙ штат на аналогичную мощность (операторов в смену, число смен, квалификация).</w:t>
             </w:r>
           </w:p>
           <w:p>
@@ -2655,7 +2643,7 @@
                 <w:sz w:val="18"/>
                 <w:szCs w:val="18"/>
               </w:rPr>
-              <w:t xml:space="preserve">建议在欧盟本地采购哪些（储罐、钢构、电气、管路）？</w:t>
+              <w:t xml:space="preserve">相近产能实际人员配置（每班操作工、班次、资质）。</w:t>
             </w:r>
           </w:p>
         </w:tc>
@@ -2676,7 +2664,197 @@
               <w:jc w:val="left"/>
             </w:pPr>
             <w:r>
-              <w:t xml:space="preserve">CAPEX / локализация</w:t>
+              <w:t xml:space="preserve">OPEX (персонал)</w:t>
+            </w:r>
+          </w:p>
+        </w:tc>
+        <w:tc>
+          <w:tcPr>
+            <w:tcW w:type="dxa" w:w="2040"/>
+            <w:shd w:fill="EEF1F8" w:val="clear"/>
+            <w:tcMar>
+              <w:top w:type="dxa" w:w="40"/>
+              <w:left w:type="dxa" w:w="80"/>
+              <w:bottom w:type="dxa" w:w="40"/>
+              <w:right w:type="dxa" w:w="80"/>
+            </w:tcMar>
+          </w:tcPr>
+          <w:p>
+            <w:pPr>
+              <w:spacing w:after="20" w:before="20" w:line="252"/>
+              <w:jc w:val="left"/>
+            </w:pPr>
+          </w:p>
+        </w:tc>
+      </w:tr>
+      <w:tr>
+        <w:tc>
+          <w:tcPr>
+            <w:tcW w:type="dxa" w:w="520"/>
+            <w:shd w:fill="FFFFFF" w:val="clear"/>
+            <w:tcMar>
+              <w:top w:type="dxa" w:w="40"/>
+              <w:left w:type="dxa" w:w="80"/>
+              <w:bottom w:type="dxa" w:w="40"/>
+              <w:right w:type="dxa" w:w="80"/>
+            </w:tcMar>
+          </w:tcPr>
+          <w:p>
+            <w:pPr>
+              <w:spacing w:after="20" w:before="20" w:line="252"/>
+              <w:jc w:val="left"/>
+            </w:pPr>
+            <w:r>
+              <w:t xml:space="preserve">3.5</w:t>
+            </w:r>
+          </w:p>
+        </w:tc>
+        <w:tc>
+          <w:tcPr>
+            <w:tcW w:type="dxa" w:w="4700"/>
+            <w:shd w:fill="FFFFFF" w:val="clear"/>
+            <w:tcMar>
+              <w:top w:type="dxa" w:w="40"/>
+              <w:left w:type="dxa" w:w="80"/>
+              <w:bottom w:type="dxa" w:w="40"/>
+              <w:right w:type="dxa" w:w="80"/>
+            </w:tcMar>
+          </w:tcPr>
+          <w:p>
+            <w:pPr>
+              <w:spacing w:after="20" w:line="252"/>
+            </w:pPr>
+            <w:r>
+              <w:t xml:space="preserve">ФАКТИЧЕСКИЕ затраты на ТОиР (% в год) и ресурс ключевых узлов.</w:t>
+            </w:r>
+          </w:p>
+          <w:p>
+            <w:pPr>
+              <w:spacing w:after="0" w:line="240"/>
+            </w:pPr>
+            <w:r>
+              <w:rPr>
+                <w:color w:val="8A5A00"/>
+                <w:sz w:val="18"/>
+                <w:szCs w:val="18"/>
+              </w:rPr>
+              <w:t xml:space="preserve">实际维护成本（年%）与关键部件寿命。</w:t>
+            </w:r>
+          </w:p>
+        </w:tc>
+        <w:tc>
+          <w:tcPr>
+            <w:tcW w:type="dxa" w:w="1760"/>
+            <w:shd w:fill="FFFFFF" w:val="clear"/>
+            <w:tcMar>
+              <w:top w:type="dxa" w:w="40"/>
+              <w:left w:type="dxa" w:w="80"/>
+              <w:bottom w:type="dxa" w:w="40"/>
+              <w:right w:type="dxa" w:w="80"/>
+            </w:tcMar>
+          </w:tcPr>
+          <w:p>
+            <w:pPr>
+              <w:spacing w:after="20" w:before="20" w:line="252"/>
+              <w:jc w:val="left"/>
+            </w:pPr>
+            <w:r>
+              <w:t xml:space="preserve">OPEX (ТОиР)</w:t>
+            </w:r>
+          </w:p>
+        </w:tc>
+        <w:tc>
+          <w:tcPr>
+            <w:tcW w:type="dxa" w:w="2040"/>
+            <w:shd w:fill="FFFFFF" w:val="clear"/>
+            <w:tcMar>
+              <w:top w:type="dxa" w:w="40"/>
+              <w:left w:type="dxa" w:w="80"/>
+              <w:bottom w:type="dxa" w:w="40"/>
+              <w:right w:type="dxa" w:w="80"/>
+            </w:tcMar>
+          </w:tcPr>
+          <w:p>
+            <w:pPr>
+              <w:spacing w:after="20" w:before="20" w:line="252"/>
+              <w:jc w:val="left"/>
+            </w:pPr>
+          </w:p>
+        </w:tc>
+      </w:tr>
+      <w:tr>
+        <w:tc>
+          <w:tcPr>
+            <w:tcW w:type="dxa" w:w="520"/>
+            <w:shd w:fill="EEF1F8" w:val="clear"/>
+            <w:tcMar>
+              <w:top w:type="dxa" w:w="40"/>
+              <w:left w:type="dxa" w:w="80"/>
+              <w:bottom w:type="dxa" w:w="40"/>
+              <w:right w:type="dxa" w:w="80"/>
+            </w:tcMar>
+          </w:tcPr>
+          <w:p>
+            <w:pPr>
+              <w:spacing w:after="20" w:before="20" w:line="252"/>
+              <w:jc w:val="left"/>
+            </w:pPr>
+            <w:r>
+              <w:t xml:space="preserve">3.6</w:t>
+            </w:r>
+          </w:p>
+        </w:tc>
+        <w:tc>
+          <w:tcPr>
+            <w:tcW w:type="dxa" w:w="4700"/>
+            <w:shd w:fill="EEF1F8" w:val="clear"/>
+            <w:tcMar>
+              <w:top w:type="dxa" w:w="40"/>
+              <w:left w:type="dxa" w:w="80"/>
+              <w:bottom w:type="dxa" w:w="40"/>
+              <w:right w:type="dxa" w:w="80"/>
+            </w:tcMar>
+          </w:tcPr>
+          <w:p>
+            <w:pPr>
+              <w:spacing w:after="20" w:line="252"/>
+            </w:pPr>
+            <w:r>
+              <w:t xml:space="preserve">Возможен ли аудит/визит на завод в Цзинане с нашим инженером и отбором проб продукта на анализ?</w:t>
+            </w:r>
+          </w:p>
+          <w:p>
+            <w:pPr>
+              <w:spacing w:after="0" w:line="240"/>
+            </w:pPr>
+            <w:r>
+              <w:rPr>
+                <w:color w:val="8A5A00"/>
+                <w:sz w:val="18"/>
+                <w:szCs w:val="18"/>
+              </w:rPr>
+              <w:t xml:space="preserve">能否安排我方工程师赴济南工厂审核并取样化验？</w:t>
+            </w:r>
+          </w:p>
+        </w:tc>
+        <w:tc>
+          <w:tcPr>
+            <w:tcW w:type="dxa" w:w="1760"/>
+            <w:shd w:fill="EEF1F8" w:val="clear"/>
+            <w:tcMar>
+              <w:top w:type="dxa" w:w="40"/>
+              <w:left w:type="dxa" w:w="80"/>
+              <w:bottom w:type="dxa" w:w="40"/>
+              <w:right w:type="dxa" w:w="80"/>
+            </w:tcMar>
+          </w:tcPr>
+          <w:p>
+            <w:pPr>
+              <w:spacing w:after="20" w:before="20" w:line="252"/>
+              <w:jc w:val="left"/>
+            </w:pPr>
+            <w:r>
+              <w:t xml:space="preserve">Верификация (критично)</w:t>
             </w:r>
           </w:p>
         </w:tc>
@@ -2711,7 +2889,7 @@
         <w:spacing w:after="120" w:before="260"/>
       </w:pPr>
       <w:r>
-        <w:t xml:space="preserve">4. Разрыв «нормы КНР → нормы ЕС» (→ CAPEX / допуск в эксплуатацию)</w:t>
+        <w:t xml:space="preserve">4. Комплект оборудования «под ключ» + соответствие ЕС (→ CAPEX, допуск)</w:t>
       </w:r>
     </w:p>
     <w:tbl>
@@ -2879,7 +3057,7 @@
               <w:spacing w:after="20" w:line="252"/>
             </w:pPr>
             <w:r>
-              <w:t xml:space="preserve">Ваша технология сертифицирована по нормам КНР. Кто закрывает разрыв до норм ЕС (CE, ATEX, PED для сосудов, IED/BAT) и за чей счёт?</w:t>
+              <w:t xml:space="preserve">Цена комплекта оборудования (EXW/FOB) ОТДЕЛЬНО для 10/20/30 тыс. т/год; границы поставки (что входит/не входит).</w:t>
             </w:r>
           </w:p>
           <w:p>
@@ -2892,7 +3070,7 @@
                 <w:sz w:val="18"/>
                 <w:szCs w:val="18"/>
               </w:rPr>
-              <w:t xml:space="preserve">贵司技术按中国标准认证。达欧盟标准（CE、ATEX、承压设备PED、IED/BAT）的差距由谁承担、费用由谁负担？</w:t>
+              <w:t xml:space="preserve">成套设备价（EXW/FOB）分别针对1万/2万/3万吨/年；供货界区（含/不含项）。</w:t>
             </w:r>
           </w:p>
         </w:tc>
@@ -2913,7 +3091,7 @@
               <w:jc w:val="left"/>
             </w:pPr>
             <w:r>
-              <w:t xml:space="preserve">CAPEX + допуск в ЕС (критично)</w:t>
+              <w:t xml:space="preserve">CAPEX (главная неизвестная)</w:t>
             </w:r>
           </w:p>
         </w:tc>
@@ -2974,7 +3152,7 @@
               <w:spacing w:after="20" w:line="252"/>
             </w:pPr>
             <w:r>
-              <w:t xml:space="preserve">Есть ли опыт поставки/пуска установок в ЕС или по стандартам ЕС? Референции.</w:t>
+              <w:t xml:space="preserve">Соответствие оборудования нормам ЕС: CE, ATEX (взрывозащита), PED (сосуды под давлением), EN 10204 — включено или дорабатываем мы; стоимость?</w:t>
             </w:r>
           </w:p>
           <w:p>
@@ -2987,7 +3165,7 @@
                 <w:sz w:val="18"/>
                 <w:szCs w:val="18"/>
               </w:rPr>
-              <w:t xml:space="preserve">是否有向欧盟或按欧盟标准供货/开车的经验？业绩。</w:t>
+              <w:t xml:space="preserve">设备欧盟合规：CE、ATEX、承压设备PED、EN 10204——是否包含或由我方补足；费用？</w:t>
             </w:r>
           </w:p>
         </w:tc>
@@ -3008,7 +3186,7 @@
               <w:jc w:val="left"/>
             </w:pPr>
             <w:r>
-              <w:t xml:space="preserve">Риск</w:t>
+              <w:t xml:space="preserve">CAPEX + допуск в ЕС (критично)</w:t>
             </w:r>
           </w:p>
         </w:tc>
@@ -3069,7 +3247,7 @@
               <w:spacing w:after="20" w:line="252"/>
             </w:pPr>
             <w:r>
-              <w:t xml:space="preserve">Данные по выбросам/стокам для болгарской процедуры ОВОС + комплексного разрешительного (КР).</w:t>
+              <w:t xml:space="preserve">Доставка (базис, объём/вес, упаковка), монтаж/шефмонтаж (человеко-дни, ставки); кто выполняет СМР и фундаменты?</w:t>
             </w:r>
           </w:p>
           <w:p>
@@ -3082,7 +3260,7 @@
                 <w:sz w:val="18"/>
                 <w:szCs w:val="18"/>
               </w:rPr>
-              <w:t xml:space="preserve">可否提供用于保加利亚环评+综合许可证的排放/废水数据？</w:t>
+              <w:t xml:space="preserve">交货（基准、体积/重量、包装）、安装/监理（人·天、费率）；土建与基础谁承担？</w:t>
             </w:r>
           </w:p>
         </w:tc>
@@ -3103,7 +3281,7 @@
               <w:jc w:val="left"/>
             </w:pPr>
             <w:r>
-              <w:t xml:space="preserve">Разрешения ЕС</w:t>
+              <w:t xml:space="preserve">CAPEX / график</w:t>
             </w:r>
           </w:p>
         </w:tc>
@@ -3111,6 +3289,291 @@
           <w:tcPr>
             <w:tcW w:type="dxa" w:w="2040"/>
             <w:shd w:fill="FFFFFF" w:val="clear"/>
+            <w:tcMar>
+              <w:top w:type="dxa" w:w="40"/>
+              <w:left w:type="dxa" w:w="80"/>
+              <w:bottom w:type="dxa" w:w="40"/>
+              <w:right w:type="dxa" w:w="80"/>
+            </w:tcMar>
+          </w:tcPr>
+          <w:p>
+            <w:pPr>
+              <w:spacing w:after="20" w:before="20" w:line="252"/>
+              <w:jc w:val="left"/>
+            </w:pPr>
+          </w:p>
+        </w:tc>
+      </w:tr>
+      <w:tr>
+        <w:tc>
+          <w:tcPr>
+            <w:tcW w:type="dxa" w:w="520"/>
+            <w:shd w:fill="EEF1F8" w:val="clear"/>
+            <w:tcMar>
+              <w:top w:type="dxa" w:w="40"/>
+              <w:left w:type="dxa" w:w="80"/>
+              <w:bottom w:type="dxa" w:w="40"/>
+              <w:right w:type="dxa" w:w="80"/>
+            </w:tcMar>
+          </w:tcPr>
+          <w:p>
+            <w:pPr>
+              <w:spacing w:after="20" w:before="20" w:line="252"/>
+              <w:jc w:val="left"/>
+            </w:pPr>
+            <w:r>
+              <w:t xml:space="preserve">4.4</w:t>
+            </w:r>
+          </w:p>
+        </w:tc>
+        <w:tc>
+          <w:tcPr>
+            <w:tcW w:type="dxa" w:w="4700"/>
+            <w:shd w:fill="EEF1F8" w:val="clear"/>
+            <w:tcMar>
+              <w:top w:type="dxa" w:w="40"/>
+              <w:left w:type="dxa" w:w="80"/>
+              <w:bottom w:type="dxa" w:w="40"/>
+              <w:right w:type="dxa" w:w="80"/>
+            </w:tcMar>
+          </w:tcPr>
+          <w:p>
+            <w:pPr>
+              <w:spacing w:after="20" w:line="252"/>
+            </w:pPr>
+            <w:r>
+              <w:t xml:space="preserve">Пакет ЗИП (пуск + 2 года); гарантийный срок и готовность (uptime); наличие/срок ЗИП в Европе, удалённая поддержка.</w:t>
+            </w:r>
+          </w:p>
+          <w:p>
+            <w:pPr>
+              <w:spacing w:after="0" w:line="240"/>
+            </w:pPr>
+            <w:r>
+              <w:rPr>
+                <w:color w:val="8A5A00"/>
+                <w:sz w:val="18"/>
+                <w:szCs w:val="18"/>
+              </w:rPr>
+              <w:t xml:space="preserve">备件包（开车+2年）；质保期与可用率；欧洲备件供应与远程支持。</w:t>
+            </w:r>
+          </w:p>
+        </w:tc>
+        <w:tc>
+          <w:tcPr>
+            <w:tcW w:type="dxa" w:w="1760"/>
+            <w:shd w:fill="EEF1F8" w:val="clear"/>
+            <w:tcMar>
+              <w:top w:type="dxa" w:w="40"/>
+              <w:left w:type="dxa" w:w="80"/>
+              <w:bottom w:type="dxa" w:w="40"/>
+              <w:right w:type="dxa" w:w="80"/>
+            </w:tcMar>
+          </w:tcPr>
+          <w:p>
+            <w:pPr>
+              <w:spacing w:after="20" w:before="20" w:line="252"/>
+              <w:jc w:val="left"/>
+            </w:pPr>
+            <w:r>
+              <w:t xml:space="preserve">CAPEX / OPEX / риск</w:t>
+            </w:r>
+          </w:p>
+        </w:tc>
+        <w:tc>
+          <w:tcPr>
+            <w:tcW w:type="dxa" w:w="2040"/>
+            <w:shd w:fill="EEF1F8" w:val="clear"/>
+            <w:tcMar>
+              <w:top w:type="dxa" w:w="40"/>
+              <w:left w:type="dxa" w:w="80"/>
+              <w:bottom w:type="dxa" w:w="40"/>
+              <w:right w:type="dxa" w:w="80"/>
+            </w:tcMar>
+          </w:tcPr>
+          <w:p>
+            <w:pPr>
+              <w:spacing w:after="20" w:before="20" w:line="252"/>
+              <w:jc w:val="left"/>
+            </w:pPr>
+          </w:p>
+        </w:tc>
+      </w:tr>
+      <w:tr>
+        <w:tc>
+          <w:tcPr>
+            <w:tcW w:type="dxa" w:w="520"/>
+            <w:shd w:fill="FFFFFF" w:val="clear"/>
+            <w:tcMar>
+              <w:top w:type="dxa" w:w="40"/>
+              <w:left w:type="dxa" w:w="80"/>
+              <w:bottom w:type="dxa" w:w="40"/>
+              <w:right w:type="dxa" w:w="80"/>
+            </w:tcMar>
+          </w:tcPr>
+          <w:p>
+            <w:pPr>
+              <w:spacing w:after="20" w:before="20" w:line="252"/>
+              <w:jc w:val="left"/>
+            </w:pPr>
+            <w:r>
+              <w:t xml:space="preserve">4.5</w:t>
+            </w:r>
+          </w:p>
+        </w:tc>
+        <w:tc>
+          <w:tcPr>
+            <w:tcW w:type="dxa" w:w="4700"/>
+            <w:shd w:fill="FFFFFF" w:val="clear"/>
+            <w:tcMar>
+              <w:top w:type="dxa" w:w="40"/>
+              <w:left w:type="dxa" w:w="80"/>
+              <w:bottom w:type="dxa" w:w="40"/>
+              <w:right w:type="dxa" w:w="80"/>
+            </w:tcMar>
+          </w:tcPr>
+          <w:p>
+            <w:pPr>
+              <w:spacing w:after="20" w:line="252"/>
+            </w:pPr>
+            <w:r>
+              <w:t xml:space="preserve">Инжиниринг (PFD, P&amp;ID, ГЧ, датащиты) и язык; что рекомендуете закупать локально в ЕС (резервуары, металлоконструкции, электрика)?</w:t>
+            </w:r>
+          </w:p>
+          <w:p>
+            <w:pPr>
+              <w:spacing w:after="0" w:line="240"/>
+            </w:pPr>
+            <w:r>
+              <w:rPr>
+                <w:color w:val="8A5A00"/>
+                <w:sz w:val="18"/>
+                <w:szCs w:val="18"/>
+              </w:rPr>
+              <w:t xml:space="preserve">工程包（PFD/P&amp;ID/总图/数据表）与语言；建议欧盟本地采购哪些（储罐、钢构、电气）？</w:t>
+            </w:r>
+          </w:p>
+        </w:tc>
+        <w:tc>
+          <w:tcPr>
+            <w:tcW w:type="dxa" w:w="1760"/>
+            <w:shd w:fill="FFFFFF" w:val="clear"/>
+            <w:tcMar>
+              <w:top w:type="dxa" w:w="40"/>
+              <w:left w:type="dxa" w:w="80"/>
+              <w:bottom w:type="dxa" w:w="40"/>
+              <w:right w:type="dxa" w:w="80"/>
+            </w:tcMar>
+          </w:tcPr>
+          <w:p>
+            <w:pPr>
+              <w:spacing w:after="20" w:before="20" w:line="252"/>
+              <w:jc w:val="left"/>
+            </w:pPr>
+            <w:r>
+              <w:t xml:space="preserve">Проектирование / CAPEX</w:t>
+            </w:r>
+          </w:p>
+        </w:tc>
+        <w:tc>
+          <w:tcPr>
+            <w:tcW w:type="dxa" w:w="2040"/>
+            <w:shd w:fill="FFFFFF" w:val="clear"/>
+            <w:tcMar>
+              <w:top w:type="dxa" w:w="40"/>
+              <w:left w:type="dxa" w:w="80"/>
+              <w:bottom w:type="dxa" w:w="40"/>
+              <w:right w:type="dxa" w:w="80"/>
+            </w:tcMar>
+          </w:tcPr>
+          <w:p>
+            <w:pPr>
+              <w:spacing w:after="20" w:before="20" w:line="252"/>
+              <w:jc w:val="left"/>
+            </w:pPr>
+          </w:p>
+        </w:tc>
+      </w:tr>
+      <w:tr>
+        <w:tc>
+          <w:tcPr>
+            <w:tcW w:type="dxa" w:w="520"/>
+            <w:shd w:fill="EEF1F8" w:val="clear"/>
+            <w:tcMar>
+              <w:top w:type="dxa" w:w="40"/>
+              <w:left w:type="dxa" w:w="80"/>
+              <w:bottom w:type="dxa" w:w="40"/>
+              <w:right w:type="dxa" w:w="80"/>
+            </w:tcMar>
+          </w:tcPr>
+          <w:p>
+            <w:pPr>
+              <w:spacing w:after="20" w:before="20" w:line="252"/>
+              <w:jc w:val="left"/>
+            </w:pPr>
+            <w:r>
+              <w:t xml:space="preserve">4.6</w:t>
+            </w:r>
+          </w:p>
+        </w:tc>
+        <w:tc>
+          <w:tcPr>
+            <w:tcW w:type="dxa" w:w="4700"/>
+            <w:shd w:fill="EEF1F8" w:val="clear"/>
+            <w:tcMar>
+              <w:top w:type="dxa" w:w="40"/>
+              <w:left w:type="dxa" w:w="80"/>
+              <w:bottom w:type="dxa" w:w="40"/>
+              <w:right w:type="dxa" w:w="80"/>
+            </w:tcMar>
+          </w:tcPr>
+          <w:p>
+            <w:pPr>
+              <w:spacing w:after="20" w:line="252"/>
+            </w:pPr>
+            <w:r>
+              <w:t xml:space="preserve">Данные по выбросам/стокам установки под болгарскую ОВОС + КР (IED/BAT); есть ли опыт поставки/пуска в ЕС? Референции.</w:t>
+            </w:r>
+          </w:p>
+          <w:p>
+            <w:pPr>
+              <w:spacing w:after="0" w:line="240"/>
+            </w:pPr>
+            <w:r>
+              <w:rPr>
+                <w:color w:val="8A5A00"/>
+                <w:sz w:val="18"/>
+                <w:szCs w:val="18"/>
+              </w:rPr>
+              <w:t xml:space="preserve">装置排放/废水数据用于保加利亚环评+综合许可证（IED/BAT）；是否有欧盟供货/开车经验？业绩。</w:t>
+            </w:r>
+          </w:p>
+        </w:tc>
+        <w:tc>
+          <w:tcPr>
+            <w:tcW w:type="dxa" w:w="1760"/>
+            <w:shd w:fill="EEF1F8" w:val="clear"/>
+            <w:tcMar>
+              <w:top w:type="dxa" w:w="40"/>
+              <w:left w:type="dxa" w:w="80"/>
+              <w:bottom w:type="dxa" w:w="40"/>
+              <w:right w:type="dxa" w:w="80"/>
+            </w:tcMar>
+          </w:tcPr>
+          <w:p>
+            <w:pPr>
+              <w:spacing w:after="20" w:before="20" w:line="252"/>
+              <w:jc w:val="left"/>
+            </w:pPr>
+            <w:r>
+              <w:t xml:space="preserve">Разрешения ЕС / риск</w:t>
+            </w:r>
+          </w:p>
+        </w:tc>
+        <w:tc>
+          <w:tcPr>
+            <w:tcW w:type="dxa" w:w="2040"/>
+            <w:shd w:fill="EEF1F8" w:val="clear"/>
             <w:tcMar>
               <w:top w:type="dxa" w:w="40"/>
               <w:left w:type="dxa" w:w="80"/>
@@ -3306,7 +3769,7 @@
               <w:spacing w:after="20" w:line="252"/>
             </w:pPr>
             <w:r>
-              <w:t xml:space="preserve">Готовы ли покупать наше регенерированное базовое масло Group II на свой блендинг (офтейк)? Объём, цена, формула.</w:t>
+              <w:t xml:space="preserve">Готовы ли покупать наше базовое масло Group II на свой блендинг (офтейк)? Объём, цена, формула.</w:t>
             </w:r>
           </w:p>
           <w:p>
@@ -3319,7 +3782,7 @@
                 <w:sz w:val="18"/>
                 <w:szCs w:val="18"/>
               </w:rPr>
-              <w:t xml:space="preserve">是否愿意采购我方再生II类基础油用于调合（包销）？量、价、定价公式。</w:t>
+              <w:t xml:space="preserve">是否愿采购我方II类基础油用于调合（包销）？量、价、公式。</w:t>
             </w:r>
           </w:p>
         </w:tc>
@@ -3509,7 +3972,7 @@
                 <w:sz w:val="18"/>
                 <w:szCs w:val="18"/>
               </w:rPr>
-              <w:t xml:space="preserve">是否有意在巴尔干联合生产成品（润滑油、防冻液），而不仅是基础油？</w:t>
+              <w:t xml:space="preserve">是否有意在巴尔干联合生产成品，而不仅是基础油？</w:t>
             </w:r>
           </w:p>
         </w:tc>
@@ -3538,101 +4001,6 @@
           <w:tcPr>
             <w:tcW w:type="dxa" w:w="2040"/>
             <w:shd w:fill="FFFFFF" w:val="clear"/>
-            <w:tcMar>
-              <w:top w:type="dxa" w:w="40"/>
-              <w:left w:type="dxa" w:w="80"/>
-              <w:bottom w:type="dxa" w:w="40"/>
-              <w:right w:type="dxa" w:w="80"/>
-            </w:tcMar>
-          </w:tcPr>
-          <w:p>
-            <w:pPr>
-              <w:spacing w:after="20" w:before="20" w:line="252"/>
-              <w:jc w:val="left"/>
-            </w:pPr>
-          </w:p>
-        </w:tc>
-      </w:tr>
-      <w:tr>
-        <w:tc>
-          <w:tcPr>
-            <w:tcW w:type="dxa" w:w="520"/>
-            <w:shd w:fill="EEF1F8" w:val="clear"/>
-            <w:tcMar>
-              <w:top w:type="dxa" w:w="40"/>
-              <w:left w:type="dxa" w:w="80"/>
-              <w:bottom w:type="dxa" w:w="40"/>
-              <w:right w:type="dxa" w:w="80"/>
-            </w:tcMar>
-          </w:tcPr>
-          <w:p>
-            <w:pPr>
-              <w:spacing w:after="20" w:before="20" w:line="252"/>
-              <w:jc w:val="left"/>
-            </w:pPr>
-            <w:r>
-              <w:t xml:space="preserve">5.4</w:t>
-            </w:r>
-          </w:p>
-        </w:tc>
-        <w:tc>
-          <w:tcPr>
-            <w:tcW w:type="dxa" w:w="4700"/>
-            <w:shd w:fill="EEF1F8" w:val="clear"/>
-            <w:tcMar>
-              <w:top w:type="dxa" w:w="40"/>
-              <w:left w:type="dxa" w:w="80"/>
-              <w:bottom w:type="dxa" w:w="40"/>
-              <w:right w:type="dxa" w:w="80"/>
-            </w:tcMar>
-          </w:tcPr>
-          <w:p>
-            <w:pPr>
-              <w:spacing w:after="20" w:line="252"/>
-            </w:pPr>
-            <w:r>
-              <w:t xml:space="preserve">Целевые марки/спецификации базового масла (70N/100N/150N/500N и т.п.), под ваш блендинг.</w:t>
-            </w:r>
-          </w:p>
-          <w:p>
-            <w:pPr>
-              <w:spacing w:after="0" w:line="240"/>
-            </w:pPr>
-            <w:r>
-              <w:rPr>
-                <w:color w:val="8A5A00"/>
-                <w:sz w:val="18"/>
-                <w:szCs w:val="18"/>
-              </w:rPr>
-              <w:t xml:space="preserve">目标基础油牌号/规格（70N/100N/150N/500N等），匹配贵司调合。</w:t>
-            </w:r>
-          </w:p>
-        </w:tc>
-        <w:tc>
-          <w:tcPr>
-            <w:tcW w:type="dxa" w:w="1760"/>
-            <w:shd w:fill="EEF1F8" w:val="clear"/>
-            <w:tcMar>
-              <w:top w:type="dxa" w:w="40"/>
-              <w:left w:type="dxa" w:w="80"/>
-              <w:bottom w:type="dxa" w:w="40"/>
-              <w:right w:type="dxa" w:w="80"/>
-            </w:tcMar>
-          </w:tcPr>
-          <w:p>
-            <w:pPr>
-              <w:spacing w:after="20" w:before="20" w:line="252"/>
-              <w:jc w:val="left"/>
-            </w:pPr>
-            <w:r>
-              <w:t xml:space="preserve">Сбыт</w:t>
-            </w:r>
-          </w:p>
-        </w:tc>
-        <w:tc>
-          <w:tcPr>
-            <w:tcW w:type="dxa" w:w="2040"/>
-            <w:shd w:fill="EEF1F8" w:val="clear"/>
             <w:tcMar>
               <w:top w:type="dxa" w:w="40"/>
               <w:left w:type="dxa" w:w="80"/>
@@ -3841,7 +4209,7 @@
                 <w:sz w:val="18"/>
                 <w:szCs w:val="18"/>
               </w:rPr>
-              <w:t xml:space="preserve">对投资/融资的贡献：共同投资、供方信贷、中国出口信用（中信保）、分期？</w:t>
+              <w:t xml:space="preserve">对投资/融资的贡献：共投、供方信贷、中国出口信用（中信保）、分期？</w:t>
             </w:r>
           </w:p>
         </w:tc>
@@ -4113,7 +4481,7 @@
               <w:spacing w:after="20" w:line="252"/>
             </w:pPr>
             <w:r>
-              <w:t xml:space="preserve">Срок изготовления/поставки/монтажа/пуска по этапам; число шеф-инженеров и ставки.</w:t>
+              <w:t xml:space="preserve">Срок изготовления/поставки/монтажа/пуска по этапам (10/20/30 тыс. т/год).</w:t>
             </w:r>
           </w:p>
           <w:p>
@@ -4126,7 +4494,7 @@
                 <w:sz w:val="18"/>
                 <w:szCs w:val="18"/>
               </w:rPr>
-              <w:t xml:space="preserve">分阶段制造/供货/安装/开车周期；派遣工程师人数与费率。</w:t>
+              <w:t xml:space="preserve">分阶段制造/供货/安装/开车周期（1万/2万/3万吨/年）。</w:t>
             </w:r>
           </w:p>
         </w:tc>
@@ -4208,7 +4576,7 @@
               <w:spacing w:after="20" w:line="252"/>
             </w:pPr>
             <w:r>
-              <w:t xml:space="preserve">Гарантии показателей (выход, качество, удельные расходы, готовность) с LD; гарантийный срок и объём.</w:t>
+              <w:t xml:space="preserve">Гарантии показателей (выход, качество Group II, удельные расходы, готовность) с LD; гарантийный срок.</w:t>
             </w:r>
           </w:p>
           <w:p>
@@ -4221,7 +4589,7 @@
                 <w:sz w:val="18"/>
                 <w:szCs w:val="18"/>
               </w:rPr>
-              <w:t xml:space="preserve">性能保证（收率、质量、单耗、开工率）附违约金；质保期与范围。</w:t>
+              <w:t xml:space="preserve">性能保证（收率、II类质量、单耗、可用率）附违约金；质保期。</w:t>
             </w:r>
           </w:p>
         </w:tc>
@@ -4298,7 +4666,7 @@
         <w:t xml:space="preserve">Выручка</w:t>
       </w:r>
       <w:r>
-        <w:t xml:space="preserve"> = фактический выход вашего завода (2.2) × цена Group II/Group I (1.5–1.6) + побочные; офтейк (5.1) даёт гарантию сбыта.</w:t>
+        <w:t xml:space="preserve"> = фактический выход (3.2) × цена Group II — при ПОДТВЕРЖДЁННОМ качестве (раздел 1) + побочные; офтейк (5.1) гарантирует сбыт.</w:t>
       </w:r>
     </w:p>
     <w:p>
@@ -4319,7 +4687,7 @@
         <w:t xml:space="preserve">CAPEX</w:t>
       </w:r>
       <w:r>
-        <w:t xml:space="preserve"> = оборудование (3.1–3.2, если ваша поставка) + разрыв до норм ЕС (4.1) + гидроблок при необходимости (1.6) + лицензия (1.2) + локальные закупки (3.4).</w:t>
+        <w:t xml:space="preserve"> = оборудование «под ключ» (4.1) + доработка до норм ЕС/CE/ATEX/PED (4.2) + гидроблок при необходимости (1.6) + лицензия (2.2).</w:t>
       </w:r>
     </w:p>
     <w:p>
@@ -4340,7 +4708,7 @@
         <w:t xml:space="preserve">OPEX</w:t>
       </w:r>
       <w:r>
-        <w:t xml:space="preserve"> = сырьё + реальные удельные расходы вашего завода: энергия (2.3), адсорбент/катализатор (1.4, 2.3), персонал (2.4), ТОиР (2.5).</w:t>
+        <w:t xml:space="preserve"> = сырьё + реальные удельные расходы завода: энергия (3.3), адсорбент/катализатор (2.3, 3.3), персонал (3.4), ТОиР (3.5).</w:t>
       </w:r>
     </w:p>
     <w:p>
@@ -4358,10 +4726,10 @@
           <w:b/>
           <w:bCs/>
         </w:rPr>
-        <w:t xml:space="preserve">Риск/финансирование</w:t>
-      </w:r>
-      <w:r>
-        <w:t xml:space="preserve"> = гарантии и LD (1.5, 6.5), референс-завод и визит (2.1, 2.7), опыт в ЕС (4.2), со-инвестиция и оплата (0.3, 6.1–6.2).</w:t>
+        <w:t xml:space="preserve">Допуск на рынок ЕС</w:t>
+      </w:r>
+      <w:r>
+        <w:t xml:space="preserve"> = подтверждённый Group II (1.1–1.5) + REACH (1.8) + паспорт (1.3). Без этого продукт нельзя продать в ЕС независимо от «китайского» ярлыка Group II.</w:t>
       </w:r>
     </w:p>
     <w:p>
@@ -4374,7 +4742,7 @@
         <w:jc w:val="both"/>
       </w:pPr>
       <w:r>
-        <w:t xml:space="preserve">Как только придут ответы (особенно критический минимум и реальные цифры вашего завода из раздела 2), мы пересчитаем экономику этапа 1 (10 000 т/год) на фактических данных вместо оценок. / 收到答复（尤其最低必需项与第2节贵厂真实数据）后，我方将用实测数据重算一期（1万吨/年）经济性。</w:t>
+        <w:t xml:space="preserve">Порядок действий по качеству: (1) паспорт и методы (1.1–1.3) → (2) независимый анализ образцов из Цзиня в лаборатории ЕС ДО контракта (1.4) → (3) пилот на нашем сырье + подтверждение (1.5) → (4) гарантийный тест при пуске как условие приёмки (1.9). / 质量路径：质量单与方法 → 签约前欧盟实验室独立检测济南样品 → 我方原料中试确认 → 开车性能保证测试作为验收条件。</w:t>
       </w:r>
     </w:p>
     <w:p>
@@ -4395,7 +4763,7 @@
           <w:sz w:val="18"/>
           <w:szCs w:val="18"/>
         </w:rPr>
-        <w:t xml:space="preserve">Дата: сентябрь 2026 г. Просьба указывать по каждому числу: «факт по заводу / гарантия / оценка» и валюту. / 请对每个数值注明：实测/保证/估算，及币种。</w:t>
+        <w:t xml:space="preserve">Дата: сентябрь 2026 г. По каждому числу просьба помечать: «факт по заводу / гарантия / оценка» и валюту. / 请对每个数值注明：实测/保证/估算，及币种。</w:t>
       </w:r>
     </w:p>
     <w:sectPr>

--- a/waste-oil-balkans/dist/06_Voprosy_kitayskomu_partneru.docx
+++ b/waste-oil-balkans/dist/06_Voprosy_kitayskomu_partneru.docx
@@ -478,7 +478,7 @@
               <w:spacing w:after="20" w:line="252"/>
             </w:pPr>
             <w:r>
-              <w:t xml:space="preserve">Предпочтительная форма: EPC «под ключ» / совместное предприятие (доля) / лицензия + поставка оборудования?</w:t>
+              <w:t xml:space="preserve">Предпочтительная форма (лицензии/роялти НЕ будет — технология входит в комплект): EPC «под ключ» (оборудование + технология вместе) / совместное предприятие (партнёр вносит технологию и оборудование в капитал)?</w:t>
             </w:r>
           </w:p>
           <w:p>
@@ -491,7 +491,7 @@
                 <w:sz w:val="18"/>
                 <w:szCs w:val="18"/>
               </w:rPr>
-              <w:t xml:space="preserve">首选形式：EPC总包/合资（股比）/技术许可+设备供货？</w:t>
+              <w:t xml:space="preserve">首选形式（无单独许可/提成，技术随包）：EPC总包（设备+技术打包）/合资（技术与设备作为出资入股）？</w:t>
             </w:r>
           </w:p>
         </w:tc>
@@ -1750,7 +1750,7 @@
         <w:spacing w:after="120" w:before="260"/>
       </w:pPr>
       <w:r>
-        <w:t xml:space="preserve">2. Технология и лицензия (→ CAPEX, OPEX)</w:t>
+        <w:t xml:space="preserve">2. Технология, ноу-хау и техническая поддержка (→ работоспособность, OPEX)</w:t>
       </w:r>
     </w:p>
     <w:tbl>
@@ -2013,7 +2013,7 @@
               <w:spacing w:after="20" w:line="252"/>
             </w:pPr>
             <w:r>
-              <w:t xml:space="preserve">Условия лицензии/роялти за ноу-хау: разовая сумма, платёж за тонну, доля в прибыли?</w:t>
+              <w:t xml:space="preserve">Отдельной лицензии/роялти нет — как передаётся и закрепляется ноу-хау: техрегламент, обучение, шеф-инженеры, соглашение о технической поддержке? Есть ли постоянное техсопровождение и его условия?</w:t>
             </w:r>
           </w:p>
           <w:p>
@@ -2026,7 +2026,7 @@
                 <w:sz w:val="18"/>
                 <w:szCs w:val="18"/>
               </w:rPr>
-              <w:t xml:space="preserve">专有技术许可/提成：一次性、按吨、利润分成？</w:t>
+              <w:t xml:space="preserve">无单独许可/提成——技术诀窍如何转让与保障：工艺规程、培训、驻厂工程师、技术服务协议？是否有长期技术支持及条款？</w:t>
             </w:r>
           </w:p>
         </w:tc>
@@ -2047,7 +2047,7 @@
               <w:jc w:val="left"/>
             </w:pPr>
             <w:r>
-              <w:t xml:space="preserve">CAPEX / OPEX</w:t>
+              <w:t xml:space="preserve">Работоспособность / OPEX</w:t>
             </w:r>
           </w:p>
         </w:tc>
@@ -4687,7 +4687,7 @@
         <w:t xml:space="preserve">CAPEX</w:t>
       </w:r>
       <w:r>
-        <w:t xml:space="preserve"> = оборудование «под ключ» (4.1) + доработка до норм ЕС/CE/ATEX/PED (4.2) + гидроблок при необходимости (1.6) + лицензия (2.2).</w:t>
+        <w:t xml:space="preserve"> = оборудование «под ключ» (4.1) + доработка до норм ЕС/CE/ATEX/PED (4.2) + гидроблок при необходимости (1.6). Отдельной лицензии/роялти нет — технология входит в поставку/вклад партнёра.</w:t>
       </w:r>
     </w:p>
     <w:p>
